--- a/Курсовая Работа Кудряшов.docx
+++ b/Курсовая Работа Кудряшов.docx
@@ -453,6 +453,15 @@
           <w:szCs w:val="28"/>
           <w:u w:val="single"/>
         </w:rPr>
+        <w:tab/>
+      </w:r>
+      <w:r>
+        <w:rPr>
+          <w:rFonts w:ascii="Times New Roman" w:hAnsi="Times New Roman" w:cs="Times New Roman"/>
+          <w:sz w:val="28"/>
+          <w:szCs w:val="28"/>
+          <w:u w:val="single"/>
+        </w:rPr>
         <w:t>Каревский Максим Андреевич</w:t>
       </w:r>
       <w:r>
@@ -506,7 +515,6 @@
           <w:rFonts w:ascii="Times New Roman" w:hAnsi="Times New Roman" w:cs="Times New Roman"/>
           <w:sz w:val="28"/>
           <w:szCs w:val="28"/>
-          <w:lang w:val="en-US"/>
         </w:rPr>
         <w:t>«__»</w:t>
       </w:r>
@@ -643,7 +651,7 @@
           <w:rFonts w:ascii="Times New Roman" w:eastAsia="Times New Roman" w:hAnsi="Times New Roman" w:cs="Times New Roman"/>
           <w:sz w:val="28"/>
           <w:szCs w:val="28"/>
-          <w:lang w:val="en-US" w:eastAsia="ru-RU"/>
+          <w:lang w:eastAsia="ru-RU"/>
         </w:rPr>
       </w:pPr>
       <w:r>
@@ -659,7 +667,6 @@
           <w:rFonts w:ascii="Times New Roman" w:hAnsi="Times New Roman" w:cs="Times New Roman"/>
           <w:sz w:val="28"/>
           <w:szCs w:val="28"/>
-          <w:lang w:val="en-US"/>
         </w:rPr>
         <w:t xml:space="preserve">: </w:t>
       </w:r>
@@ -669,7 +676,6 @@
           <w:sz w:val="28"/>
           <w:szCs w:val="28"/>
           <w:u w:val="single"/>
-          <w:lang w:val="en-US"/>
         </w:rPr>
         <w:tab/>
       </w:r>
@@ -679,7 +685,6 @@
           <w:sz w:val="28"/>
           <w:szCs w:val="28"/>
           <w:u w:val="single"/>
-          <w:lang w:val="en-US"/>
         </w:rPr>
         <w:tab/>
       </w:r>
@@ -689,7 +694,6 @@
           <w:sz w:val="28"/>
           <w:szCs w:val="28"/>
           <w:u w:val="single"/>
-          <w:lang w:val="en-US"/>
         </w:rPr>
         <w:tab/>
       </w:r>
@@ -699,7 +703,6 @@
           <w:sz w:val="28"/>
           <w:szCs w:val="28"/>
           <w:u w:val="single"/>
-          <w:lang w:val="en-US"/>
         </w:rPr>
         <w:tab/>
       </w:r>
@@ -709,7 +712,6 @@
           <w:sz w:val="28"/>
           <w:szCs w:val="28"/>
           <w:u w:val="single"/>
-          <w:lang w:val="en-US"/>
         </w:rPr>
         <w:tab/>
       </w:r>
@@ -719,7 +721,6 @@
           <w:sz w:val="28"/>
           <w:szCs w:val="28"/>
           <w:u w:val="single"/>
-          <w:lang w:val="en-US"/>
         </w:rPr>
         <w:tab/>
       </w:r>
@@ -729,7 +730,6 @@
           <w:sz w:val="28"/>
           <w:szCs w:val="28"/>
           <w:u w:val="single"/>
-          <w:lang w:val="en-US"/>
         </w:rPr>
         <w:tab/>
       </w:r>
@@ -739,7 +739,6 @@
           <w:sz w:val="28"/>
           <w:szCs w:val="28"/>
           <w:u w:val="single"/>
-          <w:lang w:val="en-US"/>
         </w:rPr>
         <w:tab/>
       </w:r>
@@ -749,7 +748,6 @@
           <w:sz w:val="28"/>
           <w:szCs w:val="28"/>
           <w:u w:val="single"/>
-          <w:lang w:val="en-US"/>
         </w:rPr>
         <w:tab/>
       </w:r>
@@ -1752,6 +1750,35 @@
     </w:p>
     <w:p>
       <w:pPr>
+        <w:pStyle w:val="a3"/>
+        <w:numPr>
+          <w:ilvl w:val="0"/>
+          <w:numId w:val="4"/>
+        </w:numPr>
+        <w:ind w:left="0" w:firstLine="709"/>
+        <w:rPr>
+          <w:rFonts w:ascii="Times New Roman" w:eastAsia="Times New Roman" w:hAnsi="Times New Roman" w:cs="Times New Roman"/>
+          <w:b/>
+          <w:bCs/>
+          <w:sz w:val="28"/>
+          <w:szCs w:val="28"/>
+          <w:lang w:eastAsia="ru-RU"/>
+        </w:rPr>
+      </w:pPr>
+      <w:r>
+        <w:rPr>
+          <w:rFonts w:ascii="Times New Roman" w:eastAsia="Times New Roman" w:hAnsi="Times New Roman" w:cs="Times New Roman"/>
+          <w:b/>
+          <w:bCs/>
+          <w:sz w:val="28"/>
+          <w:szCs w:val="28"/>
+          <w:lang w:eastAsia="ru-RU"/>
+        </w:rPr>
+        <w:t>Анализ предметной области</w:t>
+      </w:r>
+    </w:p>
+    <w:p>
+      <w:pPr>
         <w:rPr>
           <w:rFonts w:ascii="Times New Roman" w:eastAsia="Times New Roman" w:hAnsi="Times New Roman" w:cs="Times New Roman"/>
           <w:b/>
@@ -1937,7 +1964,6 @@
         <w:rPr>
           <w:sz w:val="28"/>
           <w:szCs w:val="28"/>
-          <w:lang w:val="en-US"/>
         </w:rPr>
       </w:pPr>
     </w:p>
@@ -1954,6 +1980,95 @@
 <file path=word/numbering.xml><?xml version="1.0" encoding="utf-8"?>
 <w:numbering xmlns:wpc="http://schemas.microsoft.com/office/word/2010/wordprocessingCanvas" xmlns:cx="http://schemas.microsoft.com/office/drawing/2014/chartex" xmlns:cx1="http://schemas.microsoft.com/office/drawing/2015/9/8/chartex" xmlns:cx2="http://schemas.microsoft.com/office/drawing/2015/10/21/chartex" xmlns:cx3="http://schemas.microsoft.com/office/drawing/2016/5/9/chartex" xmlns:cx4="http://schemas.microsoft.com/office/drawing/2016/5/10/chartex" xmlns:cx5="http://schemas.microsoft.com/office/drawing/2016/5/11/chartex" xmlns:cx6="http://schemas.microsoft.com/office/drawing/2016/5/12/chartex" xmlns:cx7="http://schemas.microsoft.com/office/drawing/2016/5/13/chartex" xmlns:cx8="http://schemas.microsoft.com/office/drawing/2016/5/14/chartex" xmlns:mc="http://schemas.openxmlformats.org/markup-compatibility/2006" xmlns:aink="http://schemas.microsoft.com/office/drawing/2016/ink" xmlns:am3d="http://schemas.microsoft.com/office/drawing/2017/model3d" xmlns:o="urn:schemas-microsoft-com:office:office" xmlns:r="http://schemas.openxmlformats.org/officeDocument/2006/relationships" xmlns:m="http://schemas.openxmlformats.org/officeDocument/2006/math" xmlns:v="urn:schemas-microsoft-com:vml" xmlns:wp14="http://schemas.microsoft.com/office/word/2010/wordprocessingDrawing" xmlns:wp="http://schemas.openxmlformats.org/drawingml/2006/wordprocessingDrawing" xmlns:w10="urn:schemas-microsoft-com:office:word" xmlns:w="http://schemas.openxmlformats.org/wordprocessingml/2006/main" xmlns:w14="http://schemas.microsoft.com/office/word/2010/wordml" xmlns:w15="http://schemas.microsoft.com/office/word/2012/wordml" xmlns:w16cex="http://schemas.microsoft.com/office/word/2018/wordml/cex" xmlns:w16cid="http://schemas.microsoft.com/office/word/2016/wordml/cid" xmlns:w16="http://schemas.microsoft.com/office/word/2018/wordml" xmlns:w16sdtdh="http://schemas.microsoft.com/office/word/2020/wordml/sdtdatahash" xmlns:w16se="http://schemas.microsoft.com/office/word/2015/wordml/symex" xmlns:wpg="http://schemas.microsoft.com/office/word/2010/wordprocessingGroup" xmlns:wpi="http://schemas.microsoft.com/office/word/2010/wordprocessingInk" xmlns:wne="http://schemas.microsoft.com/office/word/2006/wordml" xmlns:wps="http://schemas.microsoft.com/office/word/2010/wordprocessingShape" mc:Ignorable="w14 w15 w16se w16cid w16 w16cex w16sdtdh wp14">
   <w:abstractNum w:abstractNumId="0" w15:restartNumberingAfterBreak="0">
+    <w:nsid w:val="072D0510"/>
+    <w:multiLevelType w:val="hybridMultilevel"/>
+    <w:tmpl w:val="8C423D2A"/>
+    <w:lvl w:ilvl="0" w:tplc="0419000F">
+      <w:start w:val="1"/>
+      <w:numFmt w:val="decimal"/>
+      <w:lvlText w:val="%1."/>
+      <w:lvlJc w:val="left"/>
+      <w:pPr>
+        <w:ind w:left="720" w:hanging="360"/>
+      </w:pPr>
+      <w:rPr>
+        <w:rFonts w:hint="default"/>
+      </w:rPr>
+    </w:lvl>
+    <w:lvl w:ilvl="1" w:tplc="04190019" w:tentative="1">
+      <w:start w:val="1"/>
+      <w:numFmt w:val="lowerLetter"/>
+      <w:lvlText w:val="%2."/>
+      <w:lvlJc w:val="left"/>
+      <w:pPr>
+        <w:ind w:left="1440" w:hanging="360"/>
+      </w:pPr>
+    </w:lvl>
+    <w:lvl w:ilvl="2" w:tplc="0419001B" w:tentative="1">
+      <w:start w:val="1"/>
+      <w:numFmt w:val="lowerRoman"/>
+      <w:lvlText w:val="%3."/>
+      <w:lvlJc w:val="right"/>
+      <w:pPr>
+        <w:ind w:left="2160" w:hanging="180"/>
+      </w:pPr>
+    </w:lvl>
+    <w:lvl w:ilvl="3" w:tplc="0419000F" w:tentative="1">
+      <w:start w:val="1"/>
+      <w:numFmt w:val="decimal"/>
+      <w:lvlText w:val="%4."/>
+      <w:lvlJc w:val="left"/>
+      <w:pPr>
+        <w:ind w:left="2880" w:hanging="360"/>
+      </w:pPr>
+    </w:lvl>
+    <w:lvl w:ilvl="4" w:tplc="04190019" w:tentative="1">
+      <w:start w:val="1"/>
+      <w:numFmt w:val="lowerLetter"/>
+      <w:lvlText w:val="%5."/>
+      <w:lvlJc w:val="left"/>
+      <w:pPr>
+        <w:ind w:left="3600" w:hanging="360"/>
+      </w:pPr>
+    </w:lvl>
+    <w:lvl w:ilvl="5" w:tplc="0419001B" w:tentative="1">
+      <w:start w:val="1"/>
+      <w:numFmt w:val="lowerRoman"/>
+      <w:lvlText w:val="%6."/>
+      <w:lvlJc w:val="right"/>
+      <w:pPr>
+        <w:ind w:left="4320" w:hanging="180"/>
+      </w:pPr>
+    </w:lvl>
+    <w:lvl w:ilvl="6" w:tplc="0419000F" w:tentative="1">
+      <w:start w:val="1"/>
+      <w:numFmt w:val="decimal"/>
+      <w:lvlText w:val="%7."/>
+      <w:lvlJc w:val="left"/>
+      <w:pPr>
+        <w:ind w:left="5040" w:hanging="360"/>
+      </w:pPr>
+    </w:lvl>
+    <w:lvl w:ilvl="7" w:tplc="04190019" w:tentative="1">
+      <w:start w:val="1"/>
+      <w:numFmt w:val="lowerLetter"/>
+      <w:lvlText w:val="%8."/>
+      <w:lvlJc w:val="left"/>
+      <w:pPr>
+        <w:ind w:left="5760" w:hanging="360"/>
+      </w:pPr>
+    </w:lvl>
+    <w:lvl w:ilvl="8" w:tplc="0419001B" w:tentative="1">
+      <w:start w:val="1"/>
+      <w:numFmt w:val="lowerRoman"/>
+      <w:lvlText w:val="%9."/>
+      <w:lvlJc w:val="right"/>
+      <w:pPr>
+        <w:ind w:left="6480" w:hanging="180"/>
+      </w:pPr>
+    </w:lvl>
+  </w:abstractNum>
+  <w:abstractNum w:abstractNumId="1" w15:restartNumberingAfterBreak="0">
     <w:nsid w:val="234F466D"/>
     <w:multiLevelType w:val="multilevel"/>
     <w:tmpl w:val="25E414F2"/>
@@ -2102,7 +2217,7 @@
       </w:rPr>
     </w:lvl>
   </w:abstractNum>
-  <w:abstractNum w:abstractNumId="1" w15:restartNumberingAfterBreak="0">
+  <w:abstractNum w:abstractNumId="2" w15:restartNumberingAfterBreak="0">
     <w:nsid w:val="32385163"/>
     <w:multiLevelType w:val="hybridMultilevel"/>
     <w:tmpl w:val="0F267B5A"/>
@@ -2215,7 +2330,7 @@
       </w:rPr>
     </w:lvl>
   </w:abstractNum>
-  <w:abstractNum w:abstractNumId="2" w15:restartNumberingAfterBreak="0">
+  <w:abstractNum w:abstractNumId="3" w15:restartNumberingAfterBreak="0">
     <w:nsid w:val="6CAF49BD"/>
     <w:multiLevelType w:val="multilevel"/>
     <w:tmpl w:val="28A21DC8"/>
@@ -2365,13 +2480,16 @@
     </w:lvl>
   </w:abstractNum>
   <w:num w:numId="1">
+    <w:abstractNumId w:val="2"/>
+  </w:num>
+  <w:num w:numId="2">
     <w:abstractNumId w:val="1"/>
   </w:num>
-  <w:num w:numId="2">
+  <w:num w:numId="3">
+    <w:abstractNumId w:val="3"/>
+  </w:num>
+  <w:num w:numId="4">
     <w:abstractNumId w:val="0"/>
-  </w:num>
-  <w:num w:numId="3">
-    <w:abstractNumId w:val="2"/>
   </w:num>
 </w:numbering>
 </file>

--- a/Курсовая Работа Кудряшов.docx
+++ b/Курсовая Работа Кудряшов.docx
@@ -174,7 +174,29 @@
           <w:u w:val="single"/>
           <w:lang w:eastAsia="ru-RU"/>
         </w:rPr>
-        <w:t>Информационные систиме и программирование</w:t>
+        <w:t>Информационные систим</w:t>
+      </w:r>
+      <w:r>
+        <w:rPr>
+          <w:rFonts w:ascii="Times New Roman" w:eastAsia="Times New Roman" w:hAnsi="Times New Roman" w:cs="Times New Roman"/>
+          <w:color w:val="000000"/>
+          <w:sz w:val="28"/>
+          <w:szCs w:val="28"/>
+          <w:u w:val="single"/>
+          <w:lang w:eastAsia="ru-RU"/>
+        </w:rPr>
+        <w:t>ы</w:t>
+      </w:r>
+      <w:r>
+        <w:rPr>
+          <w:rFonts w:ascii="Times New Roman" w:eastAsia="Times New Roman" w:hAnsi="Times New Roman" w:cs="Times New Roman"/>
+          <w:color w:val="000000"/>
+          <w:sz w:val="28"/>
+          <w:szCs w:val="28"/>
+          <w:u w:val="single"/>
+          <w:lang w:eastAsia="ru-RU"/>
+        </w:rPr>
+        <w:t xml:space="preserve"> и программирование</w:t>
       </w:r>
     </w:p>
     <w:p>
@@ -1279,7 +1301,7 @@
           <w:szCs w:val="28"/>
           <w:lang w:eastAsia="ru-RU"/>
         </w:rPr>
-        <w:t>В современных условиях развития торгово-развлекательных центров возрастает значение мероприятий и рекламных зон как инструментов привлечения посетителей и повышения коммерческой эффективности. Крупные торгово-развлекательные центры выполняют не только торговую, но и социально-развлекательную функцию, выступая площадками для проведения массовых мероприятий, промоакций и рекламных кампаний. Это требует эффективного управления процессами планирования, согласования и учета мероприятий и рекламных зон.</w:t>
+        <w:t>В современных условиях развития торгово-развлекательных центров возрастает значение мероприятий и рекламных площадок как инструментов привлечения посетителей и повышения коммерческой эффективности. Крупные торгово-развлекательные центры выполняют не только торговую, но и социально-развлекательную функцию, выступая площадками для проведения массовых мероприятий, промоакций и рекламных кампаний. В связи с этим возникает необходимость эффективного управления процессами планирования, согласования и учета мероприятий и размещения рекламных конструкций.</w:t>
       </w:r>
     </w:p>
     <w:p>
@@ -1301,7 +1323,7 @@
           <w:szCs w:val="28"/>
           <w:lang w:eastAsia="ru-RU"/>
         </w:rPr>
-        <w:t>Торгово-развлекательный центр «Европейский» (г. Москва) является одним из крупнейших объектов данного типа, на территории которого регулярно проводятся различные мероприятия и размещаются рекламные конструкции. Управление данными процессами связано с обработкой значительного объема информации, взаимодействием между администрацией ТРЦ, арендаторами и организаторами мероприятий. При отсутствии специализированной информационной системы данные процессы могут сопровождаться повышенными временными затратами, сложностями контроля и риском возникновения ошибок.</w:t>
+        <w:t>Торгово-развлекательный центр «Европейский» (г. Москва) является одним из крупнейших объектов данного типа, на территории которого регулярно проводятся различные мероприятия, а также размещаются рекламные конструкции и рекламные зоны. Управление данными процессами связано с обработкой значительного объема информации и взаимодействием между администрацией торгового центра, арендаторами и организаторами мероприятий.</w:t>
       </w:r>
     </w:p>
     <w:p>
@@ -1323,7 +1345,7 @@
           <w:szCs w:val="28"/>
           <w:lang w:eastAsia="ru-RU"/>
         </w:rPr>
-        <w:t>На практике управление мероприятиями и рекламными зонами нередко осуществляется с использованием разрозненных программных средств и ручного учета, что затрудняет оперативное получение актуальной информации о доступности рекламных зон, статусе заявок и расписании мероприятий. В связи с этим актуальной является задача разработки клиент-серверной информационной системы, обеспечивающей централизованное управление мероприятиями и рекламными зонами торгово-развлекательного центра.</w:t>
+        <w:t>При отсутствии специализированной информационной системы управление мероприятиями и рекламными площадками может сопровождаться значительными временными затратами, сложностями контроля и риском возникновения ошибок. На практике такие процессы нередко осуществляются с использованием разрозненных программных средств или ручного учета, что затрудняет оперативное получение актуальной информации о доступности рекламных зон, статусе заявок и расписании мероприятий.</w:t>
       </w:r>
     </w:p>
     <w:p>
@@ -1345,7 +1367,7 @@
           <w:szCs w:val="28"/>
           <w:lang w:eastAsia="ru-RU"/>
         </w:rPr>
-        <w:t>Особое значение в данной системе имеет серверная часть, так как именно она отвечает за хранение и обработку данных, реализацию бизнес-логики, разграничение прав доступа пользователей и обеспечение безопасности информации. Использование современных серверных фреймворков позволяет повысить надежность и масштабируемость разрабатываемой системы.</w:t>
+        <w:t>В связи с этим актуальной является задача разработки клиент-серверной информационной системы, обеспечивающей централизованное управление мероприятиями и рекламными зонами торгово-развлекательного центра. Использование современных информационных технологий позволяет автоматизировать процессы обработки данных, повысить эффективность управления и снизить вероятность ошибок.</w:t>
       </w:r>
     </w:p>
     <w:p>
@@ -1363,23 +1385,12 @@
       <w:r>
         <w:rPr>
           <w:rFonts w:ascii="Times New Roman" w:eastAsia="Times New Roman" w:hAnsi="Times New Roman" w:cs="Times New Roman"/>
-          <w:b/>
-          <w:bCs/>
           <w:sz w:val="28"/>
           <w:szCs w:val="28"/>
           <w:lang w:eastAsia="ru-RU"/>
         </w:rPr>
         <w:lastRenderedPageBreak/>
-        <w:t>Целью</w:t>
-      </w:r>
-      <w:r>
-        <w:rPr>
-          <w:rFonts w:ascii="Times New Roman" w:eastAsia="Times New Roman" w:hAnsi="Times New Roman" w:cs="Times New Roman"/>
-          <w:sz w:val="28"/>
-          <w:szCs w:val="28"/>
-          <w:lang w:eastAsia="ru-RU"/>
-        </w:rPr>
-        <w:t xml:space="preserve"> курсовой работы является разработка серверной части клиент-серверной информационной системы управления мероприятиями и рекламными зонами торгово-развлекательного центра «Европейский» (г. Москва) на базе фреймворка Laravel.</w:t>
+        <w:t>Особое значение в данной системе имеет серверная часть, так как именно она обеспечивает хранение и обработку данных, реализацию бизнес-логики, разграничение прав доступа пользователей и обеспечение безопасности информации. Использование современных серверных фреймворков позволяет повысить надежность, масштабируемость и удобство разработки информационных систем.</w:t>
       </w:r>
     </w:p>
     <w:p>
@@ -1401,207 +1412,7 @@
           <w:szCs w:val="28"/>
           <w:lang w:eastAsia="ru-RU"/>
         </w:rPr>
-        <w:t>Для достижения поставленной цели в рамках курсовой работы необходимо решить следующие задачи:</w:t>
-      </w:r>
-    </w:p>
-    <w:p>
-      <w:pPr>
-        <w:numPr>
-          <w:ilvl w:val="0"/>
-          <w:numId w:val="3"/>
-        </w:numPr>
-        <w:tabs>
-          <w:tab w:val="clear" w:pos="720"/>
-          <w:tab w:val="left" w:pos="0"/>
-          <w:tab w:val="num" w:pos="709"/>
-        </w:tabs>
-        <w:spacing w:after="0" w:line="360" w:lineRule="auto"/>
-        <w:ind w:left="0" w:firstLine="709"/>
-        <w:jc w:val="both"/>
-        <w:rPr>
-          <w:rFonts w:ascii="Times New Roman" w:eastAsia="Times New Roman" w:hAnsi="Times New Roman" w:cs="Times New Roman"/>
-          <w:sz w:val="28"/>
-          <w:szCs w:val="28"/>
-          <w:lang w:eastAsia="ru-RU"/>
-        </w:rPr>
-      </w:pPr>
-      <w:r>
-        <w:rPr>
-          <w:rFonts w:ascii="Times New Roman" w:eastAsia="Times New Roman" w:hAnsi="Times New Roman" w:cs="Times New Roman"/>
-          <w:sz w:val="28"/>
-          <w:szCs w:val="28"/>
-          <w:lang w:eastAsia="ru-RU"/>
-        </w:rPr>
-        <w:t>П</w:t>
-      </w:r>
-      <w:r>
-        <w:rPr>
-          <w:rFonts w:ascii="Times New Roman" w:eastAsia="Times New Roman" w:hAnsi="Times New Roman" w:cs="Times New Roman"/>
-          <w:sz w:val="28"/>
-          <w:szCs w:val="28"/>
-          <w:lang w:eastAsia="ru-RU"/>
-        </w:rPr>
-        <w:t>роанализировать предметную область и особенности управления мероприятиями и рекламными зонами в торгово-развлекательном центре;</w:t>
-      </w:r>
-    </w:p>
-    <w:p>
-      <w:pPr>
-        <w:numPr>
-          <w:ilvl w:val="0"/>
-          <w:numId w:val="3"/>
-        </w:numPr>
-        <w:tabs>
-          <w:tab w:val="clear" w:pos="720"/>
-          <w:tab w:val="left" w:pos="0"/>
-          <w:tab w:val="num" w:pos="709"/>
-          <w:tab w:val="num" w:pos="1418"/>
-        </w:tabs>
-        <w:spacing w:after="0" w:line="360" w:lineRule="auto"/>
-        <w:ind w:left="0" w:firstLine="709"/>
-        <w:jc w:val="both"/>
-        <w:rPr>
-          <w:rFonts w:ascii="Times New Roman" w:eastAsia="Times New Roman" w:hAnsi="Times New Roman" w:cs="Times New Roman"/>
-          <w:sz w:val="28"/>
-          <w:szCs w:val="28"/>
-          <w:lang w:eastAsia="ru-RU"/>
-        </w:rPr>
-      </w:pPr>
-      <w:r>
-        <w:rPr>
-          <w:rFonts w:ascii="Times New Roman" w:eastAsia="Times New Roman" w:hAnsi="Times New Roman" w:cs="Times New Roman"/>
-          <w:sz w:val="28"/>
-          <w:szCs w:val="28"/>
-          <w:lang w:eastAsia="ru-RU"/>
-        </w:rPr>
-        <w:t>определить функциональные требования к информационной системе;</w:t>
-      </w:r>
-    </w:p>
-    <w:p>
-      <w:pPr>
-        <w:numPr>
-          <w:ilvl w:val="0"/>
-          <w:numId w:val="3"/>
-        </w:numPr>
-        <w:tabs>
-          <w:tab w:val="clear" w:pos="720"/>
-          <w:tab w:val="left" w:pos="0"/>
-          <w:tab w:val="num" w:pos="709"/>
-          <w:tab w:val="num" w:pos="1418"/>
-        </w:tabs>
-        <w:spacing w:after="0" w:line="360" w:lineRule="auto"/>
-        <w:ind w:left="0" w:firstLine="709"/>
-        <w:jc w:val="both"/>
-        <w:rPr>
-          <w:rFonts w:ascii="Times New Roman" w:eastAsia="Times New Roman" w:hAnsi="Times New Roman" w:cs="Times New Roman"/>
-          <w:sz w:val="28"/>
-          <w:szCs w:val="28"/>
-          <w:lang w:eastAsia="ru-RU"/>
-        </w:rPr>
-      </w:pPr>
-      <w:r>
-        <w:rPr>
-          <w:rFonts w:ascii="Times New Roman" w:eastAsia="Times New Roman" w:hAnsi="Times New Roman" w:cs="Times New Roman"/>
-          <w:sz w:val="28"/>
-          <w:szCs w:val="28"/>
-          <w:lang w:eastAsia="ru-RU"/>
-        </w:rPr>
-        <w:t>спроектировать архитектуру серверной части и структуру базы данных;</w:t>
-      </w:r>
-    </w:p>
-    <w:p>
-      <w:pPr>
-        <w:numPr>
-          <w:ilvl w:val="0"/>
-          <w:numId w:val="3"/>
-        </w:numPr>
-        <w:tabs>
-          <w:tab w:val="clear" w:pos="720"/>
-          <w:tab w:val="left" w:pos="0"/>
-          <w:tab w:val="num" w:pos="709"/>
-          <w:tab w:val="left" w:pos="1418"/>
-        </w:tabs>
-        <w:spacing w:after="0" w:line="360" w:lineRule="auto"/>
-        <w:ind w:left="0" w:firstLine="709"/>
-        <w:jc w:val="both"/>
-        <w:rPr>
-          <w:rFonts w:ascii="Times New Roman" w:eastAsia="Times New Roman" w:hAnsi="Times New Roman" w:cs="Times New Roman"/>
-          <w:sz w:val="28"/>
-          <w:szCs w:val="28"/>
-          <w:lang w:eastAsia="ru-RU"/>
-        </w:rPr>
-      </w:pPr>
-      <w:r>
-        <w:rPr>
-          <w:rFonts w:ascii="Times New Roman" w:eastAsia="Times New Roman" w:hAnsi="Times New Roman" w:cs="Times New Roman"/>
-          <w:sz w:val="28"/>
-          <w:szCs w:val="28"/>
-          <w:lang w:eastAsia="ru-RU"/>
-        </w:rPr>
-        <w:t>реализовать серверную часть информационной системы с использованием фреймворка Laravel;</w:t>
-      </w:r>
-    </w:p>
-    <w:p>
-      <w:pPr>
-        <w:numPr>
-          <w:ilvl w:val="0"/>
-          <w:numId w:val="3"/>
-        </w:numPr>
-        <w:tabs>
-          <w:tab w:val="clear" w:pos="720"/>
-          <w:tab w:val="left" w:pos="0"/>
-          <w:tab w:val="num" w:pos="709"/>
-          <w:tab w:val="num" w:pos="1418"/>
-        </w:tabs>
-        <w:spacing w:after="0" w:line="360" w:lineRule="auto"/>
-        <w:ind w:left="0" w:firstLine="709"/>
-        <w:jc w:val="both"/>
-        <w:rPr>
-          <w:rFonts w:ascii="Times New Roman" w:eastAsia="Times New Roman" w:hAnsi="Times New Roman" w:cs="Times New Roman"/>
-          <w:sz w:val="28"/>
-          <w:szCs w:val="28"/>
-          <w:lang w:eastAsia="ru-RU"/>
-        </w:rPr>
-      </w:pPr>
-      <w:r>
-        <w:rPr>
-          <w:rFonts w:ascii="Times New Roman" w:eastAsia="Times New Roman" w:hAnsi="Times New Roman" w:cs="Times New Roman"/>
-          <w:sz w:val="28"/>
-          <w:szCs w:val="28"/>
-          <w:lang w:eastAsia="ru-RU"/>
-        </w:rPr>
-        <w:t>обеспечить разграничение прав доступа пользователей в зависимости от их ролей;</w:t>
-      </w:r>
-    </w:p>
-    <w:p>
-      <w:pPr>
-        <w:numPr>
-          <w:ilvl w:val="0"/>
-          <w:numId w:val="3"/>
-        </w:numPr>
-        <w:tabs>
-          <w:tab w:val="clear" w:pos="720"/>
-          <w:tab w:val="left" w:pos="0"/>
-          <w:tab w:val="num" w:pos="709"/>
-          <w:tab w:val="num" w:pos="1418"/>
-        </w:tabs>
-        <w:spacing w:after="0" w:line="360" w:lineRule="auto"/>
-        <w:ind w:left="0" w:firstLine="709"/>
-        <w:jc w:val="both"/>
-        <w:rPr>
-          <w:rFonts w:ascii="Times New Roman" w:eastAsia="Times New Roman" w:hAnsi="Times New Roman" w:cs="Times New Roman"/>
-          <w:sz w:val="28"/>
-          <w:szCs w:val="28"/>
-          <w:lang w:eastAsia="ru-RU"/>
-        </w:rPr>
-      </w:pPr>
-      <w:r>
-        <w:rPr>
-          <w:rFonts w:ascii="Times New Roman" w:eastAsia="Times New Roman" w:hAnsi="Times New Roman" w:cs="Times New Roman"/>
-          <w:sz w:val="28"/>
-          <w:szCs w:val="28"/>
-          <w:lang w:eastAsia="ru-RU"/>
-        </w:rPr>
-        <w:t>провести тестирование разработанной серверной части и оценить корректность ее функционирования.</w:t>
+        <w:t>Целью курсовой работы является разработка серверной части клиент-серверной информационной системы управления мероприятиями и рекламными зонами торгово-развлекательного центра «Европейский» (г. Москва) с использованием фреймворка Laravel.</w:t>
       </w:r>
     </w:p>
     <w:p>
@@ -1619,22 +1430,31 @@
       <w:r>
         <w:rPr>
           <w:rFonts w:ascii="Times New Roman" w:eastAsia="Times New Roman" w:hAnsi="Times New Roman" w:cs="Times New Roman"/>
-          <w:b/>
-          <w:bCs/>
-          <w:sz w:val="28"/>
-          <w:szCs w:val="28"/>
-          <w:lang w:eastAsia="ru-RU"/>
-        </w:rPr>
-        <w:t>Объектом</w:t>
-      </w:r>
-      <w:r>
-        <w:rPr>
-          <w:rFonts w:ascii="Times New Roman" w:eastAsia="Times New Roman" w:hAnsi="Times New Roman" w:cs="Times New Roman"/>
-          <w:sz w:val="28"/>
-          <w:szCs w:val="28"/>
-          <w:lang w:eastAsia="ru-RU"/>
-        </w:rPr>
-        <w:t xml:space="preserve"> исследования в данной курсовой работе является процесс управления мероприятиями и рекламными зонами торгово-развлекательного центра «Европейский».</w:t>
+          <w:sz w:val="28"/>
+          <w:szCs w:val="28"/>
+          <w:lang w:eastAsia="ru-RU"/>
+        </w:rPr>
+        <w:t xml:space="preserve">Для достижения поставленной цели необходимо решить следующие </w:t>
+      </w:r>
+      <w:r>
+        <w:rPr>
+          <w:rFonts w:ascii="Times New Roman" w:eastAsia="Times New Roman" w:hAnsi="Times New Roman" w:cs="Times New Roman"/>
+          <w:b/>
+          <w:bCs/>
+          <w:sz w:val="28"/>
+          <w:szCs w:val="28"/>
+          <w:lang w:eastAsia="ru-RU"/>
+        </w:rPr>
+        <w:t>задачи</w:t>
+      </w:r>
+      <w:r>
+        <w:rPr>
+          <w:rFonts w:ascii="Times New Roman" w:eastAsia="Times New Roman" w:hAnsi="Times New Roman" w:cs="Times New Roman"/>
+          <w:sz w:val="28"/>
+          <w:szCs w:val="28"/>
+          <w:lang w:eastAsia="ru-RU"/>
+        </w:rPr>
+        <w:t>:</w:t>
       </w:r>
     </w:p>
     <w:p>
@@ -1656,7 +1476,7 @@
           <w:szCs w:val="28"/>
           <w:lang w:eastAsia="ru-RU"/>
         </w:rPr>
-        <w:t>Предметом исследования является серверная часть клиент-серверной информационной системы, предназначенной для автоматизации процессов управления мероприятиями и рекламными зонами торгово-развлекательного центра.</w:t>
+        <w:t>– проанализировать предметную область и особенности управления мероприятиями и рекламными зонами в торгово-развлекательном центре;</w:t>
       </w:r>
     </w:p>
     <w:p>
@@ -1678,7 +1498,7 @@
           <w:szCs w:val="28"/>
           <w:lang w:eastAsia="ru-RU"/>
         </w:rPr>
-        <w:t>В процессе выполнения курсовой работы используются методы анализа предметной области, проектирования информационных систем, моделирования данных, а также методы разработки и тестирования программного обеспечения. В качестве основных средств реализации используются язык программирования PHP, фреймворк Laravel и система управления базами данных MySQL.</w:t>
+        <w:t>– определить функциональные требования к информационной системе;</w:t>
       </w:r>
     </w:p>
     <w:p>
@@ -1700,19 +1520,194 @@
           <w:szCs w:val="28"/>
           <w:lang w:eastAsia="ru-RU"/>
         </w:rPr>
+        <w:t>– спроектировать архитектуру серверной части и структуру базы данных;</w:t>
+      </w:r>
+    </w:p>
+    <w:p>
+      <w:pPr>
+        <w:spacing w:after="0" w:line="360" w:lineRule="auto"/>
+        <w:ind w:firstLine="709"/>
+        <w:jc w:val="both"/>
+        <w:rPr>
+          <w:rFonts w:ascii="Times New Roman" w:eastAsia="Times New Roman" w:hAnsi="Times New Roman" w:cs="Times New Roman"/>
+          <w:sz w:val="28"/>
+          <w:szCs w:val="28"/>
+          <w:lang w:eastAsia="ru-RU"/>
+        </w:rPr>
+      </w:pPr>
+      <w:r>
+        <w:rPr>
+          <w:rFonts w:ascii="Times New Roman" w:eastAsia="Times New Roman" w:hAnsi="Times New Roman" w:cs="Times New Roman"/>
+          <w:sz w:val="28"/>
+          <w:szCs w:val="28"/>
+          <w:lang w:eastAsia="ru-RU"/>
+        </w:rPr>
+        <w:t>– реализовать серверную часть информационной системы с использованием фреймворка Laravel;</w:t>
+      </w:r>
+    </w:p>
+    <w:p>
+      <w:pPr>
+        <w:spacing w:after="0" w:line="360" w:lineRule="auto"/>
+        <w:ind w:firstLine="709"/>
+        <w:jc w:val="both"/>
+        <w:rPr>
+          <w:rFonts w:ascii="Times New Roman" w:eastAsia="Times New Roman" w:hAnsi="Times New Roman" w:cs="Times New Roman"/>
+          <w:sz w:val="28"/>
+          <w:szCs w:val="28"/>
+          <w:lang w:val="en-US" w:eastAsia="ru-RU"/>
+        </w:rPr>
+      </w:pPr>
+      <w:r>
+        <w:rPr>
+          <w:rFonts w:ascii="Times New Roman" w:eastAsia="Times New Roman" w:hAnsi="Times New Roman" w:cs="Times New Roman"/>
+          <w:sz w:val="28"/>
+          <w:szCs w:val="28"/>
+          <w:lang w:eastAsia="ru-RU"/>
+        </w:rPr>
+        <w:t>– обеспечить разграничение прав доступа пользователей в зависимости от их ролей;</w:t>
+      </w:r>
+    </w:p>
+    <w:p>
+      <w:pPr>
+        <w:spacing w:after="0" w:line="360" w:lineRule="auto"/>
+        <w:ind w:firstLine="709"/>
+        <w:jc w:val="both"/>
+        <w:rPr>
+          <w:rFonts w:ascii="Times New Roman" w:eastAsia="Times New Roman" w:hAnsi="Times New Roman" w:cs="Times New Roman"/>
+          <w:sz w:val="28"/>
+          <w:szCs w:val="28"/>
+          <w:lang w:eastAsia="ru-RU"/>
+        </w:rPr>
+      </w:pPr>
+      <w:r>
+        <w:rPr>
+          <w:rFonts w:ascii="Times New Roman" w:eastAsia="Times New Roman" w:hAnsi="Times New Roman" w:cs="Times New Roman"/>
+          <w:sz w:val="28"/>
+          <w:szCs w:val="28"/>
+          <w:lang w:eastAsia="ru-RU"/>
+        </w:rPr>
+        <w:t>– провести тестирование разработанной серверной части и оценить корректность ее функционирования.</w:t>
+      </w:r>
+    </w:p>
+    <w:p>
+      <w:pPr>
+        <w:spacing w:after="0" w:line="360" w:lineRule="auto"/>
+        <w:ind w:firstLine="709"/>
+        <w:jc w:val="both"/>
+        <w:rPr>
+          <w:rFonts w:ascii="Times New Roman" w:eastAsia="Times New Roman" w:hAnsi="Times New Roman" w:cs="Times New Roman"/>
+          <w:sz w:val="28"/>
+          <w:szCs w:val="28"/>
+          <w:lang w:eastAsia="ru-RU"/>
+        </w:rPr>
+      </w:pPr>
+      <w:r>
+        <w:rPr>
+          <w:rFonts w:ascii="Times New Roman" w:eastAsia="Times New Roman" w:hAnsi="Times New Roman" w:cs="Times New Roman"/>
+          <w:b/>
+          <w:bCs/>
+          <w:sz w:val="28"/>
+          <w:szCs w:val="28"/>
+          <w:lang w:eastAsia="ru-RU"/>
+        </w:rPr>
+        <w:t>Объектом исследования</w:t>
+      </w:r>
+      <w:r>
+        <w:rPr>
+          <w:rFonts w:ascii="Times New Roman" w:eastAsia="Times New Roman" w:hAnsi="Times New Roman" w:cs="Times New Roman"/>
+          <w:sz w:val="28"/>
+          <w:szCs w:val="28"/>
+          <w:lang w:eastAsia="ru-RU"/>
+        </w:rPr>
+        <w:t xml:space="preserve"> является процесс управления мероприятиями и рекламными зонами торгово-развлекательного центра «Европейский».</w:t>
+      </w:r>
+    </w:p>
+    <w:p>
+      <w:pPr>
+        <w:spacing w:after="0" w:line="360" w:lineRule="auto"/>
+        <w:ind w:firstLine="709"/>
+        <w:jc w:val="both"/>
+        <w:rPr>
+          <w:rFonts w:ascii="Times New Roman" w:eastAsia="Times New Roman" w:hAnsi="Times New Roman" w:cs="Times New Roman"/>
+          <w:sz w:val="28"/>
+          <w:szCs w:val="28"/>
+          <w:lang w:eastAsia="ru-RU"/>
+        </w:rPr>
+      </w:pPr>
+      <w:r>
+        <w:rPr>
+          <w:rFonts w:ascii="Times New Roman" w:eastAsia="Times New Roman" w:hAnsi="Times New Roman" w:cs="Times New Roman"/>
+          <w:b/>
+          <w:bCs/>
+          <w:sz w:val="28"/>
+          <w:szCs w:val="28"/>
+          <w:lang w:eastAsia="ru-RU"/>
+        </w:rPr>
+        <w:t>Предметом исследовани</w:t>
+      </w:r>
+      <w:r>
+        <w:rPr>
+          <w:rFonts w:ascii="Times New Roman" w:eastAsia="Times New Roman" w:hAnsi="Times New Roman" w:cs="Times New Roman"/>
+          <w:sz w:val="28"/>
+          <w:szCs w:val="28"/>
+          <w:lang w:eastAsia="ru-RU"/>
+        </w:rPr>
+        <w:t>я является серверная часть клиент-серверной информационной системы, предназначенной для автоматизации процессов управления мероприятиями и рекламными зонами торгово-развлекательного центра.</w:t>
+      </w:r>
+    </w:p>
+    <w:p>
+      <w:pPr>
+        <w:spacing w:after="0" w:line="360" w:lineRule="auto"/>
+        <w:ind w:firstLine="709"/>
+        <w:jc w:val="both"/>
+        <w:rPr>
+          <w:rFonts w:ascii="Times New Roman" w:eastAsia="Times New Roman" w:hAnsi="Times New Roman" w:cs="Times New Roman"/>
+          <w:sz w:val="28"/>
+          <w:szCs w:val="28"/>
+          <w:lang w:eastAsia="ru-RU"/>
+        </w:rPr>
+      </w:pPr>
+      <w:r>
+        <w:rPr>
+          <w:rFonts w:ascii="Times New Roman" w:eastAsia="Times New Roman" w:hAnsi="Times New Roman" w:cs="Times New Roman"/>
+          <w:sz w:val="28"/>
+          <w:szCs w:val="28"/>
+          <w:lang w:eastAsia="ru-RU"/>
+        </w:rPr>
+        <w:t xml:space="preserve">В процессе выполнения курсовой работы используются методы анализа предметной области, проектирования информационных систем, моделирования </w:t>
+      </w:r>
+      <w:r>
+        <w:rPr>
+          <w:rFonts w:ascii="Times New Roman" w:eastAsia="Times New Roman" w:hAnsi="Times New Roman" w:cs="Times New Roman"/>
+          <w:sz w:val="28"/>
+          <w:szCs w:val="28"/>
+          <w:lang w:eastAsia="ru-RU"/>
+        </w:rPr>
         <w:lastRenderedPageBreak/>
-        <w:t>Практическая значимость курсовой работы заключается в возможности использования разработанной серверной части информационной системы в деятельности торгово-развлекательного центра «Европейский», а также в возможности дальнейшего расширения и адаптации системы под аналогичные объекты.</w:t>
-      </w:r>
-    </w:p>
-    <w:p>
-      <w:pPr>
-        <w:rPr>
-          <w:rFonts w:ascii="Times New Roman" w:eastAsia="Times New Roman" w:hAnsi="Times New Roman" w:cs="Times New Roman"/>
-          <w:sz w:val="28"/>
-          <w:szCs w:val="28"/>
-          <w:lang w:eastAsia="ru-RU"/>
-        </w:rPr>
-      </w:pPr>
+        <w:t>данных, а также методы разработки и тестирования программного обеспечения. В качестве основных средств реализации используются язык программирования PHP, фреймворк Laravel и система управления базами данных MySQL.</w:t>
+      </w:r>
+    </w:p>
+    <w:p>
+      <w:pPr>
+        <w:spacing w:after="0" w:line="360" w:lineRule="auto"/>
+        <w:ind w:firstLine="709"/>
+        <w:jc w:val="both"/>
+        <w:rPr>
+          <w:rFonts w:ascii="Times New Roman" w:eastAsia="Times New Roman" w:hAnsi="Times New Roman" w:cs="Times New Roman"/>
+          <w:sz w:val="28"/>
+          <w:szCs w:val="28"/>
+          <w:lang w:eastAsia="ru-RU"/>
+        </w:rPr>
+      </w:pPr>
+      <w:r>
+        <w:rPr>
+          <w:rFonts w:ascii="Times New Roman" w:eastAsia="Times New Roman" w:hAnsi="Times New Roman" w:cs="Times New Roman"/>
+          <w:sz w:val="28"/>
+          <w:szCs w:val="28"/>
+          <w:lang w:eastAsia="ru-RU"/>
+        </w:rPr>
+        <w:t>Практическая значимость курсовой работы заключается в возможности использования разработанной серверной части информационной системы в деятельности торгово-развлекательного центра «Европейский», а также в возможности дальнейшего расширения и адаптации системы для других объектов аналогичного типа.</w:t>
+      </w:r>
       <w:r>
         <w:rPr>
           <w:rFonts w:ascii="Times New Roman" w:eastAsia="Times New Roman" w:hAnsi="Times New Roman" w:cs="Times New Roman"/>
@@ -1721,31 +1716,6 @@
           <w:lang w:eastAsia="ru-RU"/>
         </w:rPr>
         <w:br w:type="page"/>
-      </w:r>
-    </w:p>
-    <w:p>
-      <w:pPr>
-        <w:jc w:val="center"/>
-        <w:rPr>
-          <w:rFonts w:ascii="Times New Roman" w:eastAsia="Times New Roman" w:hAnsi="Times New Roman" w:cs="Times New Roman"/>
-          <w:b/>
-          <w:bCs/>
-          <w:sz w:val="28"/>
-          <w:szCs w:val="28"/>
-          <w:lang w:eastAsia="ru-RU"/>
-        </w:rPr>
-      </w:pPr>
-      <w:r>
-        <w:rPr>
-          <w:rFonts w:ascii="Times New Roman" w:eastAsia="Times New Roman" w:hAnsi="Times New Roman" w:cs="Times New Roman"/>
-          <w:b/>
-          <w:bCs/>
-          <w:sz w:val="28"/>
-          <w:szCs w:val="28"/>
-          <w:lang w:eastAsia="ru-RU"/>
-        </w:rPr>
-        <w:lastRenderedPageBreak/>
-        <w:t>Основная часть</w:t>
       </w:r>
     </w:p>
     <w:p>
@@ -1760,6 +1730,36 @@
           <w:rFonts w:ascii="Times New Roman" w:eastAsia="Times New Roman" w:hAnsi="Times New Roman" w:cs="Times New Roman"/>
           <w:b/>
           <w:bCs/>
+          <w:sz w:val="32"/>
+          <w:szCs w:val="32"/>
+          <w:lang w:eastAsia="ru-RU"/>
+        </w:rPr>
+      </w:pPr>
+      <w:r>
+        <w:rPr>
+          <w:rFonts w:ascii="Times New Roman" w:eastAsia="Times New Roman" w:hAnsi="Times New Roman" w:cs="Times New Roman"/>
+          <w:b/>
+          <w:bCs/>
+          <w:sz w:val="32"/>
+          <w:szCs w:val="32"/>
+          <w:lang w:eastAsia="ru-RU"/>
+        </w:rPr>
+        <w:lastRenderedPageBreak/>
+        <w:t>Основная часть</w:t>
+      </w:r>
+    </w:p>
+    <w:p>
+      <w:pPr>
+        <w:pStyle w:val="a3"/>
+        <w:numPr>
+          <w:ilvl w:val="1"/>
+          <w:numId w:val="4"/>
+        </w:numPr>
+        <w:ind w:left="0" w:firstLine="709"/>
+        <w:rPr>
+          <w:rFonts w:ascii="Times New Roman" w:eastAsia="Times New Roman" w:hAnsi="Times New Roman" w:cs="Times New Roman"/>
+          <w:b/>
+          <w:bCs/>
           <w:sz w:val="28"/>
           <w:szCs w:val="28"/>
           <w:lang w:eastAsia="ru-RU"/>
@@ -1779,13 +1779,27 @@
     </w:p>
     <w:p>
       <w:pPr>
-        <w:rPr>
-          <w:rFonts w:ascii="Times New Roman" w:eastAsia="Times New Roman" w:hAnsi="Times New Roman" w:cs="Times New Roman"/>
-          <w:b/>
-          <w:bCs/>
-          <w:sz w:val="28"/>
-          <w:szCs w:val="28"/>
-          <w:lang w:eastAsia="ru-RU"/>
+        <w:pStyle w:val="a3"/>
+        <w:ind w:left="709"/>
+        <w:rPr>
+          <w:rFonts w:ascii="Times New Roman" w:eastAsia="Times New Roman" w:hAnsi="Times New Roman" w:cs="Times New Roman"/>
+          <w:b/>
+          <w:bCs/>
+          <w:sz w:val="28"/>
+          <w:szCs w:val="28"/>
+          <w:lang w:eastAsia="ru-RU"/>
+        </w:rPr>
+      </w:pPr>
+    </w:p>
+    <w:p>
+      <w:pPr>
+        <w:rPr>
+          <w:rFonts w:ascii="Times New Roman" w:eastAsia="Times New Roman" w:hAnsi="Times New Roman" w:cs="Times New Roman"/>
+          <w:b/>
+          <w:bCs/>
+          <w:sz w:val="28"/>
+          <w:szCs w:val="28"/>
+          <w:lang w:val="en-US" w:eastAsia="ru-RU"/>
         </w:rPr>
       </w:pPr>
       <w:r>
@@ -1981,91 +1995,123 @@
 <w:numbering xmlns:wpc="http://schemas.microsoft.com/office/word/2010/wordprocessingCanvas" xmlns:cx="http://schemas.microsoft.com/office/drawing/2014/chartex" xmlns:cx1="http://schemas.microsoft.com/office/drawing/2015/9/8/chartex" xmlns:cx2="http://schemas.microsoft.com/office/drawing/2015/10/21/chartex" xmlns:cx3="http://schemas.microsoft.com/office/drawing/2016/5/9/chartex" xmlns:cx4="http://schemas.microsoft.com/office/drawing/2016/5/10/chartex" xmlns:cx5="http://schemas.microsoft.com/office/drawing/2016/5/11/chartex" xmlns:cx6="http://schemas.microsoft.com/office/drawing/2016/5/12/chartex" xmlns:cx7="http://schemas.microsoft.com/office/drawing/2016/5/13/chartex" xmlns:cx8="http://schemas.microsoft.com/office/drawing/2016/5/14/chartex" xmlns:mc="http://schemas.openxmlformats.org/markup-compatibility/2006" xmlns:aink="http://schemas.microsoft.com/office/drawing/2016/ink" xmlns:am3d="http://schemas.microsoft.com/office/drawing/2017/model3d" xmlns:o="urn:schemas-microsoft-com:office:office" xmlns:r="http://schemas.openxmlformats.org/officeDocument/2006/relationships" xmlns:m="http://schemas.openxmlformats.org/officeDocument/2006/math" xmlns:v="urn:schemas-microsoft-com:vml" xmlns:wp14="http://schemas.microsoft.com/office/word/2010/wordprocessingDrawing" xmlns:wp="http://schemas.openxmlformats.org/drawingml/2006/wordprocessingDrawing" xmlns:w10="urn:schemas-microsoft-com:office:word" xmlns:w="http://schemas.openxmlformats.org/wordprocessingml/2006/main" xmlns:w14="http://schemas.microsoft.com/office/word/2010/wordml" xmlns:w15="http://schemas.microsoft.com/office/word/2012/wordml" xmlns:w16cex="http://schemas.microsoft.com/office/word/2018/wordml/cex" xmlns:w16cid="http://schemas.microsoft.com/office/word/2016/wordml/cid" xmlns:w16="http://schemas.microsoft.com/office/word/2018/wordml" xmlns:w16sdtdh="http://schemas.microsoft.com/office/word/2020/wordml/sdtdatahash" xmlns:w16se="http://schemas.microsoft.com/office/word/2015/wordml/symex" xmlns:wpg="http://schemas.microsoft.com/office/word/2010/wordprocessingGroup" xmlns:wpi="http://schemas.microsoft.com/office/word/2010/wordprocessingInk" xmlns:wne="http://schemas.microsoft.com/office/word/2006/wordml" xmlns:wps="http://schemas.microsoft.com/office/word/2010/wordprocessingShape" mc:Ignorable="w14 w15 w16se w16cid w16 w16cex w16sdtdh wp14">
   <w:abstractNum w:abstractNumId="0" w15:restartNumberingAfterBreak="0">
     <w:nsid w:val="072D0510"/>
-    <w:multiLevelType w:val="hybridMultilevel"/>
-    <w:tmpl w:val="8C423D2A"/>
-    <w:lvl w:ilvl="0" w:tplc="0419000F">
+    <w:multiLevelType w:val="multilevel"/>
+    <w:tmpl w:val="178A830C"/>
+    <w:lvl w:ilvl="0">
       <w:start w:val="1"/>
       <w:numFmt w:val="decimal"/>
-      <w:lvlText w:val="%1."/>
+      <w:lvlText w:val="%1"/>
       <w:lvlJc w:val="left"/>
       <w:pPr>
         <w:ind w:left="720" w:hanging="360"/>
       </w:pPr>
       <w:rPr>
+        <w:rFonts w:ascii="Times New Roman" w:eastAsia="Times New Roman" w:hAnsi="Times New Roman" w:cs="Times New Roman"/>
+      </w:rPr>
+    </w:lvl>
+    <w:lvl w:ilvl="1">
+      <w:start w:val="2"/>
+      <w:numFmt w:val="decimal"/>
+      <w:isLgl/>
+      <w:lvlText w:val="%1.%2"/>
+      <w:lvlJc w:val="left"/>
+      <w:pPr>
+        <w:ind w:left="1084" w:hanging="375"/>
+      </w:pPr>
+      <w:rPr>
         <w:rFonts w:hint="default"/>
       </w:rPr>
     </w:lvl>
-    <w:lvl w:ilvl="1" w:tplc="04190019" w:tentative="1">
-      <w:start w:val="1"/>
-      <w:numFmt w:val="lowerLetter"/>
-      <w:lvlText w:val="%2."/>
-      <w:lvlJc w:val="left"/>
-      <w:pPr>
-        <w:ind w:left="1440" w:hanging="360"/>
-      </w:pPr>
-    </w:lvl>
-    <w:lvl w:ilvl="2" w:tplc="0419001B" w:tentative="1">
-      <w:start w:val="1"/>
-      <w:numFmt w:val="lowerRoman"/>
-      <w:lvlText w:val="%3."/>
-      <w:lvlJc w:val="right"/>
-      <w:pPr>
-        <w:ind w:left="2160" w:hanging="180"/>
-      </w:pPr>
-    </w:lvl>
-    <w:lvl w:ilvl="3" w:tplc="0419000F" w:tentative="1">
+    <w:lvl w:ilvl="2">
       <w:start w:val="1"/>
       <w:numFmt w:val="decimal"/>
-      <w:lvlText w:val="%4."/>
-      <w:lvlJc w:val="left"/>
-      <w:pPr>
-        <w:ind w:left="2880" w:hanging="360"/>
-      </w:pPr>
-    </w:lvl>
-    <w:lvl w:ilvl="4" w:tplc="04190019" w:tentative="1">
-      <w:start w:val="1"/>
-      <w:numFmt w:val="lowerLetter"/>
-      <w:lvlText w:val="%5."/>
-      <w:lvlJc w:val="left"/>
-      <w:pPr>
-        <w:ind w:left="3600" w:hanging="360"/>
-      </w:pPr>
-    </w:lvl>
-    <w:lvl w:ilvl="5" w:tplc="0419001B" w:tentative="1">
-      <w:start w:val="1"/>
-      <w:numFmt w:val="lowerRoman"/>
-      <w:lvlText w:val="%6."/>
-      <w:lvlJc w:val="right"/>
-      <w:pPr>
-        <w:ind w:left="4320" w:hanging="180"/>
-      </w:pPr>
-    </w:lvl>
-    <w:lvl w:ilvl="6" w:tplc="0419000F" w:tentative="1">
+      <w:isLgl/>
+      <w:lvlText w:val="%1.%2.%3"/>
+      <w:lvlJc w:val="left"/>
+      <w:pPr>
+        <w:ind w:left="1778" w:hanging="720"/>
+      </w:pPr>
+      <w:rPr>
+        <w:rFonts w:hint="default"/>
+      </w:rPr>
+    </w:lvl>
+    <w:lvl w:ilvl="3">
       <w:start w:val="1"/>
       <w:numFmt w:val="decimal"/>
-      <w:lvlText w:val="%7."/>
-      <w:lvlJc w:val="left"/>
-      <w:pPr>
-        <w:ind w:left="5040" w:hanging="360"/>
-      </w:pPr>
-    </w:lvl>
-    <w:lvl w:ilvl="7" w:tplc="04190019" w:tentative="1">
-      <w:start w:val="1"/>
-      <w:numFmt w:val="lowerLetter"/>
-      <w:lvlText w:val="%8."/>
-      <w:lvlJc w:val="left"/>
-      <w:pPr>
-        <w:ind w:left="5760" w:hanging="360"/>
-      </w:pPr>
-    </w:lvl>
-    <w:lvl w:ilvl="8" w:tplc="0419001B" w:tentative="1">
-      <w:start w:val="1"/>
-      <w:numFmt w:val="lowerRoman"/>
-      <w:lvlText w:val="%9."/>
-      <w:lvlJc w:val="right"/>
-      <w:pPr>
-        <w:ind w:left="6480" w:hanging="180"/>
-      </w:pPr>
+      <w:isLgl/>
+      <w:lvlText w:val="%1.%2.%3.%4"/>
+      <w:lvlJc w:val="left"/>
+      <w:pPr>
+        <w:ind w:left="2487" w:hanging="1080"/>
+      </w:pPr>
+      <w:rPr>
+        <w:rFonts w:hint="default"/>
+      </w:rPr>
+    </w:lvl>
+    <w:lvl w:ilvl="4">
+      <w:start w:val="1"/>
+      <w:numFmt w:val="decimal"/>
+      <w:isLgl/>
+      <w:lvlText w:val="%1.%2.%3.%4.%5"/>
+      <w:lvlJc w:val="left"/>
+      <w:pPr>
+        <w:ind w:left="2836" w:hanging="1080"/>
+      </w:pPr>
+      <w:rPr>
+        <w:rFonts w:hint="default"/>
+      </w:rPr>
+    </w:lvl>
+    <w:lvl w:ilvl="5">
+      <w:start w:val="1"/>
+      <w:numFmt w:val="decimal"/>
+      <w:isLgl/>
+      <w:lvlText w:val="%1.%2.%3.%4.%5.%6"/>
+      <w:lvlJc w:val="left"/>
+      <w:pPr>
+        <w:ind w:left="3545" w:hanging="1440"/>
+      </w:pPr>
+      <w:rPr>
+        <w:rFonts w:hint="default"/>
+      </w:rPr>
+    </w:lvl>
+    <w:lvl w:ilvl="6">
+      <w:start w:val="1"/>
+      <w:numFmt w:val="decimal"/>
+      <w:isLgl/>
+      <w:lvlText w:val="%1.%2.%3.%4.%5.%6.%7"/>
+      <w:lvlJc w:val="left"/>
+      <w:pPr>
+        <w:ind w:left="3894" w:hanging="1440"/>
+      </w:pPr>
+      <w:rPr>
+        <w:rFonts w:hint="default"/>
+      </w:rPr>
+    </w:lvl>
+    <w:lvl w:ilvl="7">
+      <w:start w:val="1"/>
+      <w:numFmt w:val="decimal"/>
+      <w:isLgl/>
+      <w:lvlText w:val="%1.%2.%3.%4.%5.%6.%7.%8"/>
+      <w:lvlJc w:val="left"/>
+      <w:pPr>
+        <w:ind w:left="4603" w:hanging="1800"/>
+      </w:pPr>
+      <w:rPr>
+        <w:rFonts w:hint="default"/>
+      </w:rPr>
+    </w:lvl>
+    <w:lvl w:ilvl="8">
+      <w:start w:val="1"/>
+      <w:numFmt w:val="decimal"/>
+      <w:isLgl/>
+      <w:lvlText w:val="%1.%2.%3.%4.%5.%6.%7.%8.%9"/>
+      <w:lvlJc w:val="left"/>
+      <w:pPr>
+        <w:ind w:left="5312" w:hanging="2160"/>
+      </w:pPr>
+      <w:rPr>
+        <w:rFonts w:hint="default"/>
+      </w:rPr>
     </w:lvl>
   </w:abstractNum>
   <w:abstractNum w:abstractNumId="1" w15:restartNumberingAfterBreak="0">

--- a/Курсовая Работа Кудряшов.docx
+++ b/Курсовая Работа Кудряшов.docx
@@ -1554,7 +1554,7 @@
           <w:rFonts w:ascii="Times New Roman" w:eastAsia="Times New Roman" w:hAnsi="Times New Roman" w:cs="Times New Roman"/>
           <w:sz w:val="28"/>
           <w:szCs w:val="28"/>
-          <w:lang w:val="en-US" w:eastAsia="ru-RU"/>
+          <w:lang w:eastAsia="ru-RU"/>
         </w:rPr>
       </w:pPr>
       <w:r>
@@ -1723,8 +1723,9 @@
         <w:pStyle w:val="a3"/>
         <w:numPr>
           <w:ilvl w:val="0"/>
-          <w:numId w:val="4"/>
-        </w:numPr>
+          <w:numId w:val="1"/>
+        </w:numPr>
+        <w:spacing w:after="0" w:line="360" w:lineRule="auto"/>
         <w:ind w:left="0" w:firstLine="709"/>
         <w:rPr>
           <w:rFonts w:ascii="Times New Roman" w:eastAsia="Times New Roman" w:hAnsi="Times New Roman" w:cs="Times New Roman"/>
@@ -1753,8 +1754,9 @@
         <w:pStyle w:val="a3"/>
         <w:numPr>
           <w:ilvl w:val="1"/>
-          <w:numId w:val="4"/>
-        </w:numPr>
+          <w:numId w:val="1"/>
+        </w:numPr>
+        <w:spacing w:after="0" w:line="360" w:lineRule="auto"/>
         <w:ind w:left="0" w:firstLine="709"/>
         <w:rPr>
           <w:rFonts w:ascii="Times New Roman" w:eastAsia="Times New Roman" w:hAnsi="Times New Roman" w:cs="Times New Roman"/>
@@ -1774,13 +1776,9 @@
           <w:szCs w:val="28"/>
           <w:lang w:eastAsia="ru-RU"/>
         </w:rPr>
-        <w:t>Анализ предметной области</w:t>
-      </w:r>
-    </w:p>
-    <w:p>
-      <w:pPr>
-        <w:pStyle w:val="a3"/>
-        <w:ind w:left="709"/>
+        <w:t>Изучение</w:t>
+      </w:r>
+      <w:r>
         <w:rPr>
           <w:rFonts w:ascii="Times New Roman" w:eastAsia="Times New Roman" w:hAnsi="Times New Roman" w:cs="Times New Roman"/>
           <w:b/>
@@ -1789,17 +1787,2831 @@
           <w:szCs w:val="28"/>
           <w:lang w:eastAsia="ru-RU"/>
         </w:rPr>
-      </w:pPr>
-    </w:p>
-    <w:p>
-      <w:pPr>
+        <w:t xml:space="preserve"> предметной области</w:t>
+      </w:r>
+    </w:p>
+    <w:p>
+      <w:pPr>
+        <w:pStyle w:val="a3"/>
+        <w:spacing w:after="0" w:line="360" w:lineRule="auto"/>
+        <w:ind w:left="0" w:firstLine="709"/>
+        <w:jc w:val="both"/>
+        <w:rPr>
+          <w:rFonts w:ascii="Times New Roman" w:eastAsia="Times New Roman" w:hAnsi="Times New Roman" w:cs="Times New Roman"/>
+          <w:sz w:val="28"/>
+          <w:szCs w:val="28"/>
+          <w:lang w:eastAsia="ru-RU"/>
+        </w:rPr>
+      </w:pPr>
+      <w:r>
+        <w:rPr>
+          <w:rFonts w:ascii="Times New Roman" w:eastAsia="Times New Roman" w:hAnsi="Times New Roman" w:cs="Times New Roman"/>
+          <w:sz w:val="28"/>
+          <w:szCs w:val="28"/>
+          <w:lang w:eastAsia="ru-RU"/>
+        </w:rPr>
+        <w:t>ТРЦ «Европейский» — один из крупнейших и самых посещаемых торгово-развлекательных центров Москвы, расположенный у Киевского вокзала. На площади более 180 000 м² объединены сотни магазинов, рестораны, фуд-корт, кинотеатр и зоны развлечений. Основная деятельность — аренда торговых площадей, организация досуга и предоставление рекламных возможностей брендам.</w:t>
+      </w:r>
+    </w:p>
+    <w:p>
+      <w:pPr>
+        <w:pStyle w:val="a3"/>
+        <w:spacing w:after="0" w:line="360" w:lineRule="auto"/>
+        <w:ind w:left="0" w:firstLine="709"/>
+        <w:jc w:val="both"/>
+        <w:rPr>
+          <w:rFonts w:ascii="Times New Roman" w:eastAsia="Times New Roman" w:hAnsi="Times New Roman" w:cs="Times New Roman"/>
+          <w:sz w:val="28"/>
+          <w:szCs w:val="28"/>
+          <w:lang w:eastAsia="ru-RU"/>
+        </w:rPr>
+      </w:pPr>
+      <w:r>
+        <w:rPr>
+          <w:rFonts w:ascii="Times New Roman" w:eastAsia="Times New Roman" w:hAnsi="Times New Roman" w:cs="Times New Roman"/>
+          <w:sz w:val="28"/>
+          <w:szCs w:val="28"/>
+          <w:lang w:eastAsia="ru-RU"/>
+        </w:rPr>
+        <w:t>Основные виды деятельности:</w:t>
+      </w:r>
+    </w:p>
+    <w:p>
+      <w:pPr>
+        <w:pStyle w:val="a3"/>
+        <w:numPr>
+          <w:ilvl w:val="0"/>
+          <w:numId w:val="2"/>
+        </w:numPr>
+        <w:spacing w:after="0" w:line="360" w:lineRule="auto"/>
+        <w:ind w:left="0" w:firstLine="709"/>
+        <w:jc w:val="both"/>
+        <w:rPr>
+          <w:rFonts w:ascii="Times New Roman" w:eastAsia="Times New Roman" w:hAnsi="Times New Roman" w:cs="Times New Roman"/>
+          <w:sz w:val="28"/>
+          <w:szCs w:val="28"/>
+          <w:lang w:eastAsia="ru-RU"/>
+        </w:rPr>
+      </w:pPr>
+      <w:r>
+        <w:rPr>
+          <w:rFonts w:ascii="Times New Roman" w:eastAsia="Times New Roman" w:hAnsi="Times New Roman" w:cs="Times New Roman"/>
+          <w:sz w:val="28"/>
+          <w:szCs w:val="28"/>
+          <w:lang w:eastAsia="ru-RU"/>
+        </w:rPr>
+        <w:t>сдача в аренду торговых площадей;</w:t>
+      </w:r>
+    </w:p>
+    <w:p>
+      <w:pPr>
+        <w:pStyle w:val="a3"/>
+        <w:numPr>
+          <w:ilvl w:val="0"/>
+          <w:numId w:val="2"/>
+        </w:numPr>
+        <w:spacing w:after="0" w:line="360" w:lineRule="auto"/>
+        <w:ind w:left="0" w:firstLine="709"/>
+        <w:jc w:val="both"/>
+        <w:rPr>
+          <w:rFonts w:ascii="Times New Roman" w:eastAsia="Times New Roman" w:hAnsi="Times New Roman" w:cs="Times New Roman"/>
+          <w:sz w:val="28"/>
+          <w:szCs w:val="28"/>
+          <w:lang w:eastAsia="ru-RU"/>
+        </w:rPr>
+      </w:pPr>
+      <w:r>
+        <w:rPr>
+          <w:rFonts w:ascii="Times New Roman" w:eastAsia="Times New Roman" w:hAnsi="Times New Roman" w:cs="Times New Roman"/>
+          <w:sz w:val="28"/>
+          <w:szCs w:val="28"/>
+          <w:lang w:eastAsia="ru-RU"/>
+        </w:rPr>
+        <w:t>организация розничной и ресторанной торговли;</w:t>
+      </w:r>
+    </w:p>
+    <w:p>
+      <w:pPr>
+        <w:pStyle w:val="a3"/>
+        <w:numPr>
+          <w:ilvl w:val="0"/>
+          <w:numId w:val="2"/>
+        </w:numPr>
+        <w:spacing w:after="0" w:line="360" w:lineRule="auto"/>
+        <w:ind w:left="0" w:firstLine="709"/>
+        <w:jc w:val="both"/>
+        <w:rPr>
+          <w:rFonts w:ascii="Times New Roman" w:eastAsia="Times New Roman" w:hAnsi="Times New Roman" w:cs="Times New Roman"/>
+          <w:sz w:val="28"/>
+          <w:szCs w:val="28"/>
+          <w:lang w:eastAsia="ru-RU"/>
+        </w:rPr>
+      </w:pPr>
+      <w:r>
+        <w:rPr>
+          <w:rFonts w:ascii="Times New Roman" w:eastAsia="Times New Roman" w:hAnsi="Times New Roman" w:cs="Times New Roman"/>
+          <w:sz w:val="28"/>
+          <w:szCs w:val="28"/>
+          <w:lang w:eastAsia="ru-RU"/>
+        </w:rPr>
+        <w:t>предоставление развлекательных и досуговых услуг;</w:t>
+      </w:r>
+    </w:p>
+    <w:p>
+      <w:pPr>
+        <w:pStyle w:val="a3"/>
+        <w:numPr>
+          <w:ilvl w:val="0"/>
+          <w:numId w:val="2"/>
+        </w:numPr>
+        <w:spacing w:after="0" w:line="360" w:lineRule="auto"/>
+        <w:ind w:left="0" w:firstLine="709"/>
+        <w:jc w:val="both"/>
+        <w:rPr>
+          <w:rFonts w:ascii="Times New Roman" w:eastAsia="Times New Roman" w:hAnsi="Times New Roman" w:cs="Times New Roman"/>
+          <w:sz w:val="28"/>
+          <w:szCs w:val="28"/>
+          <w:lang w:eastAsia="ru-RU"/>
+        </w:rPr>
+      </w:pPr>
+      <w:r>
+        <w:rPr>
+          <w:rFonts w:ascii="Times New Roman" w:eastAsia="Times New Roman" w:hAnsi="Times New Roman" w:cs="Times New Roman"/>
+          <w:sz w:val="28"/>
+          <w:szCs w:val="28"/>
+          <w:lang w:eastAsia="ru-RU"/>
+        </w:rPr>
+        <w:t>размещение рекламы на цифровых экранах;</w:t>
+      </w:r>
+    </w:p>
+    <w:p>
+      <w:pPr>
+        <w:pStyle w:val="a3"/>
+        <w:numPr>
+          <w:ilvl w:val="0"/>
+          <w:numId w:val="2"/>
+        </w:numPr>
+        <w:spacing w:after="0" w:line="360" w:lineRule="auto"/>
+        <w:ind w:left="0" w:firstLine="709"/>
+        <w:jc w:val="both"/>
+        <w:rPr>
+          <w:rFonts w:ascii="Times New Roman" w:eastAsia="Times New Roman" w:hAnsi="Times New Roman" w:cs="Times New Roman"/>
+          <w:sz w:val="28"/>
+          <w:szCs w:val="28"/>
+          <w:lang w:eastAsia="ru-RU"/>
+        </w:rPr>
+      </w:pPr>
+      <w:r>
+        <w:rPr>
+          <w:rFonts w:ascii="Times New Roman" w:eastAsia="Times New Roman" w:hAnsi="Times New Roman" w:cs="Times New Roman"/>
+          <w:sz w:val="28"/>
+          <w:szCs w:val="28"/>
+          <w:lang w:eastAsia="ru-RU"/>
+        </w:rPr>
+        <w:t>организация мероприятий на территории ТРЦ.</w:t>
+      </w:r>
+    </w:p>
+    <w:p>
+      <w:pPr>
+        <w:pStyle w:val="a3"/>
+        <w:spacing w:after="0" w:line="360" w:lineRule="auto"/>
+        <w:ind w:left="0" w:firstLine="709"/>
+        <w:jc w:val="both"/>
+        <w:rPr>
+          <w:rFonts w:ascii="Times New Roman" w:eastAsia="Times New Roman" w:hAnsi="Times New Roman" w:cs="Times New Roman"/>
+          <w:sz w:val="28"/>
+          <w:szCs w:val="28"/>
+          <w:lang w:eastAsia="ru-RU"/>
+        </w:rPr>
+      </w:pPr>
+      <w:r>
+        <w:rPr>
+          <w:rFonts w:ascii="Times New Roman" w:eastAsia="Times New Roman" w:hAnsi="Times New Roman" w:cs="Times New Roman"/>
+          <w:sz w:val="28"/>
+          <w:szCs w:val="28"/>
+          <w:lang w:eastAsia="ru-RU"/>
+        </w:rPr>
+        <w:t>Основные бизнес-процессы:</w:t>
+      </w:r>
+    </w:p>
+    <w:p>
+      <w:pPr>
+        <w:pStyle w:val="a3"/>
+        <w:numPr>
+          <w:ilvl w:val="0"/>
+          <w:numId w:val="3"/>
+        </w:numPr>
+        <w:spacing w:after="0" w:line="360" w:lineRule="auto"/>
+        <w:ind w:left="0" w:firstLine="709"/>
+        <w:jc w:val="both"/>
+        <w:rPr>
+          <w:rFonts w:ascii="Times New Roman" w:eastAsia="Times New Roman" w:hAnsi="Times New Roman" w:cs="Times New Roman"/>
+          <w:sz w:val="28"/>
+          <w:szCs w:val="28"/>
+          <w:lang w:eastAsia="ru-RU"/>
+        </w:rPr>
+      </w:pPr>
+      <w:r>
+        <w:rPr>
+          <w:rFonts w:ascii="Times New Roman" w:eastAsia="Times New Roman" w:hAnsi="Times New Roman" w:cs="Times New Roman"/>
+          <w:sz w:val="28"/>
+          <w:szCs w:val="28"/>
+          <w:lang w:eastAsia="ru-RU"/>
+        </w:rPr>
+        <w:t>управление арендой площадей;</w:t>
+      </w:r>
+    </w:p>
+    <w:p>
+      <w:pPr>
+        <w:pStyle w:val="a3"/>
+        <w:numPr>
+          <w:ilvl w:val="0"/>
+          <w:numId w:val="3"/>
+        </w:numPr>
+        <w:spacing w:after="0" w:line="360" w:lineRule="auto"/>
+        <w:ind w:left="0" w:firstLine="709"/>
+        <w:jc w:val="both"/>
+        <w:rPr>
+          <w:rFonts w:ascii="Times New Roman" w:eastAsia="Times New Roman" w:hAnsi="Times New Roman" w:cs="Times New Roman"/>
+          <w:sz w:val="28"/>
+          <w:szCs w:val="28"/>
+          <w:lang w:eastAsia="ru-RU"/>
+        </w:rPr>
+      </w:pPr>
+      <w:r>
+        <w:rPr>
+          <w:rFonts w:ascii="Times New Roman" w:eastAsia="Times New Roman" w:hAnsi="Times New Roman" w:cs="Times New Roman"/>
+          <w:sz w:val="28"/>
+          <w:szCs w:val="28"/>
+          <w:lang w:eastAsia="ru-RU"/>
+        </w:rPr>
+        <w:t>обслуживание и эксплуатация здания;</w:t>
+      </w:r>
+    </w:p>
+    <w:p>
+      <w:pPr>
+        <w:pStyle w:val="a3"/>
+        <w:numPr>
+          <w:ilvl w:val="0"/>
+          <w:numId w:val="3"/>
+        </w:numPr>
+        <w:spacing w:after="0" w:line="360" w:lineRule="auto"/>
+        <w:ind w:left="0" w:firstLine="709"/>
+        <w:jc w:val="both"/>
+        <w:rPr>
+          <w:rFonts w:ascii="Times New Roman" w:eastAsia="Times New Roman" w:hAnsi="Times New Roman" w:cs="Times New Roman"/>
+          <w:sz w:val="28"/>
+          <w:szCs w:val="28"/>
+          <w:lang w:eastAsia="ru-RU"/>
+        </w:rPr>
+      </w:pPr>
+      <w:r>
+        <w:rPr>
+          <w:rFonts w:ascii="Times New Roman" w:eastAsia="Times New Roman" w:hAnsi="Times New Roman" w:cs="Times New Roman"/>
+          <w:sz w:val="28"/>
+          <w:szCs w:val="28"/>
+          <w:lang w:eastAsia="ru-RU"/>
+        </w:rPr>
+        <w:t>организация торговли и развлечений;</w:t>
+      </w:r>
+    </w:p>
+    <w:p>
+      <w:pPr>
+        <w:pStyle w:val="a3"/>
+        <w:numPr>
+          <w:ilvl w:val="0"/>
+          <w:numId w:val="3"/>
+        </w:numPr>
+        <w:spacing w:after="0" w:line="360" w:lineRule="auto"/>
+        <w:ind w:left="0" w:firstLine="709"/>
+        <w:jc w:val="both"/>
+        <w:rPr>
+          <w:rFonts w:ascii="Times New Roman" w:eastAsia="Times New Roman" w:hAnsi="Times New Roman" w:cs="Times New Roman"/>
+          <w:sz w:val="28"/>
+          <w:szCs w:val="28"/>
+          <w:lang w:eastAsia="ru-RU"/>
+        </w:rPr>
+      </w:pPr>
+      <w:r>
+        <w:rPr>
+          <w:rFonts w:ascii="Times New Roman" w:eastAsia="Times New Roman" w:hAnsi="Times New Roman" w:cs="Times New Roman"/>
+          <w:sz w:val="28"/>
+          <w:szCs w:val="28"/>
+          <w:lang w:eastAsia="ru-RU"/>
+        </w:rPr>
+        <w:t>привлечение посетителей (маркетинг, реклама, мероприятия);</w:t>
+      </w:r>
+    </w:p>
+    <w:p>
+      <w:pPr>
+        <w:pStyle w:val="a3"/>
+        <w:numPr>
+          <w:ilvl w:val="0"/>
+          <w:numId w:val="3"/>
+        </w:numPr>
+        <w:spacing w:after="0" w:line="360" w:lineRule="auto"/>
+        <w:ind w:left="0" w:firstLine="709"/>
+        <w:jc w:val="both"/>
+        <w:rPr>
+          <w:rFonts w:ascii="Times New Roman" w:eastAsia="Times New Roman" w:hAnsi="Times New Roman" w:cs="Times New Roman"/>
+          <w:sz w:val="28"/>
+          <w:szCs w:val="28"/>
+          <w:lang w:eastAsia="ru-RU"/>
+        </w:rPr>
+      </w:pPr>
+      <w:r>
+        <w:rPr>
+          <w:rFonts w:ascii="Times New Roman" w:eastAsia="Times New Roman" w:hAnsi="Times New Roman" w:cs="Times New Roman"/>
+          <w:sz w:val="28"/>
+          <w:szCs w:val="28"/>
+          <w:lang w:eastAsia="ru-RU"/>
+        </w:rPr>
+        <w:t>управление рекламными экранами и зонами для мероприятий.</w:t>
+      </w:r>
+    </w:p>
+    <w:p>
+      <w:pPr>
+        <w:pStyle w:val="a3"/>
+        <w:spacing w:after="0" w:line="360" w:lineRule="auto"/>
+        <w:ind w:left="0" w:firstLine="709"/>
+        <w:jc w:val="both"/>
+        <w:rPr>
+          <w:rFonts w:ascii="Times New Roman" w:eastAsia="Times New Roman" w:hAnsi="Times New Roman" w:cs="Times New Roman"/>
+          <w:sz w:val="28"/>
+          <w:szCs w:val="28"/>
+          <w:lang w:eastAsia="ru-RU"/>
+        </w:rPr>
+      </w:pPr>
+      <w:r>
+        <w:rPr>
+          <w:rFonts w:ascii="Times New Roman" w:eastAsia="Times New Roman" w:hAnsi="Times New Roman" w:cs="Times New Roman"/>
+          <w:sz w:val="28"/>
+          <w:szCs w:val="28"/>
+          <w:lang w:eastAsia="ru-RU"/>
+        </w:rPr>
+        <w:t>Вспомогательные бизнес-процессы:</w:t>
+      </w:r>
+    </w:p>
+    <w:p>
+      <w:pPr>
+        <w:pStyle w:val="a3"/>
+        <w:numPr>
+          <w:ilvl w:val="0"/>
+          <w:numId w:val="4"/>
+        </w:numPr>
+        <w:spacing w:after="0" w:line="360" w:lineRule="auto"/>
+        <w:ind w:left="0" w:firstLine="709"/>
+        <w:jc w:val="both"/>
+        <w:rPr>
+          <w:rFonts w:ascii="Times New Roman" w:eastAsia="Times New Roman" w:hAnsi="Times New Roman" w:cs="Times New Roman"/>
+          <w:sz w:val="28"/>
+          <w:szCs w:val="28"/>
+          <w:lang w:eastAsia="ru-RU"/>
+        </w:rPr>
+      </w:pPr>
+      <w:r>
+        <w:rPr>
+          <w:rFonts w:ascii="Times New Roman" w:eastAsia="Times New Roman" w:hAnsi="Times New Roman" w:cs="Times New Roman"/>
+          <w:sz w:val="28"/>
+          <w:szCs w:val="28"/>
+          <w:lang w:eastAsia="ru-RU"/>
+        </w:rPr>
+        <w:t>бухгалтерия и финансы;</w:t>
+      </w:r>
+    </w:p>
+    <w:p>
+      <w:pPr>
+        <w:pStyle w:val="a3"/>
+        <w:numPr>
+          <w:ilvl w:val="0"/>
+          <w:numId w:val="4"/>
+        </w:numPr>
+        <w:spacing w:after="0" w:line="360" w:lineRule="auto"/>
+        <w:ind w:left="0" w:firstLine="709"/>
+        <w:jc w:val="both"/>
+        <w:rPr>
+          <w:rFonts w:ascii="Times New Roman" w:eastAsia="Times New Roman" w:hAnsi="Times New Roman" w:cs="Times New Roman"/>
+          <w:sz w:val="28"/>
+          <w:szCs w:val="28"/>
+          <w:lang w:eastAsia="ru-RU"/>
+        </w:rPr>
+      </w:pPr>
+      <w:r>
+        <w:rPr>
+          <w:rFonts w:ascii="Times New Roman" w:eastAsia="Times New Roman" w:hAnsi="Times New Roman" w:cs="Times New Roman"/>
+          <w:sz w:val="28"/>
+          <w:szCs w:val="28"/>
+          <w:lang w:eastAsia="ru-RU"/>
+        </w:rPr>
+        <w:t>юридическое сопровождение;</w:t>
+      </w:r>
+    </w:p>
+    <w:p>
+      <w:pPr>
+        <w:pStyle w:val="a3"/>
+        <w:numPr>
+          <w:ilvl w:val="0"/>
+          <w:numId w:val="4"/>
+        </w:numPr>
+        <w:spacing w:after="0" w:line="360" w:lineRule="auto"/>
+        <w:ind w:left="0" w:firstLine="709"/>
+        <w:jc w:val="both"/>
+        <w:rPr>
+          <w:rFonts w:ascii="Times New Roman" w:eastAsia="Times New Roman" w:hAnsi="Times New Roman" w:cs="Times New Roman"/>
+          <w:sz w:val="28"/>
+          <w:szCs w:val="28"/>
+          <w:lang w:eastAsia="ru-RU"/>
+        </w:rPr>
+      </w:pPr>
+      <w:r>
+        <w:rPr>
+          <w:rFonts w:ascii="Times New Roman" w:eastAsia="Times New Roman" w:hAnsi="Times New Roman" w:cs="Times New Roman"/>
+          <w:sz w:val="28"/>
+          <w:szCs w:val="28"/>
+          <w:lang w:eastAsia="ru-RU"/>
+        </w:rPr>
+        <w:t>HR и обучение персонала;</w:t>
+      </w:r>
+    </w:p>
+    <w:p>
+      <w:pPr>
+        <w:pStyle w:val="a3"/>
+        <w:numPr>
+          <w:ilvl w:val="0"/>
+          <w:numId w:val="4"/>
+        </w:numPr>
+        <w:spacing w:after="0" w:line="360" w:lineRule="auto"/>
+        <w:ind w:left="0" w:firstLine="709"/>
+        <w:jc w:val="both"/>
+        <w:rPr>
+          <w:rFonts w:ascii="Times New Roman" w:eastAsia="Times New Roman" w:hAnsi="Times New Roman" w:cs="Times New Roman"/>
+          <w:sz w:val="28"/>
+          <w:szCs w:val="28"/>
+          <w:lang w:eastAsia="ru-RU"/>
+        </w:rPr>
+      </w:pPr>
+      <w:r>
+        <w:rPr>
+          <w:rFonts w:ascii="Times New Roman" w:eastAsia="Times New Roman" w:hAnsi="Times New Roman" w:cs="Times New Roman"/>
+          <w:sz w:val="28"/>
+          <w:szCs w:val="28"/>
+          <w:lang w:eastAsia="ru-RU"/>
+        </w:rPr>
+        <w:t>IT-поддержка и аналитика;</w:t>
+      </w:r>
+    </w:p>
+    <w:p>
+      <w:pPr>
+        <w:pStyle w:val="a3"/>
+        <w:numPr>
+          <w:ilvl w:val="0"/>
+          <w:numId w:val="4"/>
+        </w:numPr>
+        <w:spacing w:after="0" w:line="360" w:lineRule="auto"/>
+        <w:ind w:left="0" w:firstLine="709"/>
+        <w:jc w:val="both"/>
+        <w:rPr>
+          <w:rFonts w:ascii="Times New Roman" w:eastAsia="Times New Roman" w:hAnsi="Times New Roman" w:cs="Times New Roman"/>
+          <w:sz w:val="28"/>
+          <w:szCs w:val="28"/>
+          <w:lang w:eastAsia="ru-RU"/>
+        </w:rPr>
+      </w:pPr>
+      <w:r>
+        <w:rPr>
+          <w:rFonts w:ascii="Times New Roman" w:eastAsia="Times New Roman" w:hAnsi="Times New Roman" w:cs="Times New Roman"/>
+          <w:sz w:val="28"/>
+          <w:szCs w:val="28"/>
+          <w:lang w:eastAsia="ru-RU"/>
+        </w:rPr>
+        <w:t>взаимодействие с подрядчиками и поставщиками.</w:t>
+      </w:r>
+    </w:p>
+    <w:p>
+      <w:pPr>
+        <w:pStyle w:val="a3"/>
+        <w:spacing w:after="0" w:line="360" w:lineRule="auto"/>
+        <w:ind w:left="0" w:firstLine="709"/>
+        <w:jc w:val="both"/>
+        <w:rPr>
+          <w:rFonts w:ascii="Times New Roman" w:eastAsia="Times New Roman" w:hAnsi="Times New Roman" w:cs="Times New Roman"/>
+          <w:sz w:val="28"/>
+          <w:szCs w:val="28"/>
+          <w:lang w:eastAsia="ru-RU"/>
+        </w:rPr>
+      </w:pPr>
+      <w:r>
+        <w:rPr>
+          <w:rFonts w:ascii="Times New Roman" w:eastAsia="Times New Roman" w:hAnsi="Times New Roman" w:cs="Times New Roman"/>
+          <w:sz w:val="28"/>
+          <w:szCs w:val="28"/>
+          <w:lang w:eastAsia="ru-RU"/>
+        </w:rPr>
+        <w:t>Чем занимается администрация ТРЦ в части рекламы и мероприятий:</w:t>
+      </w:r>
+    </w:p>
+    <w:p>
+      <w:pPr>
+        <w:pStyle w:val="a3"/>
+        <w:numPr>
+          <w:ilvl w:val="0"/>
+          <w:numId w:val="5"/>
+        </w:numPr>
+        <w:spacing w:after="0" w:line="360" w:lineRule="auto"/>
+        <w:ind w:left="0" w:firstLine="709"/>
+        <w:jc w:val="both"/>
+        <w:rPr>
+          <w:rFonts w:ascii="Times New Roman" w:eastAsia="Times New Roman" w:hAnsi="Times New Roman" w:cs="Times New Roman"/>
+          <w:sz w:val="28"/>
+          <w:szCs w:val="28"/>
+          <w:lang w:eastAsia="ru-RU"/>
+        </w:rPr>
+      </w:pPr>
+      <w:r>
+        <w:rPr>
+          <w:rFonts w:ascii="Times New Roman" w:eastAsia="Times New Roman" w:hAnsi="Times New Roman" w:cs="Times New Roman"/>
+          <w:sz w:val="28"/>
+          <w:szCs w:val="28"/>
+          <w:lang w:eastAsia="ru-RU"/>
+        </w:rPr>
+        <w:lastRenderedPageBreak/>
+        <w:t>формирование и ведение реестра цифровых рекламных экранов с указанием их технических характеристик (разрешение, расположение, этаж, зона);</w:t>
+      </w:r>
+    </w:p>
+    <w:p>
+      <w:pPr>
+        <w:pStyle w:val="a3"/>
+        <w:numPr>
+          <w:ilvl w:val="0"/>
+          <w:numId w:val="5"/>
+        </w:numPr>
+        <w:spacing w:after="0" w:line="360" w:lineRule="auto"/>
+        <w:ind w:left="0" w:firstLine="709"/>
+        <w:jc w:val="both"/>
+        <w:rPr>
+          <w:rFonts w:ascii="Times New Roman" w:eastAsia="Times New Roman" w:hAnsi="Times New Roman" w:cs="Times New Roman"/>
+          <w:sz w:val="28"/>
+          <w:szCs w:val="28"/>
+          <w:lang w:eastAsia="ru-RU"/>
+        </w:rPr>
+      </w:pPr>
+      <w:r>
+        <w:rPr>
+          <w:rFonts w:ascii="Times New Roman" w:eastAsia="Times New Roman" w:hAnsi="Times New Roman" w:cs="Times New Roman"/>
+          <w:sz w:val="28"/>
+          <w:szCs w:val="28"/>
+          <w:lang w:eastAsia="ru-RU"/>
+        </w:rPr>
+        <w:t>ведение реестра зон, доступных для аренды под мероприятия (площадь, этаж, секция, стоимость аренды);</w:t>
+      </w:r>
+    </w:p>
+    <w:p>
+      <w:pPr>
+        <w:pStyle w:val="a3"/>
+        <w:numPr>
+          <w:ilvl w:val="0"/>
+          <w:numId w:val="5"/>
+        </w:numPr>
+        <w:spacing w:after="0" w:line="360" w:lineRule="auto"/>
+        <w:ind w:left="0" w:firstLine="709"/>
+        <w:jc w:val="both"/>
+        <w:rPr>
+          <w:rFonts w:ascii="Times New Roman" w:eastAsia="Times New Roman" w:hAnsi="Times New Roman" w:cs="Times New Roman"/>
+          <w:sz w:val="28"/>
+          <w:szCs w:val="28"/>
+          <w:lang w:eastAsia="ru-RU"/>
+        </w:rPr>
+      </w:pPr>
+      <w:r>
+        <w:rPr>
+          <w:rFonts w:ascii="Times New Roman" w:eastAsia="Times New Roman" w:hAnsi="Times New Roman" w:cs="Times New Roman"/>
+          <w:sz w:val="28"/>
+          <w:szCs w:val="28"/>
+          <w:lang w:eastAsia="ru-RU"/>
+        </w:rPr>
+        <w:t>приём и модерация рекламных медиафайлов от арендаторов (проверка разрешения, длительности, кодека, частоты кадров);</w:t>
+      </w:r>
+    </w:p>
+    <w:p>
+      <w:pPr>
+        <w:pStyle w:val="a3"/>
+        <w:numPr>
+          <w:ilvl w:val="0"/>
+          <w:numId w:val="5"/>
+        </w:numPr>
+        <w:spacing w:after="0" w:line="360" w:lineRule="auto"/>
+        <w:ind w:left="0" w:firstLine="709"/>
+        <w:jc w:val="both"/>
+        <w:rPr>
+          <w:rFonts w:ascii="Times New Roman" w:eastAsia="Times New Roman" w:hAnsi="Times New Roman" w:cs="Times New Roman"/>
+          <w:sz w:val="28"/>
+          <w:szCs w:val="28"/>
+          <w:lang w:eastAsia="ru-RU"/>
+        </w:rPr>
+      </w:pPr>
+      <w:r>
+        <w:rPr>
+          <w:rFonts w:ascii="Times New Roman" w:eastAsia="Times New Roman" w:hAnsi="Times New Roman" w:cs="Times New Roman"/>
+          <w:sz w:val="28"/>
+          <w:szCs w:val="28"/>
+          <w:lang w:eastAsia="ru-RU"/>
+        </w:rPr>
+        <w:t>обработка заявок на размещение рекламы на экранах (согласование периода, количества показов, стоимости);</w:t>
+      </w:r>
+    </w:p>
+    <w:p>
+      <w:pPr>
+        <w:pStyle w:val="a3"/>
+        <w:numPr>
+          <w:ilvl w:val="0"/>
+          <w:numId w:val="5"/>
+        </w:numPr>
+        <w:spacing w:after="0" w:line="360" w:lineRule="auto"/>
+        <w:ind w:left="0" w:firstLine="709"/>
+        <w:jc w:val="both"/>
+        <w:rPr>
+          <w:rFonts w:ascii="Times New Roman" w:eastAsia="Times New Roman" w:hAnsi="Times New Roman" w:cs="Times New Roman"/>
+          <w:sz w:val="28"/>
+          <w:szCs w:val="28"/>
+          <w:lang w:eastAsia="ru-RU"/>
+        </w:rPr>
+      </w:pPr>
+      <w:r>
+        <w:rPr>
+          <w:rFonts w:ascii="Times New Roman" w:eastAsia="Times New Roman" w:hAnsi="Times New Roman" w:cs="Times New Roman"/>
+          <w:sz w:val="28"/>
+          <w:szCs w:val="28"/>
+          <w:lang w:eastAsia="ru-RU"/>
+        </w:rPr>
+        <w:t>обработка заявок на аренду зон для проведения мероприятий;</w:t>
+      </w:r>
+    </w:p>
+    <w:p>
+      <w:pPr>
+        <w:pStyle w:val="a3"/>
+        <w:numPr>
+          <w:ilvl w:val="0"/>
+          <w:numId w:val="5"/>
+        </w:numPr>
+        <w:spacing w:after="0" w:line="360" w:lineRule="auto"/>
+        <w:ind w:left="0" w:firstLine="709"/>
+        <w:jc w:val="both"/>
+        <w:rPr>
+          <w:rFonts w:ascii="Times New Roman" w:eastAsia="Times New Roman" w:hAnsi="Times New Roman" w:cs="Times New Roman"/>
+          <w:sz w:val="28"/>
+          <w:szCs w:val="28"/>
+          <w:lang w:eastAsia="ru-RU"/>
+        </w:rPr>
+      </w:pPr>
+      <w:r>
+        <w:rPr>
+          <w:rFonts w:ascii="Times New Roman" w:eastAsia="Times New Roman" w:hAnsi="Times New Roman" w:cs="Times New Roman"/>
+          <w:sz w:val="28"/>
+          <w:szCs w:val="28"/>
+          <w:lang w:eastAsia="ru-RU"/>
+        </w:rPr>
+        <w:t>планирование и управление мероприятиями (выставки, промоакции, фестивали);</w:t>
+      </w:r>
+    </w:p>
+    <w:p>
+      <w:pPr>
+        <w:pStyle w:val="a3"/>
+        <w:numPr>
+          <w:ilvl w:val="0"/>
+          <w:numId w:val="5"/>
+        </w:numPr>
+        <w:spacing w:after="0" w:line="360" w:lineRule="auto"/>
+        <w:ind w:left="0" w:firstLine="709"/>
+        <w:jc w:val="both"/>
+        <w:rPr>
+          <w:rFonts w:ascii="Times New Roman" w:eastAsia="Times New Roman" w:hAnsi="Times New Roman" w:cs="Times New Roman"/>
+          <w:sz w:val="28"/>
+          <w:szCs w:val="28"/>
+          <w:lang w:eastAsia="ru-RU"/>
+        </w:rPr>
+      </w:pPr>
+      <w:r>
+        <w:rPr>
+          <w:rFonts w:ascii="Times New Roman" w:eastAsia="Times New Roman" w:hAnsi="Times New Roman" w:cs="Times New Roman"/>
+          <w:sz w:val="28"/>
+          <w:szCs w:val="28"/>
+          <w:lang w:eastAsia="ru-RU"/>
+        </w:rPr>
+        <w:t>ведение базы арендаторов с контактной информацией и статистикой.</w:t>
+      </w:r>
+    </w:p>
+    <w:p>
+      <w:pPr>
+        <w:pStyle w:val="a3"/>
+        <w:spacing w:after="0" w:line="360" w:lineRule="auto"/>
+        <w:ind w:left="0" w:firstLine="709"/>
+        <w:jc w:val="both"/>
+        <w:rPr>
+          <w:rFonts w:ascii="Times New Roman" w:eastAsia="Times New Roman" w:hAnsi="Times New Roman" w:cs="Times New Roman"/>
+          <w:sz w:val="28"/>
+          <w:szCs w:val="28"/>
+          <w:lang w:eastAsia="ru-RU"/>
+        </w:rPr>
+      </w:pPr>
+      <w:r>
+        <w:rPr>
+          <w:rFonts w:ascii="Times New Roman" w:eastAsia="Times New Roman" w:hAnsi="Times New Roman" w:cs="Times New Roman"/>
+          <w:sz w:val="28"/>
+          <w:szCs w:val="28"/>
+          <w:lang w:eastAsia="ru-RU"/>
+        </w:rPr>
+        <w:t>В ТРЦ «Европейский» размещены 30 цифровых рекламных экранов различных форматов и разрешений, расположенных в зонах: «Москва», «Берлин», «Париж», у лифтов, эскалаторов, входов и на фасаде здания. Для размещения рекламы на экранах медиафайлы должны соответствовать техническим требованиям конкретного экрана по разрешению (ширина и высота в пикселях).</w:t>
+      </w:r>
+    </w:p>
+    <w:p>
+      <w:pPr>
+        <w:pStyle w:val="a3"/>
+        <w:spacing w:after="0" w:line="360" w:lineRule="auto"/>
+        <w:ind w:left="0" w:firstLine="709"/>
+        <w:jc w:val="both"/>
+        <w:rPr>
+          <w:rFonts w:ascii="Times New Roman" w:eastAsia="Times New Roman" w:hAnsi="Times New Roman" w:cs="Times New Roman"/>
+          <w:sz w:val="28"/>
+          <w:szCs w:val="28"/>
+          <w:lang w:eastAsia="ru-RU"/>
+        </w:rPr>
+      </w:pPr>
+      <w:r>
+        <w:rPr>
+          <w:rFonts w:ascii="Times New Roman" w:eastAsia="Times New Roman" w:hAnsi="Times New Roman" w:cs="Times New Roman"/>
+          <w:sz w:val="28"/>
+          <w:szCs w:val="28"/>
+          <w:lang w:eastAsia="ru-RU"/>
+        </w:rPr>
+        <w:t>Также на территории ТРЦ выделены 8 зон для проведения мероприятий: Атриум (1 этаж, 200 м²), Промо-зона у эскалаторов (2 этаж, 50 м²), Выставочная зона «Берлин» (2 этаж, 150 м²), Фуд-корт (3 этаж, 80 м²), Входная группа №1 (1 этаж, 30 м²), Галерея 2 этажа (2 этаж, 120 м²), Парковка (B1, 300 м²), Детская зона (3 этаж, 100 м²).</w:t>
+      </w:r>
+    </w:p>
+    <w:p>
+      <w:pPr>
+        <w:pStyle w:val="a3"/>
+        <w:spacing w:after="0" w:line="360" w:lineRule="auto"/>
+        <w:ind w:left="0" w:firstLine="709"/>
+        <w:jc w:val="both"/>
+        <w:rPr>
+          <w:rFonts w:ascii="Times New Roman" w:eastAsia="Times New Roman" w:hAnsi="Times New Roman" w:cs="Times New Roman"/>
+          <w:sz w:val="28"/>
+          <w:szCs w:val="28"/>
+          <w:lang w:eastAsia="ru-RU"/>
+        </w:rPr>
+      </w:pPr>
+      <w:r>
+        <w:rPr>
+          <w:rFonts w:ascii="Times New Roman" w:eastAsia="Times New Roman" w:hAnsi="Times New Roman" w:cs="Times New Roman"/>
+          <w:sz w:val="28"/>
+          <w:szCs w:val="28"/>
+          <w:lang w:eastAsia="ru-RU"/>
+        </w:rPr>
+        <w:t>Участники процесса:</w:t>
+      </w:r>
+    </w:p>
+    <w:p>
+      <w:pPr>
+        <w:pStyle w:val="a3"/>
+        <w:spacing w:after="0" w:line="360" w:lineRule="auto"/>
+        <w:ind w:left="0" w:firstLine="709"/>
+        <w:jc w:val="both"/>
+        <w:rPr>
+          <w:rFonts w:ascii="Times New Roman" w:eastAsia="Times New Roman" w:hAnsi="Times New Roman" w:cs="Times New Roman"/>
+          <w:sz w:val="28"/>
+          <w:szCs w:val="28"/>
+          <w:lang w:eastAsia="ru-RU"/>
+        </w:rPr>
+      </w:pPr>
+      <w:r>
+        <w:rPr>
+          <w:rFonts w:ascii="Times New Roman" w:eastAsia="Times New Roman" w:hAnsi="Times New Roman" w:cs="Times New Roman"/>
+          <w:sz w:val="28"/>
+          <w:szCs w:val="28"/>
+          <w:lang w:eastAsia="ru-RU"/>
+        </w:rPr>
+        <w:t>Администрация ТРЦ:</w:t>
+      </w:r>
+    </w:p>
+    <w:p>
+      <w:pPr>
+        <w:pStyle w:val="a3"/>
+        <w:numPr>
+          <w:ilvl w:val="0"/>
+          <w:numId w:val="6"/>
+        </w:numPr>
+        <w:spacing w:after="0" w:line="360" w:lineRule="auto"/>
+        <w:ind w:left="0" w:firstLine="709"/>
+        <w:jc w:val="both"/>
+        <w:rPr>
+          <w:rFonts w:ascii="Times New Roman" w:eastAsia="Times New Roman" w:hAnsi="Times New Roman" w:cs="Times New Roman"/>
+          <w:sz w:val="28"/>
+          <w:szCs w:val="28"/>
+          <w:lang w:eastAsia="ru-RU"/>
+        </w:rPr>
+      </w:pPr>
+      <w:r>
+        <w:rPr>
+          <w:rFonts w:ascii="Times New Roman" w:eastAsia="Times New Roman" w:hAnsi="Times New Roman" w:cs="Times New Roman"/>
+          <w:sz w:val="28"/>
+          <w:szCs w:val="28"/>
+          <w:lang w:eastAsia="ru-RU"/>
+        </w:rPr>
+        <w:t>Администратор системы — управляет всеми данными, модерирует медиаконтент, обрабатывает заявки, управляет мероприятиями, экранами и зонами;</w:t>
+      </w:r>
+    </w:p>
+    <w:p>
+      <w:pPr>
+        <w:pStyle w:val="a3"/>
+        <w:numPr>
+          <w:ilvl w:val="0"/>
+          <w:numId w:val="6"/>
+        </w:numPr>
+        <w:spacing w:after="0" w:line="360" w:lineRule="auto"/>
+        <w:ind w:left="0" w:firstLine="709"/>
+        <w:jc w:val="both"/>
+        <w:rPr>
+          <w:rFonts w:ascii="Times New Roman" w:eastAsia="Times New Roman" w:hAnsi="Times New Roman" w:cs="Times New Roman"/>
+          <w:sz w:val="28"/>
+          <w:szCs w:val="28"/>
+          <w:lang w:eastAsia="ru-RU"/>
+        </w:rPr>
+      </w:pPr>
+      <w:r>
+        <w:rPr>
+          <w:rFonts w:ascii="Times New Roman" w:eastAsia="Times New Roman" w:hAnsi="Times New Roman" w:cs="Times New Roman"/>
+          <w:sz w:val="28"/>
+          <w:szCs w:val="28"/>
+          <w:lang w:eastAsia="ru-RU"/>
+        </w:rPr>
+        <w:lastRenderedPageBreak/>
+        <w:t>Менеджер ТРЦ — вспомогательная роль для управления отдельными процессами.</w:t>
+      </w:r>
+    </w:p>
+    <w:p>
+      <w:pPr>
+        <w:pStyle w:val="a3"/>
+        <w:spacing w:after="0" w:line="360" w:lineRule="auto"/>
+        <w:ind w:left="0" w:firstLine="709"/>
+        <w:jc w:val="both"/>
+        <w:rPr>
+          <w:rFonts w:ascii="Times New Roman" w:eastAsia="Times New Roman" w:hAnsi="Times New Roman" w:cs="Times New Roman"/>
+          <w:sz w:val="28"/>
+          <w:szCs w:val="28"/>
+          <w:lang w:eastAsia="ru-RU"/>
+        </w:rPr>
+      </w:pPr>
+      <w:r>
+        <w:rPr>
+          <w:rFonts w:ascii="Times New Roman" w:eastAsia="Times New Roman" w:hAnsi="Times New Roman" w:cs="Times New Roman"/>
+          <w:sz w:val="28"/>
+          <w:szCs w:val="28"/>
+          <w:lang w:eastAsia="ru-RU"/>
+        </w:rPr>
+        <w:t>Арендаторы (организации):</w:t>
+      </w:r>
+    </w:p>
+    <w:p>
+      <w:pPr>
+        <w:pStyle w:val="a3"/>
+        <w:numPr>
+          <w:ilvl w:val="0"/>
+          <w:numId w:val="7"/>
+        </w:numPr>
+        <w:spacing w:after="0" w:line="360" w:lineRule="auto"/>
+        <w:ind w:left="0" w:firstLine="709"/>
+        <w:jc w:val="both"/>
+        <w:rPr>
+          <w:rFonts w:ascii="Times New Roman" w:eastAsia="Times New Roman" w:hAnsi="Times New Roman" w:cs="Times New Roman"/>
+          <w:sz w:val="28"/>
+          <w:szCs w:val="28"/>
+          <w:lang w:eastAsia="ru-RU"/>
+        </w:rPr>
+      </w:pPr>
+      <w:r>
+        <w:rPr>
+          <w:rFonts w:ascii="Times New Roman" w:eastAsia="Times New Roman" w:hAnsi="Times New Roman" w:cs="Times New Roman"/>
+          <w:sz w:val="28"/>
+          <w:szCs w:val="28"/>
+          <w:lang w:eastAsia="ru-RU"/>
+        </w:rPr>
+        <w:t>Загружают рекламные медиафайлы;</w:t>
+      </w:r>
+    </w:p>
+    <w:p>
+      <w:pPr>
+        <w:pStyle w:val="a3"/>
+        <w:numPr>
+          <w:ilvl w:val="0"/>
+          <w:numId w:val="7"/>
+        </w:numPr>
+        <w:spacing w:after="0" w:line="360" w:lineRule="auto"/>
+        <w:ind w:left="0" w:firstLine="709"/>
+        <w:jc w:val="both"/>
+        <w:rPr>
+          <w:rFonts w:ascii="Times New Roman" w:eastAsia="Times New Roman" w:hAnsi="Times New Roman" w:cs="Times New Roman"/>
+          <w:sz w:val="28"/>
+          <w:szCs w:val="28"/>
+          <w:lang w:eastAsia="ru-RU"/>
+        </w:rPr>
+      </w:pPr>
+      <w:r>
+        <w:rPr>
+          <w:rFonts w:ascii="Times New Roman" w:eastAsia="Times New Roman" w:hAnsi="Times New Roman" w:cs="Times New Roman"/>
+          <w:sz w:val="28"/>
+          <w:szCs w:val="28"/>
+          <w:lang w:eastAsia="ru-RU"/>
+        </w:rPr>
+        <w:t>Подают заявки на размещение рекламы на экранах;</w:t>
+      </w:r>
+    </w:p>
+    <w:p>
+      <w:pPr>
+        <w:pStyle w:val="a3"/>
+        <w:numPr>
+          <w:ilvl w:val="0"/>
+          <w:numId w:val="7"/>
+        </w:numPr>
+        <w:spacing w:after="0" w:line="360" w:lineRule="auto"/>
+        <w:ind w:left="0" w:firstLine="709"/>
+        <w:jc w:val="both"/>
+        <w:rPr>
+          <w:rFonts w:ascii="Times New Roman" w:eastAsia="Times New Roman" w:hAnsi="Times New Roman" w:cs="Times New Roman"/>
+          <w:sz w:val="28"/>
+          <w:szCs w:val="28"/>
+          <w:lang w:eastAsia="ru-RU"/>
+        </w:rPr>
+      </w:pPr>
+      <w:r>
+        <w:rPr>
+          <w:rFonts w:ascii="Times New Roman" w:eastAsia="Times New Roman" w:hAnsi="Times New Roman" w:cs="Times New Roman"/>
+          <w:sz w:val="28"/>
+          <w:szCs w:val="28"/>
+          <w:lang w:eastAsia="ru-RU"/>
+        </w:rPr>
+        <w:t>Подают заявки на аренду зон для мероприятий;</w:t>
+      </w:r>
+    </w:p>
+    <w:p>
+      <w:pPr>
+        <w:pStyle w:val="a3"/>
+        <w:numPr>
+          <w:ilvl w:val="0"/>
+          <w:numId w:val="7"/>
+        </w:numPr>
+        <w:spacing w:after="0" w:line="360" w:lineRule="auto"/>
+        <w:ind w:left="0" w:firstLine="709"/>
+        <w:jc w:val="both"/>
+        <w:rPr>
+          <w:rFonts w:ascii="Times New Roman" w:eastAsia="Times New Roman" w:hAnsi="Times New Roman" w:cs="Times New Roman"/>
+          <w:sz w:val="28"/>
+          <w:szCs w:val="28"/>
+          <w:lang w:eastAsia="ru-RU"/>
+        </w:rPr>
+      </w:pPr>
+      <w:r>
+        <w:rPr>
+          <w:rFonts w:ascii="Times New Roman" w:eastAsia="Times New Roman" w:hAnsi="Times New Roman" w:cs="Times New Roman"/>
+          <w:sz w:val="28"/>
+          <w:szCs w:val="28"/>
+          <w:lang w:eastAsia="ru-RU"/>
+        </w:rPr>
+        <w:t>Отслеживают статусы своих заявок.</w:t>
+      </w:r>
+    </w:p>
+    <w:p>
+      <w:pPr>
+        <w:pStyle w:val="a3"/>
+        <w:spacing w:after="0" w:line="360" w:lineRule="auto"/>
+        <w:ind w:left="0" w:firstLine="709"/>
+        <w:jc w:val="both"/>
+        <w:rPr>
+          <w:rFonts w:ascii="Times New Roman" w:eastAsia="Times New Roman" w:hAnsi="Times New Roman" w:cs="Times New Roman"/>
+          <w:sz w:val="28"/>
+          <w:szCs w:val="28"/>
+          <w:lang w:eastAsia="ru-RU"/>
+        </w:rPr>
+      </w:pPr>
+      <w:r>
+        <w:rPr>
+          <w:rFonts w:ascii="Times New Roman" w:eastAsia="Times New Roman" w:hAnsi="Times New Roman" w:cs="Times New Roman"/>
+          <w:sz w:val="28"/>
+          <w:szCs w:val="28"/>
+          <w:lang w:eastAsia="ru-RU"/>
+        </w:rPr>
+        <w:t>Текущий рабочий процесс:</w:t>
+      </w:r>
+    </w:p>
+    <w:p>
+      <w:pPr>
+        <w:pStyle w:val="a3"/>
+        <w:numPr>
+          <w:ilvl w:val="0"/>
+          <w:numId w:val="8"/>
+        </w:numPr>
+        <w:spacing w:after="0" w:line="360" w:lineRule="auto"/>
+        <w:ind w:left="0" w:firstLine="709"/>
+        <w:jc w:val="both"/>
+        <w:rPr>
+          <w:rFonts w:ascii="Times New Roman" w:eastAsia="Times New Roman" w:hAnsi="Times New Roman" w:cs="Times New Roman"/>
+          <w:sz w:val="28"/>
+          <w:szCs w:val="28"/>
+          <w:lang w:eastAsia="ru-RU"/>
+        </w:rPr>
+      </w:pPr>
+      <w:r>
+        <w:rPr>
+          <w:rFonts w:ascii="Times New Roman" w:eastAsia="Times New Roman" w:hAnsi="Times New Roman" w:cs="Times New Roman"/>
+          <w:sz w:val="28"/>
+          <w:szCs w:val="28"/>
+          <w:lang w:eastAsia="ru-RU"/>
+        </w:rPr>
+        <w:t>Арендатор заключает договор с ТРЦ и регистрируется в системе.</w:t>
+      </w:r>
+    </w:p>
+    <w:p>
+      <w:pPr>
+        <w:pStyle w:val="a3"/>
+        <w:numPr>
+          <w:ilvl w:val="0"/>
+          <w:numId w:val="8"/>
+        </w:numPr>
+        <w:spacing w:after="0" w:line="360" w:lineRule="auto"/>
+        <w:ind w:left="0" w:firstLine="709"/>
+        <w:jc w:val="both"/>
+        <w:rPr>
+          <w:rFonts w:ascii="Times New Roman" w:eastAsia="Times New Roman" w:hAnsi="Times New Roman" w:cs="Times New Roman"/>
+          <w:sz w:val="28"/>
+          <w:szCs w:val="28"/>
+          <w:lang w:eastAsia="ru-RU"/>
+        </w:rPr>
+      </w:pPr>
+      <w:r>
+        <w:rPr>
+          <w:rFonts w:ascii="Times New Roman" w:eastAsia="Times New Roman" w:hAnsi="Times New Roman" w:cs="Times New Roman"/>
+          <w:sz w:val="28"/>
+          <w:szCs w:val="28"/>
+          <w:lang w:eastAsia="ru-RU"/>
+        </w:rPr>
+        <w:t>Арендатор загружает рекламный медиафайл (видеоролик) с указанием технических параметров.</w:t>
+      </w:r>
+    </w:p>
+    <w:p>
+      <w:pPr>
+        <w:pStyle w:val="a3"/>
+        <w:numPr>
+          <w:ilvl w:val="0"/>
+          <w:numId w:val="8"/>
+        </w:numPr>
+        <w:spacing w:after="0" w:line="360" w:lineRule="auto"/>
+        <w:ind w:left="0" w:firstLine="709"/>
+        <w:jc w:val="both"/>
+        <w:rPr>
+          <w:rFonts w:ascii="Times New Roman" w:eastAsia="Times New Roman" w:hAnsi="Times New Roman" w:cs="Times New Roman"/>
+          <w:sz w:val="28"/>
+          <w:szCs w:val="28"/>
+          <w:lang w:eastAsia="ru-RU"/>
+        </w:rPr>
+      </w:pPr>
+      <w:r>
+        <w:rPr>
+          <w:rFonts w:ascii="Times New Roman" w:eastAsia="Times New Roman" w:hAnsi="Times New Roman" w:cs="Times New Roman"/>
+          <w:sz w:val="28"/>
+          <w:szCs w:val="28"/>
+          <w:lang w:eastAsia="ru-RU"/>
+        </w:rPr>
+        <w:t>Администратор проверяет медиафайл на соответствие техническим требованиям целевого экрана (разрешение, длительность, кодек, FPS).</w:t>
+      </w:r>
+    </w:p>
+    <w:p>
+      <w:pPr>
+        <w:pStyle w:val="a3"/>
+        <w:numPr>
+          <w:ilvl w:val="0"/>
+          <w:numId w:val="8"/>
+        </w:numPr>
+        <w:spacing w:after="0" w:line="360" w:lineRule="auto"/>
+        <w:ind w:left="0" w:firstLine="709"/>
+        <w:jc w:val="both"/>
+        <w:rPr>
+          <w:rFonts w:ascii="Times New Roman" w:eastAsia="Times New Roman" w:hAnsi="Times New Roman" w:cs="Times New Roman"/>
+          <w:sz w:val="28"/>
+          <w:szCs w:val="28"/>
+          <w:lang w:eastAsia="ru-RU"/>
+        </w:rPr>
+      </w:pPr>
+      <w:r>
+        <w:rPr>
+          <w:rFonts w:ascii="Times New Roman" w:eastAsia="Times New Roman" w:hAnsi="Times New Roman" w:cs="Times New Roman"/>
+          <w:sz w:val="28"/>
+          <w:szCs w:val="28"/>
+          <w:lang w:eastAsia="ru-RU"/>
+        </w:rPr>
+        <w:t>Если медиафайл соответствует — он одобряется. Если нет — отклоняется с указанием причины.</w:t>
+      </w:r>
+    </w:p>
+    <w:p>
+      <w:pPr>
+        <w:pStyle w:val="a3"/>
+        <w:numPr>
+          <w:ilvl w:val="0"/>
+          <w:numId w:val="8"/>
+        </w:numPr>
+        <w:spacing w:after="0" w:line="360" w:lineRule="auto"/>
+        <w:ind w:left="0" w:firstLine="709"/>
+        <w:jc w:val="both"/>
+        <w:rPr>
+          <w:rFonts w:ascii="Times New Roman" w:eastAsia="Times New Roman" w:hAnsi="Times New Roman" w:cs="Times New Roman"/>
+          <w:sz w:val="28"/>
+          <w:szCs w:val="28"/>
+          <w:lang w:eastAsia="ru-RU"/>
+        </w:rPr>
+      </w:pPr>
+      <w:r>
+        <w:rPr>
+          <w:rFonts w:ascii="Times New Roman" w:eastAsia="Times New Roman" w:hAnsi="Times New Roman" w:cs="Times New Roman"/>
+          <w:sz w:val="28"/>
+          <w:szCs w:val="28"/>
+          <w:lang w:eastAsia="ru-RU"/>
+        </w:rPr>
+        <w:t>Арендатор создаёт заявку на размещение рекламы, указывая экран, одобренный медиафайл, период размещения и количество показов в день.</w:t>
+      </w:r>
+    </w:p>
+    <w:p>
+      <w:pPr>
+        <w:pStyle w:val="a3"/>
+        <w:numPr>
+          <w:ilvl w:val="0"/>
+          <w:numId w:val="8"/>
+        </w:numPr>
+        <w:spacing w:after="0" w:line="360" w:lineRule="auto"/>
+        <w:ind w:left="0" w:firstLine="709"/>
+        <w:jc w:val="both"/>
+        <w:rPr>
+          <w:rFonts w:ascii="Times New Roman" w:eastAsia="Times New Roman" w:hAnsi="Times New Roman" w:cs="Times New Roman"/>
+          <w:sz w:val="28"/>
+          <w:szCs w:val="28"/>
+          <w:lang w:eastAsia="ru-RU"/>
+        </w:rPr>
+      </w:pPr>
+      <w:r>
+        <w:rPr>
+          <w:rFonts w:ascii="Times New Roman" w:eastAsia="Times New Roman" w:hAnsi="Times New Roman" w:cs="Times New Roman"/>
+          <w:sz w:val="28"/>
+          <w:szCs w:val="28"/>
+          <w:lang w:eastAsia="ru-RU"/>
+        </w:rPr>
+        <w:t>Администратор рассматривает заявку и принимает решение: подтвердить или отклонить с указанием причины.</w:t>
+      </w:r>
+    </w:p>
+    <w:p>
+      <w:pPr>
+        <w:pStyle w:val="a3"/>
+        <w:numPr>
+          <w:ilvl w:val="0"/>
+          <w:numId w:val="8"/>
+        </w:numPr>
+        <w:spacing w:after="0" w:line="360" w:lineRule="auto"/>
+        <w:ind w:left="0" w:firstLine="709"/>
+        <w:jc w:val="both"/>
+        <w:rPr>
+          <w:rFonts w:ascii="Times New Roman" w:eastAsia="Times New Roman" w:hAnsi="Times New Roman" w:cs="Times New Roman"/>
+          <w:sz w:val="28"/>
+          <w:szCs w:val="28"/>
+          <w:lang w:eastAsia="ru-RU"/>
+        </w:rPr>
+      </w:pPr>
+      <w:r>
+        <w:rPr>
+          <w:rFonts w:ascii="Times New Roman" w:eastAsia="Times New Roman" w:hAnsi="Times New Roman" w:cs="Times New Roman"/>
+          <w:sz w:val="28"/>
+          <w:szCs w:val="28"/>
+          <w:lang w:eastAsia="ru-RU"/>
+        </w:rPr>
+        <w:t>Аналогичный процесс действует для заявок на аренду зон под мероприятия.</w:t>
+      </w:r>
+    </w:p>
+    <w:p>
+      <w:pPr>
+        <w:pStyle w:val="a3"/>
+        <w:spacing w:after="0" w:line="360" w:lineRule="auto"/>
+        <w:ind w:left="0" w:firstLine="709"/>
+        <w:jc w:val="both"/>
+        <w:rPr>
+          <w:rFonts w:ascii="Times New Roman" w:eastAsia="Times New Roman" w:hAnsi="Times New Roman" w:cs="Times New Roman"/>
+          <w:sz w:val="28"/>
+          <w:szCs w:val="28"/>
+          <w:lang w:eastAsia="ru-RU"/>
+        </w:rPr>
+      </w:pPr>
+      <w:r>
+        <w:rPr>
+          <w:rFonts w:ascii="Times New Roman" w:eastAsia="Times New Roman" w:hAnsi="Times New Roman" w:cs="Times New Roman"/>
+          <w:sz w:val="28"/>
+          <w:szCs w:val="28"/>
+          <w:lang w:eastAsia="ru-RU"/>
+        </w:rPr>
+        <w:t>Проблемы текущего подхода (без информационной системы):</w:t>
+      </w:r>
+    </w:p>
+    <w:p>
+      <w:pPr>
+        <w:pStyle w:val="a3"/>
+        <w:numPr>
+          <w:ilvl w:val="0"/>
+          <w:numId w:val="9"/>
+        </w:numPr>
+        <w:spacing w:after="0" w:line="360" w:lineRule="auto"/>
+        <w:ind w:left="0" w:firstLine="709"/>
+        <w:jc w:val="both"/>
+        <w:rPr>
+          <w:rFonts w:ascii="Times New Roman" w:eastAsia="Times New Roman" w:hAnsi="Times New Roman" w:cs="Times New Roman"/>
+          <w:sz w:val="28"/>
+          <w:szCs w:val="28"/>
+          <w:lang w:eastAsia="ru-RU"/>
+        </w:rPr>
+      </w:pPr>
+      <w:r>
+        <w:rPr>
+          <w:rFonts w:ascii="Times New Roman" w:eastAsia="Times New Roman" w:hAnsi="Times New Roman" w:cs="Times New Roman"/>
+          <w:sz w:val="28"/>
+          <w:szCs w:val="28"/>
+          <w:lang w:eastAsia="ru-RU"/>
+        </w:rPr>
+        <w:t>Высокий риск ошибок: при ручном ведении учёта возможно дублирование бронирований одних и тех же экранов или зон на пересекающиеся даты.</w:t>
+      </w:r>
+    </w:p>
+    <w:p>
+      <w:pPr>
+        <w:pStyle w:val="a3"/>
+        <w:numPr>
+          <w:ilvl w:val="0"/>
+          <w:numId w:val="9"/>
+        </w:numPr>
+        <w:spacing w:after="0" w:line="360" w:lineRule="auto"/>
+        <w:ind w:left="0" w:firstLine="709"/>
+        <w:jc w:val="both"/>
+        <w:rPr>
+          <w:rFonts w:ascii="Times New Roman" w:eastAsia="Times New Roman" w:hAnsi="Times New Roman" w:cs="Times New Roman"/>
+          <w:sz w:val="28"/>
+          <w:szCs w:val="28"/>
+          <w:lang w:eastAsia="ru-RU"/>
+        </w:rPr>
+      </w:pPr>
+      <w:r>
+        <w:rPr>
+          <w:rFonts w:ascii="Times New Roman" w:eastAsia="Times New Roman" w:hAnsi="Times New Roman" w:cs="Times New Roman"/>
+          <w:sz w:val="28"/>
+          <w:szCs w:val="28"/>
+          <w:lang w:eastAsia="ru-RU"/>
+        </w:rPr>
+        <w:t>Низкая скорость обработки: при увеличении числа арендаторов и заявок ручная обработка становится узким местом.</w:t>
+      </w:r>
+    </w:p>
+    <w:p>
+      <w:pPr>
+        <w:pStyle w:val="a3"/>
+        <w:numPr>
+          <w:ilvl w:val="0"/>
+          <w:numId w:val="9"/>
+        </w:numPr>
+        <w:spacing w:after="0" w:line="360" w:lineRule="auto"/>
+        <w:ind w:left="0" w:firstLine="709"/>
+        <w:jc w:val="both"/>
+        <w:rPr>
+          <w:rFonts w:ascii="Times New Roman" w:eastAsia="Times New Roman" w:hAnsi="Times New Roman" w:cs="Times New Roman"/>
+          <w:sz w:val="28"/>
+          <w:szCs w:val="28"/>
+          <w:lang w:eastAsia="ru-RU"/>
+        </w:rPr>
+      </w:pPr>
+      <w:r>
+        <w:rPr>
+          <w:rFonts w:ascii="Times New Roman" w:eastAsia="Times New Roman" w:hAnsi="Times New Roman" w:cs="Times New Roman"/>
+          <w:sz w:val="28"/>
+          <w:szCs w:val="28"/>
+          <w:lang w:eastAsia="ru-RU"/>
+        </w:rPr>
+        <w:t>Отсутствие единой базы данных: информация об арендаторах, экранах, зонах и заявках хранится в разрозненных файлах и таблицах.</w:t>
+      </w:r>
+    </w:p>
+    <w:p>
+      <w:pPr>
+        <w:pStyle w:val="a3"/>
+        <w:numPr>
+          <w:ilvl w:val="0"/>
+          <w:numId w:val="9"/>
+        </w:numPr>
+        <w:spacing w:after="0" w:line="360" w:lineRule="auto"/>
+        <w:ind w:left="0" w:firstLine="709"/>
+        <w:jc w:val="both"/>
+        <w:rPr>
+          <w:rFonts w:ascii="Times New Roman" w:eastAsia="Times New Roman" w:hAnsi="Times New Roman" w:cs="Times New Roman"/>
+          <w:sz w:val="28"/>
+          <w:szCs w:val="28"/>
+          <w:lang w:eastAsia="ru-RU"/>
+        </w:rPr>
+      </w:pPr>
+      <w:r>
+        <w:rPr>
+          <w:rFonts w:ascii="Times New Roman" w:eastAsia="Times New Roman" w:hAnsi="Times New Roman" w:cs="Times New Roman"/>
+          <w:sz w:val="28"/>
+          <w:szCs w:val="28"/>
+          <w:lang w:eastAsia="ru-RU"/>
+        </w:rPr>
+        <w:lastRenderedPageBreak/>
+        <w:t>Нет разграничения доступа: арендаторы не имеют возможности самостоятельно отслеживать статусы своих заявок.</w:t>
+      </w:r>
+    </w:p>
+    <w:p>
+      <w:pPr>
+        <w:pStyle w:val="a3"/>
+        <w:numPr>
+          <w:ilvl w:val="0"/>
+          <w:numId w:val="9"/>
+        </w:numPr>
+        <w:spacing w:after="0" w:line="360" w:lineRule="auto"/>
+        <w:ind w:left="0" w:firstLine="709"/>
+        <w:jc w:val="both"/>
+        <w:rPr>
+          <w:rFonts w:ascii="Times New Roman" w:eastAsia="Times New Roman" w:hAnsi="Times New Roman" w:cs="Times New Roman"/>
+          <w:sz w:val="28"/>
+          <w:szCs w:val="28"/>
+          <w:lang w:eastAsia="ru-RU"/>
+        </w:rPr>
+      </w:pPr>
+      <w:r>
+        <w:rPr>
+          <w:rFonts w:ascii="Times New Roman" w:eastAsia="Times New Roman" w:hAnsi="Times New Roman" w:cs="Times New Roman"/>
+          <w:sz w:val="28"/>
+          <w:szCs w:val="28"/>
+          <w:lang w:eastAsia="ru-RU"/>
+        </w:rPr>
+        <w:t>Нестандартизированные отчёты: отсутствие единого формата обратной связи при отклонении заявок или медиафайлов.</w:t>
+      </w:r>
+    </w:p>
+    <w:p>
+      <w:pPr>
+        <w:pStyle w:val="a3"/>
+        <w:numPr>
+          <w:ilvl w:val="0"/>
+          <w:numId w:val="9"/>
+        </w:numPr>
+        <w:spacing w:after="0" w:line="360" w:lineRule="auto"/>
+        <w:ind w:left="0" w:firstLine="709"/>
+        <w:jc w:val="both"/>
+        <w:rPr>
+          <w:rFonts w:ascii="Times New Roman" w:eastAsia="Times New Roman" w:hAnsi="Times New Roman" w:cs="Times New Roman"/>
+          <w:sz w:val="28"/>
+          <w:szCs w:val="28"/>
+          <w:lang w:eastAsia="ru-RU"/>
+        </w:rPr>
+      </w:pPr>
+      <w:r>
+        <w:rPr>
+          <w:rFonts w:ascii="Times New Roman" w:eastAsia="Times New Roman" w:hAnsi="Times New Roman" w:cs="Times New Roman"/>
+          <w:sz w:val="28"/>
+          <w:szCs w:val="28"/>
+          <w:lang w:eastAsia="ru-RU"/>
+        </w:rPr>
+        <w:t>Сложность масштабирования: при росте числа экранов и зон ручное управление становится неэффективным.</w:t>
+      </w:r>
+    </w:p>
+    <w:p>
+      <w:pPr>
+        <w:pStyle w:val="a3"/>
+        <w:spacing w:after="0" w:line="360" w:lineRule="auto"/>
+        <w:ind w:left="0" w:firstLine="709"/>
+        <w:jc w:val="both"/>
+        <w:rPr>
+          <w:rFonts w:ascii="Times New Roman" w:eastAsia="Times New Roman" w:hAnsi="Times New Roman" w:cs="Times New Roman"/>
+          <w:sz w:val="28"/>
+          <w:szCs w:val="28"/>
+          <w:lang w:eastAsia="ru-RU"/>
+        </w:rPr>
+      </w:pPr>
+      <w:r>
+        <w:rPr>
+          <w:rFonts w:ascii="Times New Roman" w:eastAsia="Times New Roman" w:hAnsi="Times New Roman" w:cs="Times New Roman"/>
+          <w:sz w:val="28"/>
+          <w:szCs w:val="28"/>
+          <w:lang w:eastAsia="ru-RU"/>
+        </w:rPr>
+        <w:t>Цель автоматизации:</w:t>
+      </w:r>
+    </w:p>
+    <w:p>
+      <w:pPr>
+        <w:pStyle w:val="a3"/>
+        <w:spacing w:after="0" w:line="360" w:lineRule="auto"/>
+        <w:ind w:left="0" w:firstLine="709"/>
+        <w:jc w:val="both"/>
+        <w:rPr>
+          <w:rFonts w:ascii="Times New Roman" w:eastAsia="Times New Roman" w:hAnsi="Times New Roman" w:cs="Times New Roman"/>
+          <w:sz w:val="28"/>
+          <w:szCs w:val="28"/>
+          <w:lang w:eastAsia="ru-RU"/>
+        </w:rPr>
+      </w:pPr>
+      <w:r>
+        <w:rPr>
+          <w:rFonts w:ascii="Times New Roman" w:eastAsia="Times New Roman" w:hAnsi="Times New Roman" w:cs="Times New Roman"/>
+          <w:sz w:val="28"/>
+          <w:szCs w:val="28"/>
+          <w:lang w:eastAsia="ru-RU"/>
+        </w:rPr>
+        <w:t>Создание клиент-серверной информационной системы позволит:</w:t>
+      </w:r>
+    </w:p>
+    <w:p>
+      <w:pPr>
+        <w:pStyle w:val="a3"/>
+        <w:numPr>
+          <w:ilvl w:val="2"/>
+          <w:numId w:val="10"/>
+        </w:numPr>
+        <w:spacing w:after="0" w:line="360" w:lineRule="auto"/>
+        <w:ind w:left="0" w:firstLine="709"/>
+        <w:jc w:val="both"/>
+        <w:rPr>
+          <w:rFonts w:ascii="Times New Roman" w:eastAsia="Times New Roman" w:hAnsi="Times New Roman" w:cs="Times New Roman"/>
+          <w:sz w:val="28"/>
+          <w:szCs w:val="28"/>
+          <w:lang w:eastAsia="ru-RU"/>
+        </w:rPr>
+      </w:pPr>
+      <w:r>
+        <w:rPr>
+          <w:rFonts w:ascii="Times New Roman" w:eastAsia="Times New Roman" w:hAnsi="Times New Roman" w:cs="Times New Roman"/>
+          <w:sz w:val="28"/>
+          <w:szCs w:val="28"/>
+          <w:lang w:eastAsia="ru-RU"/>
+        </w:rPr>
+        <w:t>централизовать хранение всех данных о экранах, зонах, арендаторах, медиафайлах и заявках;</w:t>
+      </w:r>
+    </w:p>
+    <w:p>
+      <w:pPr>
+        <w:pStyle w:val="a3"/>
+        <w:numPr>
+          <w:ilvl w:val="2"/>
+          <w:numId w:val="10"/>
+        </w:numPr>
+        <w:spacing w:after="0" w:line="360" w:lineRule="auto"/>
+        <w:ind w:left="0" w:firstLine="709"/>
+        <w:jc w:val="both"/>
+        <w:rPr>
+          <w:rFonts w:ascii="Times New Roman" w:eastAsia="Times New Roman" w:hAnsi="Times New Roman" w:cs="Times New Roman"/>
+          <w:sz w:val="28"/>
+          <w:szCs w:val="28"/>
+          <w:lang w:eastAsia="ru-RU"/>
+        </w:rPr>
+      </w:pPr>
+      <w:r>
+        <w:rPr>
+          <w:rFonts w:ascii="Times New Roman" w:eastAsia="Times New Roman" w:hAnsi="Times New Roman" w:cs="Times New Roman"/>
+          <w:sz w:val="28"/>
+          <w:szCs w:val="28"/>
+          <w:lang w:eastAsia="ru-RU"/>
+        </w:rPr>
+        <w:t>автоматизировать процесс обработки заявок с отслеживанием статусов;</w:t>
+      </w:r>
+    </w:p>
+    <w:p>
+      <w:pPr>
+        <w:pStyle w:val="a3"/>
+        <w:numPr>
+          <w:ilvl w:val="2"/>
+          <w:numId w:val="10"/>
+        </w:numPr>
+        <w:spacing w:after="0" w:line="360" w:lineRule="auto"/>
+        <w:ind w:left="0" w:firstLine="709"/>
+        <w:jc w:val="both"/>
+        <w:rPr>
+          <w:rFonts w:ascii="Times New Roman" w:eastAsia="Times New Roman" w:hAnsi="Times New Roman" w:cs="Times New Roman"/>
+          <w:sz w:val="28"/>
+          <w:szCs w:val="28"/>
+          <w:lang w:eastAsia="ru-RU"/>
+        </w:rPr>
+      </w:pPr>
+      <w:r>
+        <w:rPr>
+          <w:rFonts w:ascii="Times New Roman" w:eastAsia="Times New Roman" w:hAnsi="Times New Roman" w:cs="Times New Roman"/>
+          <w:sz w:val="28"/>
+          <w:szCs w:val="28"/>
+          <w:lang w:eastAsia="ru-RU"/>
+        </w:rPr>
+        <w:t>обеспечить разграничение прав доступа между администратором и арендаторами;</w:t>
+      </w:r>
+    </w:p>
+    <w:p>
+      <w:pPr>
+        <w:pStyle w:val="a3"/>
+        <w:numPr>
+          <w:ilvl w:val="2"/>
+          <w:numId w:val="10"/>
+        </w:numPr>
+        <w:spacing w:after="0" w:line="360" w:lineRule="auto"/>
+        <w:ind w:left="0" w:firstLine="709"/>
+        <w:jc w:val="both"/>
+        <w:rPr>
+          <w:rFonts w:ascii="Times New Roman" w:eastAsia="Times New Roman" w:hAnsi="Times New Roman" w:cs="Times New Roman"/>
+          <w:sz w:val="28"/>
+          <w:szCs w:val="28"/>
+          <w:lang w:eastAsia="ru-RU"/>
+        </w:rPr>
+      </w:pPr>
+      <w:r>
+        <w:rPr>
+          <w:rFonts w:ascii="Times New Roman" w:eastAsia="Times New Roman" w:hAnsi="Times New Roman" w:cs="Times New Roman"/>
+          <w:sz w:val="28"/>
+          <w:szCs w:val="28"/>
+          <w:lang w:eastAsia="ru-RU"/>
+        </w:rPr>
+        <w:t>предоставить арендаторам личный кабинет для подачи заявок и отслеживания их статуса;</w:t>
+      </w:r>
+    </w:p>
+    <w:p>
+      <w:pPr>
+        <w:pStyle w:val="a3"/>
+        <w:numPr>
+          <w:ilvl w:val="2"/>
+          <w:numId w:val="10"/>
+        </w:numPr>
+        <w:spacing w:after="0" w:line="360" w:lineRule="auto"/>
+        <w:ind w:left="0" w:firstLine="709"/>
+        <w:jc w:val="both"/>
+        <w:rPr>
+          <w:rFonts w:ascii="Times New Roman" w:eastAsia="Times New Roman" w:hAnsi="Times New Roman" w:cs="Times New Roman"/>
+          <w:sz w:val="28"/>
+          <w:szCs w:val="28"/>
+          <w:lang w:eastAsia="ru-RU"/>
+        </w:rPr>
+      </w:pPr>
+      <w:r>
+        <w:rPr>
+          <w:rFonts w:ascii="Times New Roman" w:eastAsia="Times New Roman" w:hAnsi="Times New Roman" w:cs="Times New Roman"/>
+          <w:sz w:val="28"/>
+          <w:szCs w:val="28"/>
+          <w:lang w:eastAsia="ru-RU"/>
+        </w:rPr>
+        <w:t>исключить дублирование бронирований;</w:t>
+      </w:r>
+    </w:p>
+    <w:p>
+      <w:pPr>
+        <w:pStyle w:val="a3"/>
+        <w:numPr>
+          <w:ilvl w:val="2"/>
+          <w:numId w:val="10"/>
+        </w:numPr>
+        <w:spacing w:after="0" w:line="360" w:lineRule="auto"/>
+        <w:ind w:left="0" w:firstLine="709"/>
+        <w:jc w:val="both"/>
+        <w:rPr>
+          <w:rFonts w:ascii="Times New Roman" w:eastAsia="Times New Roman" w:hAnsi="Times New Roman" w:cs="Times New Roman"/>
+          <w:sz w:val="28"/>
+          <w:szCs w:val="28"/>
+          <w:lang w:eastAsia="ru-RU"/>
+        </w:rPr>
+      </w:pPr>
+      <w:r>
+        <w:rPr>
+          <w:rFonts w:ascii="Times New Roman" w:eastAsia="Times New Roman" w:hAnsi="Times New Roman" w:cs="Times New Roman"/>
+          <w:sz w:val="28"/>
+          <w:szCs w:val="28"/>
+          <w:lang w:eastAsia="ru-RU"/>
+        </w:rPr>
+        <w:t>обеспечить прозрачность процесса модерации медиаконтента с указанием причин отклонения;</w:t>
+      </w:r>
+    </w:p>
+    <w:p>
+      <w:pPr>
+        <w:pStyle w:val="a3"/>
+        <w:numPr>
+          <w:ilvl w:val="0"/>
+          <w:numId w:val="10"/>
+        </w:numPr>
+        <w:spacing w:after="0" w:line="360" w:lineRule="auto"/>
+        <w:ind w:left="0" w:firstLine="709"/>
+        <w:jc w:val="both"/>
+        <w:rPr>
+          <w:rFonts w:ascii="Times New Roman" w:eastAsia="Times New Roman" w:hAnsi="Times New Roman" w:cs="Times New Roman"/>
+          <w:sz w:val="28"/>
+          <w:szCs w:val="28"/>
+          <w:lang w:eastAsia="ru-RU"/>
+        </w:rPr>
+      </w:pPr>
+      <w:r>
+        <w:rPr>
+          <w:rFonts w:ascii="Times New Roman" w:eastAsia="Times New Roman" w:hAnsi="Times New Roman" w:cs="Times New Roman"/>
+          <w:sz w:val="28"/>
+          <w:szCs w:val="28"/>
+          <w:lang w:eastAsia="ru-RU"/>
+        </w:rPr>
+        <w:t>сократить время обработки заявок и снизить операционную нагрузку на сотрудников.</w:t>
+      </w:r>
+    </w:p>
+    <w:p>
+      <w:pPr>
+        <w:pStyle w:val="a3"/>
+        <w:numPr>
+          <w:ilvl w:val="1"/>
+          <w:numId w:val="1"/>
+        </w:numPr>
+        <w:spacing w:after="0" w:line="360" w:lineRule="auto"/>
+        <w:ind w:left="0" w:firstLine="709"/>
+        <w:jc w:val="both"/>
         <w:rPr>
           <w:rFonts w:ascii="Times New Roman" w:eastAsia="Times New Roman" w:hAnsi="Times New Roman" w:cs="Times New Roman"/>
           <w:b/>
           <w:bCs/>
           <w:sz w:val="28"/>
           <w:szCs w:val="28"/>
-          <w:lang w:val="en-US" w:eastAsia="ru-RU"/>
+          <w:lang w:eastAsia="ru-RU"/>
+        </w:rPr>
+      </w:pPr>
+      <w:r>
+        <w:rPr>
+          <w:rFonts w:ascii="Times New Roman" w:eastAsia="Times New Roman" w:hAnsi="Times New Roman" w:cs="Times New Roman"/>
+          <w:b/>
+          <w:bCs/>
+          <w:sz w:val="28"/>
+          <w:szCs w:val="28"/>
+          <w:lang w:eastAsia="ru-RU"/>
+        </w:rPr>
+        <w:t>Анализ предметной области</w:t>
+      </w:r>
+    </w:p>
+    <w:p>
+      <w:pPr>
+        <w:pStyle w:val="a3"/>
+        <w:numPr>
+          <w:ilvl w:val="0"/>
+          <w:numId w:val="11"/>
+        </w:numPr>
+        <w:spacing w:after="0" w:line="360" w:lineRule="auto"/>
+        <w:ind w:left="0" w:firstLine="709"/>
+        <w:jc w:val="both"/>
+        <w:rPr>
+          <w:rFonts w:ascii="Times New Roman" w:eastAsia="Times New Roman" w:hAnsi="Times New Roman" w:cs="Times New Roman"/>
+          <w:sz w:val="28"/>
+          <w:szCs w:val="28"/>
+          <w:lang w:eastAsia="ru-RU"/>
+        </w:rPr>
+      </w:pPr>
+      <w:r>
+        <w:rPr>
+          <w:rFonts w:ascii="Times New Roman" w:eastAsia="Times New Roman" w:hAnsi="Times New Roman" w:cs="Times New Roman"/>
+          <w:sz w:val="28"/>
+          <w:szCs w:val="28"/>
+          <w:lang w:eastAsia="ru-RU"/>
+        </w:rPr>
+        <w:t>Основные участники (акторы):</w:t>
+      </w:r>
+    </w:p>
+    <w:p>
+      <w:pPr>
+        <w:spacing w:after="0" w:line="360" w:lineRule="auto"/>
+        <w:ind w:firstLine="709"/>
+        <w:jc w:val="both"/>
+        <w:rPr>
+          <w:rFonts w:ascii="Times New Roman" w:eastAsia="Times New Roman" w:hAnsi="Times New Roman" w:cs="Times New Roman"/>
+          <w:sz w:val="28"/>
+          <w:szCs w:val="28"/>
+          <w:lang w:eastAsia="ru-RU"/>
+        </w:rPr>
+      </w:pPr>
+      <w:r>
+        <w:rPr>
+          <w:rFonts w:ascii="Times New Roman" w:eastAsia="Times New Roman" w:hAnsi="Times New Roman" w:cs="Times New Roman"/>
+          <w:sz w:val="28"/>
+          <w:szCs w:val="28"/>
+          <w:lang w:eastAsia="ru-RU"/>
+        </w:rPr>
+        <w:t>Администратор ТРЦ: Управляет системой, ведёт реестры экранов и зон, модерирует рекламные медиафайлы (одобряет или отклоняет с указанием причины), обрабатывает заявки на размещение рекламы и аренду зон, управляет мероприятиями, просматривает реестр арендаторов и статистику на дашборде. Входит в систему через отдельную страницу авторизации (/admin).</w:t>
+      </w:r>
+    </w:p>
+    <w:p>
+      <w:pPr>
+        <w:spacing w:after="0" w:line="360" w:lineRule="auto"/>
+        <w:ind w:firstLine="709"/>
+        <w:jc w:val="both"/>
+        <w:rPr>
+          <w:rFonts w:ascii="Times New Roman" w:eastAsia="Times New Roman" w:hAnsi="Times New Roman" w:cs="Times New Roman"/>
+          <w:sz w:val="28"/>
+          <w:szCs w:val="28"/>
+          <w:lang w:eastAsia="ru-RU"/>
+        </w:rPr>
+      </w:pPr>
+      <w:r>
+        <w:rPr>
+          <w:rFonts w:ascii="Times New Roman" w:eastAsia="Times New Roman" w:hAnsi="Times New Roman" w:cs="Times New Roman"/>
+          <w:sz w:val="28"/>
+          <w:szCs w:val="28"/>
+          <w:lang w:eastAsia="ru-RU"/>
+        </w:rPr>
+        <w:t xml:space="preserve">Арендатор (организация): Регистрируется в системе через форму регистрации (/register), входит через общую страницу авторизации (/login). </w:t>
+      </w:r>
+      <w:r>
+        <w:rPr>
+          <w:rFonts w:ascii="Times New Roman" w:eastAsia="Times New Roman" w:hAnsi="Times New Roman" w:cs="Times New Roman"/>
+          <w:sz w:val="28"/>
+          <w:szCs w:val="28"/>
+          <w:lang w:eastAsia="ru-RU"/>
+        </w:rPr>
+        <w:lastRenderedPageBreak/>
+        <w:t>Загружает рекламные медиафайлы, подаёт заявки на размещение рекламы на экранах и на аренду зон для мероприятий, отслеживает статусы своих заявок в личном кабинете.</w:t>
+      </w:r>
+    </w:p>
+    <w:p>
+      <w:pPr>
+        <w:spacing w:after="0" w:line="360" w:lineRule="auto"/>
+        <w:ind w:firstLine="709"/>
+        <w:jc w:val="both"/>
+        <w:rPr>
+          <w:rFonts w:ascii="Times New Roman" w:eastAsia="Times New Roman" w:hAnsi="Times New Roman" w:cs="Times New Roman"/>
+          <w:sz w:val="28"/>
+          <w:szCs w:val="28"/>
+          <w:lang w:eastAsia="ru-RU"/>
+        </w:rPr>
+      </w:pPr>
+      <w:r>
+        <w:rPr>
+          <w:rFonts w:ascii="Times New Roman" w:eastAsia="Times New Roman" w:hAnsi="Times New Roman" w:cs="Times New Roman"/>
+          <w:sz w:val="28"/>
+          <w:szCs w:val="28"/>
+          <w:lang w:eastAsia="ru-RU"/>
+        </w:rPr>
+        <w:t>Серверная часть (информационная система): Обеспечивает аутентификацию и авторизацию пользователей, разграничение прав доступа через middleware, хранение данных в реляционной базе данных MySQL, реализацию бизнес-логики обработки заявок и модерации медиаконтента.</w:t>
+      </w:r>
+    </w:p>
+    <w:p>
+      <w:pPr>
+        <w:numPr>
+          <w:ilvl w:val="0"/>
+          <w:numId w:val="12"/>
+        </w:numPr>
+        <w:spacing w:after="0" w:line="360" w:lineRule="auto"/>
+        <w:ind w:left="0" w:firstLine="709"/>
+        <w:jc w:val="both"/>
+        <w:rPr>
+          <w:rFonts w:ascii="Times New Roman" w:eastAsia="Times New Roman" w:hAnsi="Times New Roman" w:cs="Times New Roman"/>
+          <w:sz w:val="28"/>
+          <w:szCs w:val="28"/>
+          <w:lang w:eastAsia="ru-RU"/>
+        </w:rPr>
+      </w:pPr>
+      <w:r>
+        <w:rPr>
+          <w:rFonts w:ascii="Times New Roman" w:eastAsia="Times New Roman" w:hAnsi="Times New Roman" w:cs="Times New Roman"/>
+          <w:sz w:val="28"/>
+          <w:szCs w:val="28"/>
+          <w:lang w:eastAsia="ru-RU"/>
+        </w:rPr>
+        <w:t>Ключевые процессы:</w:t>
+      </w:r>
+    </w:p>
+    <w:p>
+      <w:pPr>
+        <w:numPr>
+          <w:ilvl w:val="0"/>
+          <w:numId w:val="16"/>
+        </w:numPr>
+        <w:spacing w:after="0" w:line="360" w:lineRule="auto"/>
+        <w:ind w:left="0" w:firstLine="709"/>
+        <w:jc w:val="both"/>
+        <w:rPr>
+          <w:rFonts w:ascii="Times New Roman" w:eastAsia="Times New Roman" w:hAnsi="Times New Roman" w:cs="Times New Roman"/>
+          <w:sz w:val="28"/>
+          <w:szCs w:val="28"/>
+          <w:lang w:eastAsia="ru-RU"/>
+        </w:rPr>
+      </w:pPr>
+      <w:r>
+        <w:rPr>
+          <w:rFonts w:ascii="Times New Roman" w:eastAsia="Times New Roman" w:hAnsi="Times New Roman" w:cs="Times New Roman"/>
+          <w:sz w:val="28"/>
+          <w:szCs w:val="28"/>
+          <w:lang w:eastAsia="ru-RU"/>
+        </w:rPr>
+        <w:t>Регистрация и аутентификация пользователей с разделением на роли. Администратор входит через /admin, арендатор — через /login. При попытке входа администратора через /login система отклоняет запрос с сообщением о необходимости использования /admin.</w:t>
+      </w:r>
+    </w:p>
+    <w:p>
+      <w:pPr>
+        <w:numPr>
+          <w:ilvl w:val="0"/>
+          <w:numId w:val="16"/>
+        </w:numPr>
+        <w:spacing w:after="0" w:line="360" w:lineRule="auto"/>
+        <w:ind w:left="0" w:firstLine="709"/>
+        <w:jc w:val="both"/>
+        <w:rPr>
+          <w:rFonts w:ascii="Times New Roman" w:eastAsia="Times New Roman" w:hAnsi="Times New Roman" w:cs="Times New Roman"/>
+          <w:sz w:val="28"/>
+          <w:szCs w:val="28"/>
+          <w:lang w:eastAsia="ru-RU"/>
+        </w:rPr>
+      </w:pPr>
+      <w:r>
+        <w:rPr>
+          <w:rFonts w:ascii="Times New Roman" w:eastAsia="Times New Roman" w:hAnsi="Times New Roman" w:cs="Times New Roman"/>
+          <w:sz w:val="28"/>
+          <w:szCs w:val="28"/>
+          <w:lang w:eastAsia="ru-RU"/>
+        </w:rPr>
+        <w:t>Загрузка арендатором рекламного медиафайла с техническими параметрами (разрешение, длительность, кодек, частота кадров, размер файла).</w:t>
+      </w:r>
+    </w:p>
+    <w:p>
+      <w:pPr>
+        <w:numPr>
+          <w:ilvl w:val="0"/>
+          <w:numId w:val="16"/>
+        </w:numPr>
+        <w:spacing w:after="0" w:line="360" w:lineRule="auto"/>
+        <w:ind w:left="0" w:firstLine="709"/>
+        <w:jc w:val="both"/>
+        <w:rPr>
+          <w:rFonts w:ascii="Times New Roman" w:eastAsia="Times New Roman" w:hAnsi="Times New Roman" w:cs="Times New Roman"/>
+          <w:sz w:val="28"/>
+          <w:szCs w:val="28"/>
+          <w:lang w:eastAsia="ru-RU"/>
+        </w:rPr>
+      </w:pPr>
+      <w:r>
+        <w:rPr>
+          <w:rFonts w:ascii="Times New Roman" w:eastAsia="Times New Roman" w:hAnsi="Times New Roman" w:cs="Times New Roman"/>
+          <w:sz w:val="28"/>
+          <w:szCs w:val="28"/>
+          <w:lang w:eastAsia="ru-RU"/>
+        </w:rPr>
+        <w:t>Модерация медиафайла администратором: просмотр технических параметров, проверка соответствия требованиям целевого экрана, одобрение или отклонение с указанием причины.</w:t>
+      </w:r>
+    </w:p>
+    <w:p>
+      <w:pPr>
+        <w:numPr>
+          <w:ilvl w:val="0"/>
+          <w:numId w:val="16"/>
+        </w:numPr>
+        <w:spacing w:after="0" w:line="360" w:lineRule="auto"/>
+        <w:ind w:left="0" w:firstLine="709"/>
+        <w:jc w:val="both"/>
+        <w:rPr>
+          <w:rFonts w:ascii="Times New Roman" w:eastAsia="Times New Roman" w:hAnsi="Times New Roman" w:cs="Times New Roman"/>
+          <w:sz w:val="28"/>
+          <w:szCs w:val="28"/>
+          <w:lang w:eastAsia="ru-RU"/>
+        </w:rPr>
+      </w:pPr>
+      <w:r>
+        <w:rPr>
+          <w:rFonts w:ascii="Times New Roman" w:eastAsia="Times New Roman" w:hAnsi="Times New Roman" w:cs="Times New Roman"/>
+          <w:sz w:val="28"/>
+          <w:szCs w:val="28"/>
+          <w:lang w:eastAsia="ru-RU"/>
+        </w:rPr>
+        <w:t>Создание арендатором заявки на размещение рекламы: выбор экрана, одобренного медиафайла, указание периода размещения и количества показов в день.</w:t>
+      </w:r>
+    </w:p>
+    <w:p>
+      <w:pPr>
+        <w:numPr>
+          <w:ilvl w:val="0"/>
+          <w:numId w:val="16"/>
+        </w:numPr>
+        <w:spacing w:after="0" w:line="360" w:lineRule="auto"/>
+        <w:ind w:left="0" w:firstLine="709"/>
+        <w:jc w:val="both"/>
+        <w:rPr>
+          <w:rFonts w:ascii="Times New Roman" w:eastAsia="Times New Roman" w:hAnsi="Times New Roman" w:cs="Times New Roman"/>
+          <w:sz w:val="28"/>
+          <w:szCs w:val="28"/>
+          <w:lang w:eastAsia="ru-RU"/>
+        </w:rPr>
+      </w:pPr>
+      <w:r>
+        <w:rPr>
+          <w:rFonts w:ascii="Times New Roman" w:eastAsia="Times New Roman" w:hAnsi="Times New Roman" w:cs="Times New Roman"/>
+          <w:sz w:val="28"/>
+          <w:szCs w:val="28"/>
+          <w:lang w:eastAsia="ru-RU"/>
+        </w:rPr>
+        <w:t>Обработка заявки на рекламу администратором: подтверждение или отклонение с указанием причины.</w:t>
+      </w:r>
+    </w:p>
+    <w:p>
+      <w:pPr>
+        <w:numPr>
+          <w:ilvl w:val="0"/>
+          <w:numId w:val="16"/>
+        </w:numPr>
+        <w:spacing w:after="0" w:line="360" w:lineRule="auto"/>
+        <w:ind w:left="0" w:firstLine="709"/>
+        <w:jc w:val="both"/>
+        <w:rPr>
+          <w:rFonts w:ascii="Times New Roman" w:eastAsia="Times New Roman" w:hAnsi="Times New Roman" w:cs="Times New Roman"/>
+          <w:sz w:val="28"/>
+          <w:szCs w:val="28"/>
+          <w:lang w:eastAsia="ru-RU"/>
+        </w:rPr>
+      </w:pPr>
+      <w:r>
+        <w:rPr>
+          <w:rFonts w:ascii="Times New Roman" w:eastAsia="Times New Roman" w:hAnsi="Times New Roman" w:cs="Times New Roman"/>
+          <w:sz w:val="28"/>
+          <w:szCs w:val="28"/>
+          <w:lang w:eastAsia="ru-RU"/>
+        </w:rPr>
+        <w:t>Создание арендатором заявки на аренду зоны для мероприятия: выбор зоны, мероприятия, указание периода аренды.</w:t>
+      </w:r>
+    </w:p>
+    <w:p>
+      <w:pPr>
+        <w:numPr>
+          <w:ilvl w:val="0"/>
+          <w:numId w:val="16"/>
+        </w:numPr>
+        <w:spacing w:after="0" w:line="360" w:lineRule="auto"/>
+        <w:ind w:left="0" w:firstLine="709"/>
+        <w:jc w:val="both"/>
+        <w:rPr>
+          <w:rFonts w:ascii="Times New Roman" w:eastAsia="Times New Roman" w:hAnsi="Times New Roman" w:cs="Times New Roman"/>
+          <w:sz w:val="28"/>
+          <w:szCs w:val="28"/>
+          <w:lang w:eastAsia="ru-RU"/>
+        </w:rPr>
+      </w:pPr>
+      <w:r>
+        <w:rPr>
+          <w:rFonts w:ascii="Times New Roman" w:eastAsia="Times New Roman" w:hAnsi="Times New Roman" w:cs="Times New Roman"/>
+          <w:sz w:val="28"/>
+          <w:szCs w:val="28"/>
+          <w:lang w:eastAsia="ru-RU"/>
+        </w:rPr>
+        <w:t>Обработка заявки на мероприятие администратором: подтверждение или отклонение с указанием причины.</w:t>
+      </w:r>
+    </w:p>
+    <w:p>
+      <w:pPr>
+        <w:numPr>
+          <w:ilvl w:val="0"/>
+          <w:numId w:val="16"/>
+        </w:numPr>
+        <w:spacing w:after="0" w:line="360" w:lineRule="auto"/>
+        <w:ind w:left="0" w:firstLine="709"/>
+        <w:jc w:val="both"/>
+        <w:rPr>
+          <w:rFonts w:ascii="Times New Roman" w:eastAsia="Times New Roman" w:hAnsi="Times New Roman" w:cs="Times New Roman"/>
+          <w:sz w:val="28"/>
+          <w:szCs w:val="28"/>
+          <w:lang w:eastAsia="ru-RU"/>
+        </w:rPr>
+      </w:pPr>
+      <w:r>
+        <w:rPr>
+          <w:rFonts w:ascii="Times New Roman" w:eastAsia="Times New Roman" w:hAnsi="Times New Roman" w:cs="Times New Roman"/>
+          <w:sz w:val="28"/>
+          <w:szCs w:val="28"/>
+          <w:lang w:eastAsia="ru-RU"/>
+        </w:rPr>
+        <w:t>Управление мероприятиями администратором: создание, редактирование, удаление.</w:t>
+      </w:r>
+    </w:p>
+    <w:p>
+      <w:pPr>
+        <w:numPr>
+          <w:ilvl w:val="0"/>
+          <w:numId w:val="16"/>
+        </w:numPr>
+        <w:spacing w:after="0" w:line="360" w:lineRule="auto"/>
+        <w:ind w:left="0" w:firstLine="709"/>
+        <w:jc w:val="both"/>
+        <w:rPr>
+          <w:rFonts w:ascii="Times New Roman" w:eastAsia="Times New Roman" w:hAnsi="Times New Roman" w:cs="Times New Roman"/>
+          <w:sz w:val="28"/>
+          <w:szCs w:val="28"/>
+          <w:lang w:eastAsia="ru-RU"/>
+        </w:rPr>
+      </w:pPr>
+      <w:r>
+        <w:rPr>
+          <w:rFonts w:ascii="Times New Roman" w:eastAsia="Times New Roman" w:hAnsi="Times New Roman" w:cs="Times New Roman"/>
+          <w:sz w:val="28"/>
+          <w:szCs w:val="28"/>
+          <w:lang w:eastAsia="ru-RU"/>
+        </w:rPr>
+        <w:t>Просмотр статистики на дашборде администратора (общая статистика по системе) и арендатора (статистика по собственным заявкам).</w:t>
+      </w:r>
+    </w:p>
+    <w:p>
+      <w:pPr>
+        <w:numPr>
+          <w:ilvl w:val="0"/>
+          <w:numId w:val="13"/>
+        </w:numPr>
+        <w:spacing w:after="0" w:line="360" w:lineRule="auto"/>
+        <w:ind w:left="0" w:firstLine="709"/>
+        <w:jc w:val="both"/>
+        <w:rPr>
+          <w:rFonts w:ascii="Times New Roman" w:eastAsia="Times New Roman" w:hAnsi="Times New Roman" w:cs="Times New Roman"/>
+          <w:sz w:val="28"/>
+          <w:szCs w:val="28"/>
+          <w:lang w:eastAsia="ru-RU"/>
+        </w:rPr>
+      </w:pPr>
+      <w:r>
+        <w:rPr>
+          <w:rFonts w:ascii="Times New Roman" w:eastAsia="Times New Roman" w:hAnsi="Times New Roman" w:cs="Times New Roman"/>
+          <w:sz w:val="28"/>
+          <w:szCs w:val="28"/>
+          <w:lang w:eastAsia="ru-RU"/>
+        </w:rPr>
+        <w:lastRenderedPageBreak/>
+        <w:t>Объекты и данные:</w:t>
+      </w:r>
+    </w:p>
+    <w:p>
+      <w:pPr>
+        <w:numPr>
+          <w:ilvl w:val="0"/>
+          <w:numId w:val="17"/>
+        </w:numPr>
+        <w:spacing w:after="0" w:line="360" w:lineRule="auto"/>
+        <w:ind w:left="0" w:firstLine="709"/>
+        <w:jc w:val="both"/>
+        <w:rPr>
+          <w:rFonts w:ascii="Times New Roman" w:eastAsia="Times New Roman" w:hAnsi="Times New Roman" w:cs="Times New Roman"/>
+          <w:sz w:val="28"/>
+          <w:szCs w:val="28"/>
+          <w:lang w:eastAsia="ru-RU"/>
+        </w:rPr>
+      </w:pPr>
+      <w:r>
+        <w:rPr>
+          <w:rFonts w:ascii="Times New Roman" w:eastAsia="Times New Roman" w:hAnsi="Times New Roman" w:cs="Times New Roman"/>
+          <w:sz w:val="28"/>
+          <w:szCs w:val="28"/>
+          <w:lang w:eastAsia="ru-RU"/>
+        </w:rPr>
+        <w:t>Пользователь (User) — учётная запись с привязкой к роли (администратор, менеджер, арендатор), содержит имя, email, телефон, статус активности.</w:t>
+      </w:r>
+    </w:p>
+    <w:p>
+      <w:pPr>
+        <w:numPr>
+          <w:ilvl w:val="0"/>
+          <w:numId w:val="17"/>
+        </w:numPr>
+        <w:spacing w:after="0" w:line="360" w:lineRule="auto"/>
+        <w:ind w:left="0" w:firstLine="709"/>
+        <w:jc w:val="both"/>
+        <w:rPr>
+          <w:rFonts w:ascii="Times New Roman" w:eastAsia="Times New Roman" w:hAnsi="Times New Roman" w:cs="Times New Roman"/>
+          <w:sz w:val="28"/>
+          <w:szCs w:val="28"/>
+          <w:lang w:eastAsia="ru-RU"/>
+        </w:rPr>
+      </w:pPr>
+      <w:r>
+        <w:rPr>
+          <w:rFonts w:ascii="Times New Roman" w:eastAsia="Times New Roman" w:hAnsi="Times New Roman" w:cs="Times New Roman"/>
+          <w:sz w:val="28"/>
+          <w:szCs w:val="28"/>
+          <w:lang w:eastAsia="ru-RU"/>
+        </w:rPr>
+        <w:t>Роль (Role) — определяет права доступа пользователя в системе (admin, manager, tenant).</w:t>
+      </w:r>
+    </w:p>
+    <w:p>
+      <w:pPr>
+        <w:numPr>
+          <w:ilvl w:val="0"/>
+          <w:numId w:val="17"/>
+        </w:numPr>
+        <w:spacing w:after="0" w:line="360" w:lineRule="auto"/>
+        <w:ind w:left="0" w:firstLine="709"/>
+        <w:jc w:val="both"/>
+        <w:rPr>
+          <w:rFonts w:ascii="Times New Roman" w:eastAsia="Times New Roman" w:hAnsi="Times New Roman" w:cs="Times New Roman"/>
+          <w:sz w:val="28"/>
+          <w:szCs w:val="28"/>
+          <w:lang w:eastAsia="ru-RU"/>
+        </w:rPr>
+      </w:pPr>
+      <w:r>
+        <w:rPr>
+          <w:rFonts w:ascii="Times New Roman" w:eastAsia="Times New Roman" w:hAnsi="Times New Roman" w:cs="Times New Roman"/>
+          <w:sz w:val="28"/>
+          <w:szCs w:val="28"/>
+          <w:lang w:eastAsia="ru-RU"/>
+        </w:rPr>
+        <w:t>Арендатор (Tenant) — организация-партнёр ТРЦ с реквизитами: название компании, контактное лицо, ИНН, телефон, email, адрес.</w:t>
+      </w:r>
+    </w:p>
+    <w:p>
+      <w:pPr>
+        <w:numPr>
+          <w:ilvl w:val="0"/>
+          <w:numId w:val="17"/>
+        </w:numPr>
+        <w:spacing w:after="0" w:line="360" w:lineRule="auto"/>
+        <w:ind w:left="0" w:firstLine="709"/>
+        <w:jc w:val="both"/>
+        <w:rPr>
+          <w:rFonts w:ascii="Times New Roman" w:eastAsia="Times New Roman" w:hAnsi="Times New Roman" w:cs="Times New Roman"/>
+          <w:sz w:val="28"/>
+          <w:szCs w:val="28"/>
+          <w:lang w:eastAsia="ru-RU"/>
+        </w:rPr>
+      </w:pPr>
+      <w:r>
+        <w:rPr>
+          <w:rFonts w:ascii="Times New Roman" w:eastAsia="Times New Roman" w:hAnsi="Times New Roman" w:cs="Times New Roman"/>
+          <w:sz w:val="28"/>
+          <w:szCs w:val="28"/>
+          <w:lang w:eastAsia="ru-RU"/>
+        </w:rPr>
+        <w:t>Экран (Screen) — цифровой рекламный экран с техническими характеристиками: разрешение (ширина и высота в пикселях), расположение, этаж, зона, наличие ночной версии.</w:t>
+      </w:r>
+    </w:p>
+    <w:p>
+      <w:pPr>
+        <w:numPr>
+          <w:ilvl w:val="0"/>
+          <w:numId w:val="17"/>
+        </w:numPr>
+        <w:spacing w:after="0" w:line="360" w:lineRule="auto"/>
+        <w:ind w:left="0" w:firstLine="709"/>
+        <w:jc w:val="both"/>
+        <w:rPr>
+          <w:rFonts w:ascii="Times New Roman" w:eastAsia="Times New Roman" w:hAnsi="Times New Roman" w:cs="Times New Roman"/>
+          <w:sz w:val="28"/>
+          <w:szCs w:val="28"/>
+          <w:lang w:eastAsia="ru-RU"/>
+        </w:rPr>
+      </w:pPr>
+      <w:r>
+        <w:rPr>
+          <w:rFonts w:ascii="Times New Roman" w:eastAsia="Times New Roman" w:hAnsi="Times New Roman" w:cs="Times New Roman"/>
+          <w:sz w:val="28"/>
+          <w:szCs w:val="28"/>
+          <w:lang w:eastAsia="ru-RU"/>
+        </w:rPr>
+        <w:t>Зона (Zone) — зона для проведения мероприятий: название, этаж, секция, площадь в м², стоимость аренды за день.</w:t>
+      </w:r>
+    </w:p>
+    <w:p>
+      <w:pPr>
+        <w:numPr>
+          <w:ilvl w:val="0"/>
+          <w:numId w:val="17"/>
+        </w:numPr>
+        <w:spacing w:after="0" w:line="360" w:lineRule="auto"/>
+        <w:ind w:left="0" w:firstLine="709"/>
+        <w:jc w:val="both"/>
+        <w:rPr>
+          <w:rFonts w:ascii="Times New Roman" w:eastAsia="Times New Roman" w:hAnsi="Times New Roman" w:cs="Times New Roman"/>
+          <w:sz w:val="28"/>
+          <w:szCs w:val="28"/>
+          <w:lang w:eastAsia="ru-RU"/>
+        </w:rPr>
+      </w:pPr>
+      <w:r>
+        <w:rPr>
+          <w:rFonts w:ascii="Times New Roman" w:eastAsia="Times New Roman" w:hAnsi="Times New Roman" w:cs="Times New Roman"/>
+          <w:sz w:val="28"/>
+          <w:szCs w:val="28"/>
+          <w:lang w:eastAsia="ru-RU"/>
+        </w:rPr>
+        <w:t>Мероприятие (Event) — событие на территории ТРЦ: название, описание, даты проведения, место, ожидаемое количество посетителей, бюджет, статус.</w:t>
+      </w:r>
+    </w:p>
+    <w:p>
+      <w:pPr>
+        <w:numPr>
+          <w:ilvl w:val="0"/>
+          <w:numId w:val="17"/>
+        </w:numPr>
+        <w:spacing w:after="0" w:line="360" w:lineRule="auto"/>
+        <w:ind w:left="0" w:firstLine="709"/>
+        <w:jc w:val="both"/>
+        <w:rPr>
+          <w:rFonts w:ascii="Times New Roman" w:eastAsia="Times New Roman" w:hAnsi="Times New Roman" w:cs="Times New Roman"/>
+          <w:sz w:val="28"/>
+          <w:szCs w:val="28"/>
+          <w:lang w:eastAsia="ru-RU"/>
+        </w:rPr>
+      </w:pPr>
+      <w:r>
+        <w:rPr>
+          <w:rFonts w:ascii="Times New Roman" w:eastAsia="Times New Roman" w:hAnsi="Times New Roman" w:cs="Times New Roman"/>
+          <w:sz w:val="28"/>
+          <w:szCs w:val="28"/>
+          <w:lang w:eastAsia="ru-RU"/>
+        </w:rPr>
+        <w:t>Медиафайл (MediaFile) — рекламный видеоролик с техническими метаданными: длительность, разрешение, кодек, частота кадров, размер файла, статус модерации, причина отклонения.</w:t>
+      </w:r>
+    </w:p>
+    <w:p>
+      <w:pPr>
+        <w:numPr>
+          <w:ilvl w:val="0"/>
+          <w:numId w:val="17"/>
+        </w:numPr>
+        <w:spacing w:after="0" w:line="360" w:lineRule="auto"/>
+        <w:ind w:left="0" w:firstLine="709"/>
+        <w:jc w:val="both"/>
+        <w:rPr>
+          <w:rFonts w:ascii="Times New Roman" w:eastAsia="Times New Roman" w:hAnsi="Times New Roman" w:cs="Times New Roman"/>
+          <w:sz w:val="28"/>
+          <w:szCs w:val="28"/>
+          <w:lang w:eastAsia="ru-RU"/>
+        </w:rPr>
+      </w:pPr>
+      <w:r>
+        <w:rPr>
+          <w:rFonts w:ascii="Times New Roman" w:eastAsia="Times New Roman" w:hAnsi="Times New Roman" w:cs="Times New Roman"/>
+          <w:sz w:val="28"/>
+          <w:szCs w:val="28"/>
+          <w:lang w:eastAsia="ru-RU"/>
+        </w:rPr>
+        <w:t>Заявка на рекламу (ScreenBooking) — бронирование экрана: экран, медиафайл, арендатор, период размещения, количество показов в день, стоимость, статус, причина отклонения.</w:t>
+      </w:r>
+    </w:p>
+    <w:p>
+      <w:pPr>
+        <w:numPr>
+          <w:ilvl w:val="0"/>
+          <w:numId w:val="17"/>
+        </w:numPr>
+        <w:spacing w:after="0" w:line="360" w:lineRule="auto"/>
+        <w:ind w:left="0" w:firstLine="709"/>
+        <w:jc w:val="both"/>
+        <w:rPr>
+          <w:rFonts w:ascii="Times New Roman" w:eastAsia="Times New Roman" w:hAnsi="Times New Roman" w:cs="Times New Roman"/>
+          <w:sz w:val="28"/>
+          <w:szCs w:val="28"/>
+          <w:lang w:eastAsia="ru-RU"/>
+        </w:rPr>
+      </w:pPr>
+      <w:r>
+        <w:rPr>
+          <w:rFonts w:ascii="Times New Roman" w:eastAsia="Times New Roman" w:hAnsi="Times New Roman" w:cs="Times New Roman"/>
+          <w:sz w:val="28"/>
+          <w:szCs w:val="28"/>
+          <w:lang w:eastAsia="ru-RU"/>
+        </w:rPr>
+        <w:t>Заявка на мероприятие (ZoneBooking) — бронирование зоны: зона, арендатор, мероприятие, период аренды, стоимость, статус, причина отклонения.</w:t>
+      </w:r>
+    </w:p>
+    <w:p>
+      <w:pPr>
+        <w:numPr>
+          <w:ilvl w:val="0"/>
+          <w:numId w:val="17"/>
+        </w:numPr>
+        <w:spacing w:after="0" w:line="360" w:lineRule="auto"/>
+        <w:ind w:left="0" w:firstLine="709"/>
+        <w:jc w:val="both"/>
+        <w:rPr>
+          <w:rFonts w:ascii="Times New Roman" w:eastAsia="Times New Roman" w:hAnsi="Times New Roman" w:cs="Times New Roman"/>
+          <w:sz w:val="28"/>
+          <w:szCs w:val="28"/>
+          <w:lang w:eastAsia="ru-RU"/>
+        </w:rPr>
+      </w:pPr>
+      <w:r>
+        <w:rPr>
+          <w:rFonts w:ascii="Times New Roman" w:eastAsia="Times New Roman" w:hAnsi="Times New Roman" w:cs="Times New Roman"/>
+          <w:sz w:val="28"/>
+          <w:szCs w:val="28"/>
+          <w:lang w:eastAsia="ru-RU"/>
+        </w:rPr>
+        <w:t>Статус мероприятия (EventStatus) — справочник: Планируется, Подтверждено, Активно, Завершено, Отменено.</w:t>
+      </w:r>
+    </w:p>
+    <w:p>
+      <w:pPr>
+        <w:numPr>
+          <w:ilvl w:val="0"/>
+          <w:numId w:val="17"/>
+        </w:numPr>
+        <w:spacing w:after="0" w:line="360" w:lineRule="auto"/>
+        <w:ind w:left="0" w:firstLine="709"/>
+        <w:jc w:val="both"/>
+        <w:rPr>
+          <w:rFonts w:ascii="Times New Roman" w:eastAsia="Times New Roman" w:hAnsi="Times New Roman" w:cs="Times New Roman"/>
+          <w:sz w:val="28"/>
+          <w:szCs w:val="28"/>
+          <w:lang w:eastAsia="ru-RU"/>
+        </w:rPr>
+      </w:pPr>
+      <w:r>
+        <w:rPr>
+          <w:rFonts w:ascii="Times New Roman" w:eastAsia="Times New Roman" w:hAnsi="Times New Roman" w:cs="Times New Roman"/>
+          <w:sz w:val="28"/>
+          <w:szCs w:val="28"/>
+          <w:lang w:eastAsia="ru-RU"/>
+        </w:rPr>
+        <w:t>Статус медиафайла (MediaStatus) — справочник: На модерации, Одобрено, Отклонено, Архив.</w:t>
+      </w:r>
+    </w:p>
+    <w:p>
+      <w:pPr>
+        <w:numPr>
+          <w:ilvl w:val="0"/>
+          <w:numId w:val="14"/>
+        </w:numPr>
+        <w:spacing w:after="0" w:line="360" w:lineRule="auto"/>
+        <w:ind w:left="0" w:firstLine="709"/>
+        <w:jc w:val="both"/>
+        <w:rPr>
+          <w:rFonts w:ascii="Times New Roman" w:eastAsia="Times New Roman" w:hAnsi="Times New Roman" w:cs="Times New Roman"/>
+          <w:sz w:val="28"/>
+          <w:szCs w:val="28"/>
+          <w:lang w:eastAsia="ru-RU"/>
+        </w:rPr>
+      </w:pPr>
+      <w:r>
+        <w:rPr>
+          <w:rFonts w:ascii="Times New Roman" w:eastAsia="Times New Roman" w:hAnsi="Times New Roman" w:cs="Times New Roman"/>
+          <w:sz w:val="28"/>
+          <w:szCs w:val="28"/>
+          <w:lang w:eastAsia="ru-RU"/>
+        </w:rPr>
+        <w:t>Цели системы:</w:t>
+      </w:r>
+    </w:p>
+    <w:p>
+      <w:pPr>
+        <w:numPr>
+          <w:ilvl w:val="0"/>
+          <w:numId w:val="18"/>
+        </w:numPr>
+        <w:spacing w:after="0" w:line="360" w:lineRule="auto"/>
+        <w:ind w:left="0" w:firstLine="709"/>
+        <w:jc w:val="both"/>
+        <w:rPr>
+          <w:rFonts w:ascii="Times New Roman" w:eastAsia="Times New Roman" w:hAnsi="Times New Roman" w:cs="Times New Roman"/>
+          <w:sz w:val="28"/>
+          <w:szCs w:val="28"/>
+          <w:lang w:eastAsia="ru-RU"/>
+        </w:rPr>
+      </w:pPr>
+      <w:r>
+        <w:rPr>
+          <w:rFonts w:ascii="Times New Roman" w:eastAsia="Times New Roman" w:hAnsi="Times New Roman" w:cs="Times New Roman"/>
+          <w:sz w:val="28"/>
+          <w:szCs w:val="28"/>
+          <w:lang w:eastAsia="ru-RU"/>
+        </w:rPr>
+        <w:lastRenderedPageBreak/>
+        <w:t>Автоматизировать и централизовать управление рекламными экранами и зонами для мероприятий ТРЦ «Европейский».</w:t>
+      </w:r>
+    </w:p>
+    <w:p>
+      <w:pPr>
+        <w:numPr>
+          <w:ilvl w:val="0"/>
+          <w:numId w:val="18"/>
+        </w:numPr>
+        <w:spacing w:after="0" w:line="360" w:lineRule="auto"/>
+        <w:ind w:left="0" w:firstLine="709"/>
+        <w:jc w:val="both"/>
+        <w:rPr>
+          <w:rFonts w:ascii="Times New Roman" w:eastAsia="Times New Roman" w:hAnsi="Times New Roman" w:cs="Times New Roman"/>
+          <w:sz w:val="28"/>
+          <w:szCs w:val="28"/>
+          <w:lang w:eastAsia="ru-RU"/>
+        </w:rPr>
+      </w:pPr>
+      <w:r>
+        <w:rPr>
+          <w:rFonts w:ascii="Times New Roman" w:eastAsia="Times New Roman" w:hAnsi="Times New Roman" w:cs="Times New Roman"/>
+          <w:sz w:val="28"/>
+          <w:szCs w:val="28"/>
+          <w:lang w:eastAsia="ru-RU"/>
+        </w:rPr>
+        <w:t>Обеспечить прозрачный процесс подачи и обработки заявок с отслеживанием статусов в реальном времени.</w:t>
+      </w:r>
+    </w:p>
+    <w:p>
+      <w:pPr>
+        <w:numPr>
+          <w:ilvl w:val="0"/>
+          <w:numId w:val="18"/>
+        </w:numPr>
+        <w:spacing w:after="0" w:line="360" w:lineRule="auto"/>
+        <w:ind w:left="0" w:firstLine="709"/>
+        <w:jc w:val="both"/>
+        <w:rPr>
+          <w:rFonts w:ascii="Times New Roman" w:eastAsia="Times New Roman" w:hAnsi="Times New Roman" w:cs="Times New Roman"/>
+          <w:sz w:val="28"/>
+          <w:szCs w:val="28"/>
+          <w:lang w:eastAsia="ru-RU"/>
+        </w:rPr>
+      </w:pPr>
+      <w:r>
+        <w:rPr>
+          <w:rFonts w:ascii="Times New Roman" w:eastAsia="Times New Roman" w:hAnsi="Times New Roman" w:cs="Times New Roman"/>
+          <w:sz w:val="28"/>
+          <w:szCs w:val="28"/>
+          <w:lang w:eastAsia="ru-RU"/>
+        </w:rPr>
+        <w:t>Реализовать модерацию рекламного медиаконтента с проверкой соответствия техническим параметрам экранов.</w:t>
+      </w:r>
+    </w:p>
+    <w:p>
+      <w:pPr>
+        <w:numPr>
+          <w:ilvl w:val="0"/>
+          <w:numId w:val="18"/>
+        </w:numPr>
+        <w:spacing w:after="0" w:line="360" w:lineRule="auto"/>
+        <w:ind w:left="0" w:firstLine="709"/>
+        <w:jc w:val="both"/>
+        <w:rPr>
+          <w:rFonts w:ascii="Times New Roman" w:eastAsia="Times New Roman" w:hAnsi="Times New Roman" w:cs="Times New Roman"/>
+          <w:sz w:val="28"/>
+          <w:szCs w:val="28"/>
+          <w:lang w:eastAsia="ru-RU"/>
+        </w:rPr>
+      </w:pPr>
+      <w:r>
+        <w:rPr>
+          <w:rFonts w:ascii="Times New Roman" w:eastAsia="Times New Roman" w:hAnsi="Times New Roman" w:cs="Times New Roman"/>
+          <w:sz w:val="28"/>
+          <w:szCs w:val="28"/>
+          <w:lang w:eastAsia="ru-RU"/>
+        </w:rPr>
+        <w:t>Разграничить права доступа между администратором и арендаторами с использованием раздельных точек входа.</w:t>
+      </w:r>
+    </w:p>
+    <w:p>
+      <w:pPr>
+        <w:numPr>
+          <w:ilvl w:val="0"/>
+          <w:numId w:val="18"/>
+        </w:numPr>
+        <w:spacing w:after="0" w:line="360" w:lineRule="auto"/>
+        <w:ind w:left="0" w:firstLine="709"/>
+        <w:jc w:val="both"/>
+        <w:rPr>
+          <w:rFonts w:ascii="Times New Roman" w:eastAsia="Times New Roman" w:hAnsi="Times New Roman" w:cs="Times New Roman"/>
+          <w:sz w:val="28"/>
+          <w:szCs w:val="28"/>
+          <w:lang w:eastAsia="ru-RU"/>
+        </w:rPr>
+      </w:pPr>
+      <w:r>
+        <w:rPr>
+          <w:rFonts w:ascii="Times New Roman" w:eastAsia="Times New Roman" w:hAnsi="Times New Roman" w:cs="Times New Roman"/>
+          <w:sz w:val="28"/>
+          <w:szCs w:val="28"/>
+          <w:lang w:eastAsia="ru-RU"/>
+        </w:rPr>
+        <w:t>Предоставить арендаторам удобный личный кабинет для самостоятельной работы с заявками.</w:t>
+      </w:r>
+    </w:p>
+    <w:p>
+      <w:pPr>
+        <w:numPr>
+          <w:ilvl w:val="0"/>
+          <w:numId w:val="18"/>
+        </w:numPr>
+        <w:spacing w:after="0" w:line="360" w:lineRule="auto"/>
+        <w:ind w:left="0" w:firstLine="709"/>
+        <w:jc w:val="both"/>
+        <w:rPr>
+          <w:rFonts w:ascii="Times New Roman" w:eastAsia="Times New Roman" w:hAnsi="Times New Roman" w:cs="Times New Roman"/>
+          <w:sz w:val="28"/>
+          <w:szCs w:val="28"/>
+          <w:lang w:eastAsia="ru-RU"/>
+        </w:rPr>
+      </w:pPr>
+      <w:r>
+        <w:rPr>
+          <w:rFonts w:ascii="Times New Roman" w:eastAsia="Times New Roman" w:hAnsi="Times New Roman" w:cs="Times New Roman"/>
+          <w:sz w:val="28"/>
+          <w:szCs w:val="28"/>
+          <w:lang w:eastAsia="ru-RU"/>
+        </w:rPr>
+        <w:t>Снизить операционную нагрузку на администрацию ТРЦ и исключить ошибки ручного учёта.</w:t>
+      </w:r>
+    </w:p>
+    <w:p>
+      <w:pPr>
+        <w:numPr>
+          <w:ilvl w:val="0"/>
+          <w:numId w:val="18"/>
+        </w:numPr>
+        <w:spacing w:after="0" w:line="360" w:lineRule="auto"/>
+        <w:ind w:left="0" w:firstLine="709"/>
+        <w:jc w:val="both"/>
+        <w:rPr>
+          <w:rFonts w:ascii="Times New Roman" w:eastAsia="Times New Roman" w:hAnsi="Times New Roman" w:cs="Times New Roman"/>
+          <w:sz w:val="28"/>
+          <w:szCs w:val="28"/>
+          <w:lang w:eastAsia="ru-RU"/>
+        </w:rPr>
+      </w:pPr>
+      <w:r>
+        <w:rPr>
+          <w:rFonts w:ascii="Times New Roman" w:eastAsia="Times New Roman" w:hAnsi="Times New Roman" w:cs="Times New Roman"/>
+          <w:sz w:val="28"/>
+          <w:szCs w:val="28"/>
+          <w:lang w:eastAsia="ru-RU"/>
+        </w:rPr>
+        <w:t>Обеспечить единообразие и прозрачность обратной связи при отклонении заявок и медиафайлов.</w:t>
+      </w:r>
+    </w:p>
+    <w:p>
+      <w:pPr>
+        <w:numPr>
+          <w:ilvl w:val="0"/>
+          <w:numId w:val="15"/>
+        </w:numPr>
+        <w:spacing w:after="0" w:line="360" w:lineRule="auto"/>
+        <w:ind w:left="0" w:firstLine="709"/>
+        <w:jc w:val="both"/>
+        <w:rPr>
+          <w:rFonts w:ascii="Times New Roman" w:eastAsia="Times New Roman" w:hAnsi="Times New Roman" w:cs="Times New Roman"/>
+          <w:sz w:val="28"/>
+          <w:szCs w:val="28"/>
+          <w:lang w:eastAsia="ru-RU"/>
+        </w:rPr>
+      </w:pPr>
+      <w:r>
+        <w:rPr>
+          <w:rFonts w:ascii="Times New Roman" w:eastAsia="Times New Roman" w:hAnsi="Times New Roman" w:cs="Times New Roman"/>
+          <w:sz w:val="28"/>
+          <w:szCs w:val="28"/>
+          <w:lang w:eastAsia="ru-RU"/>
+        </w:rPr>
+        <w:t>Ограничения и требования:</w:t>
+      </w:r>
+    </w:p>
+    <w:p>
+      <w:pPr>
+        <w:numPr>
+          <w:ilvl w:val="0"/>
+          <w:numId w:val="19"/>
+        </w:numPr>
+        <w:spacing w:after="0" w:line="360" w:lineRule="auto"/>
+        <w:ind w:left="0" w:firstLine="709"/>
+        <w:jc w:val="both"/>
+        <w:rPr>
+          <w:rFonts w:ascii="Times New Roman" w:eastAsia="Times New Roman" w:hAnsi="Times New Roman" w:cs="Times New Roman"/>
+          <w:sz w:val="28"/>
+          <w:szCs w:val="28"/>
+          <w:lang w:eastAsia="ru-RU"/>
+        </w:rPr>
+      </w:pPr>
+      <w:r>
+        <w:rPr>
+          <w:rFonts w:ascii="Times New Roman" w:eastAsia="Times New Roman" w:hAnsi="Times New Roman" w:cs="Times New Roman"/>
+          <w:sz w:val="28"/>
+          <w:szCs w:val="28"/>
+          <w:lang w:eastAsia="ru-RU"/>
+        </w:rPr>
+        <w:t>Серверная часть реализуется на языке PHP 8.2 с использованием фреймворка Laravel 12.</w:t>
+      </w:r>
+    </w:p>
+    <w:p>
+      <w:pPr>
+        <w:numPr>
+          <w:ilvl w:val="0"/>
+          <w:numId w:val="19"/>
+        </w:numPr>
+        <w:spacing w:after="0" w:line="360" w:lineRule="auto"/>
+        <w:ind w:left="0" w:firstLine="709"/>
+        <w:jc w:val="both"/>
+        <w:rPr>
+          <w:rFonts w:ascii="Times New Roman" w:eastAsia="Times New Roman" w:hAnsi="Times New Roman" w:cs="Times New Roman"/>
+          <w:sz w:val="28"/>
+          <w:szCs w:val="28"/>
+          <w:lang w:eastAsia="ru-RU"/>
+        </w:rPr>
+      </w:pPr>
+      <w:r>
+        <w:rPr>
+          <w:rFonts w:ascii="Times New Roman" w:eastAsia="Times New Roman" w:hAnsi="Times New Roman" w:cs="Times New Roman"/>
+          <w:sz w:val="28"/>
+          <w:szCs w:val="28"/>
+          <w:lang w:eastAsia="ru-RU"/>
+        </w:rPr>
+        <w:t>В качестве СУБД используется MySQL.</w:t>
+      </w:r>
+    </w:p>
+    <w:p>
+      <w:pPr>
+        <w:numPr>
+          <w:ilvl w:val="0"/>
+          <w:numId w:val="19"/>
+        </w:numPr>
+        <w:spacing w:after="0" w:line="360" w:lineRule="auto"/>
+        <w:ind w:left="0" w:firstLine="709"/>
+        <w:jc w:val="both"/>
+        <w:rPr>
+          <w:rFonts w:ascii="Times New Roman" w:eastAsia="Times New Roman" w:hAnsi="Times New Roman" w:cs="Times New Roman"/>
+          <w:sz w:val="28"/>
+          <w:szCs w:val="28"/>
+          <w:lang w:eastAsia="ru-RU"/>
+        </w:rPr>
+      </w:pPr>
+      <w:r>
+        <w:rPr>
+          <w:rFonts w:ascii="Times New Roman" w:eastAsia="Times New Roman" w:hAnsi="Times New Roman" w:cs="Times New Roman"/>
+          <w:sz w:val="28"/>
+          <w:szCs w:val="28"/>
+          <w:lang w:eastAsia="ru-RU"/>
+        </w:rPr>
+        <w:t>Архитектура приложения строится по паттерну MVC (Model-View-Controller).</w:t>
+      </w:r>
+    </w:p>
+    <w:p>
+      <w:pPr>
+        <w:numPr>
+          <w:ilvl w:val="0"/>
+          <w:numId w:val="19"/>
+        </w:numPr>
+        <w:spacing w:after="0" w:line="360" w:lineRule="auto"/>
+        <w:ind w:left="0" w:firstLine="709"/>
+        <w:jc w:val="both"/>
+        <w:rPr>
+          <w:rFonts w:ascii="Times New Roman" w:eastAsia="Times New Roman" w:hAnsi="Times New Roman" w:cs="Times New Roman"/>
+          <w:sz w:val="28"/>
+          <w:szCs w:val="28"/>
+          <w:lang w:eastAsia="ru-RU"/>
+        </w:rPr>
+      </w:pPr>
+      <w:r>
+        <w:rPr>
+          <w:rFonts w:ascii="Times New Roman" w:eastAsia="Times New Roman" w:hAnsi="Times New Roman" w:cs="Times New Roman"/>
+          <w:sz w:val="28"/>
+          <w:szCs w:val="28"/>
+          <w:lang w:eastAsia="ru-RU"/>
+        </w:rPr>
+        <w:t>Система поддерживает две основные роли: администратор и арендатор, с раздельными точками входа (/admin и /login соответственно).</w:t>
+      </w:r>
+    </w:p>
+    <w:p>
+      <w:pPr>
+        <w:numPr>
+          <w:ilvl w:val="0"/>
+          <w:numId w:val="19"/>
+        </w:numPr>
+        <w:spacing w:after="0" w:line="360" w:lineRule="auto"/>
+        <w:ind w:left="0" w:firstLine="709"/>
+        <w:jc w:val="both"/>
+        <w:rPr>
+          <w:rFonts w:ascii="Times New Roman" w:eastAsia="Times New Roman" w:hAnsi="Times New Roman" w:cs="Times New Roman"/>
+          <w:sz w:val="28"/>
+          <w:szCs w:val="28"/>
+          <w:lang w:eastAsia="ru-RU"/>
+        </w:rPr>
+      </w:pPr>
+      <w:r>
+        <w:rPr>
+          <w:rFonts w:ascii="Times New Roman" w:eastAsia="Times New Roman" w:hAnsi="Times New Roman" w:cs="Times New Roman"/>
+          <w:sz w:val="28"/>
+          <w:szCs w:val="28"/>
+          <w:lang w:eastAsia="ru-RU"/>
+        </w:rPr>
+        <w:t>Пользовательский интерфейс реализуется с использованием шаблонизатора Blade и CSS-фреймворка Tailwind CSS.</w:t>
+      </w:r>
+    </w:p>
+    <w:p>
+      <w:pPr>
+        <w:numPr>
+          <w:ilvl w:val="0"/>
+          <w:numId w:val="19"/>
+        </w:numPr>
+        <w:spacing w:after="0" w:line="360" w:lineRule="auto"/>
+        <w:ind w:left="0" w:firstLine="709"/>
+        <w:jc w:val="both"/>
+        <w:rPr>
+          <w:rFonts w:ascii="Times New Roman" w:eastAsia="Times New Roman" w:hAnsi="Times New Roman" w:cs="Times New Roman"/>
+          <w:sz w:val="28"/>
+          <w:szCs w:val="28"/>
+          <w:lang w:eastAsia="ru-RU"/>
+        </w:rPr>
+      </w:pPr>
+      <w:r>
+        <w:rPr>
+          <w:rFonts w:ascii="Times New Roman" w:eastAsia="Times New Roman" w:hAnsi="Times New Roman" w:cs="Times New Roman"/>
+          <w:sz w:val="28"/>
+          <w:szCs w:val="28"/>
+          <w:lang w:eastAsia="ru-RU"/>
+        </w:rPr>
+        <w:t>Заявки на рекламу и мероприятия имеют три статуса: pending (на рассмотрении), confirmed (подтверждена), cancelled (отклонена).</w:t>
+      </w:r>
+    </w:p>
+    <w:p>
+      <w:pPr>
+        <w:numPr>
+          <w:ilvl w:val="0"/>
+          <w:numId w:val="19"/>
+        </w:numPr>
+        <w:spacing w:after="0" w:line="360" w:lineRule="auto"/>
+        <w:ind w:left="0" w:firstLine="709"/>
+        <w:jc w:val="both"/>
+        <w:rPr>
+          <w:rFonts w:ascii="Times New Roman" w:eastAsia="Times New Roman" w:hAnsi="Times New Roman" w:cs="Times New Roman"/>
+          <w:sz w:val="28"/>
+          <w:szCs w:val="28"/>
+          <w:lang w:eastAsia="ru-RU"/>
+        </w:rPr>
+      </w:pPr>
+      <w:r>
+        <w:rPr>
+          <w:rFonts w:ascii="Times New Roman" w:eastAsia="Times New Roman" w:hAnsi="Times New Roman" w:cs="Times New Roman"/>
+          <w:sz w:val="28"/>
+          <w:szCs w:val="28"/>
+          <w:lang w:eastAsia="ru-RU"/>
+        </w:rPr>
+        <w:t>При отклонении заявки или медиафайла обязательно указывается причина отклонения.</w:t>
+      </w:r>
+    </w:p>
+    <w:p>
+      <w:pPr>
+        <w:numPr>
+          <w:ilvl w:val="0"/>
+          <w:numId w:val="19"/>
+        </w:numPr>
+        <w:spacing w:after="0" w:line="360" w:lineRule="auto"/>
+        <w:ind w:left="0" w:firstLine="709"/>
+        <w:jc w:val="both"/>
+        <w:rPr>
+          <w:rFonts w:ascii="Times New Roman" w:eastAsia="Times New Roman" w:hAnsi="Times New Roman" w:cs="Times New Roman"/>
+          <w:sz w:val="28"/>
+          <w:szCs w:val="28"/>
+          <w:lang w:eastAsia="ru-RU"/>
+        </w:rPr>
+      </w:pPr>
+      <w:r>
+        <w:rPr>
+          <w:rFonts w:ascii="Times New Roman" w:eastAsia="Times New Roman" w:hAnsi="Times New Roman" w:cs="Times New Roman"/>
+          <w:sz w:val="28"/>
+          <w:szCs w:val="28"/>
+          <w:lang w:eastAsia="ru-RU"/>
+        </w:rPr>
+        <w:lastRenderedPageBreak/>
+        <w:t>Система должна обеспечивать целостность данных через внешние ключи и каскадные операции в базе данных.</w:t>
+      </w:r>
+    </w:p>
+    <w:p>
+      <w:pPr>
+        <w:numPr>
+          <w:ilvl w:val="0"/>
+          <w:numId w:val="19"/>
+        </w:numPr>
+        <w:spacing w:after="0" w:line="360" w:lineRule="auto"/>
+        <w:ind w:left="0" w:firstLine="709"/>
+        <w:jc w:val="both"/>
+        <w:rPr>
+          <w:rFonts w:ascii="Times New Roman" w:eastAsia="Times New Roman" w:hAnsi="Times New Roman" w:cs="Times New Roman"/>
+          <w:sz w:val="28"/>
+          <w:szCs w:val="28"/>
+          <w:lang w:eastAsia="ru-RU"/>
+        </w:rPr>
+      </w:pPr>
+      <w:r>
+        <w:rPr>
+          <w:rFonts w:ascii="Times New Roman" w:eastAsia="Times New Roman" w:hAnsi="Times New Roman" w:cs="Times New Roman"/>
+          <w:sz w:val="28"/>
+          <w:szCs w:val="28"/>
+          <w:lang w:eastAsia="ru-RU"/>
+        </w:rPr>
+        <w:t>Интерфейс должен быть адаптивным и интуитивно понятным для пользователей, не обладающих техническими знаниями.</w:t>
+      </w:r>
+    </w:p>
+    <w:p>
+      <w:pPr>
+        <w:pStyle w:val="a3"/>
+        <w:ind w:left="0" w:firstLine="709"/>
+        <w:rPr>
+          <w:rFonts w:ascii="Times New Roman" w:eastAsia="Times New Roman" w:hAnsi="Times New Roman" w:cs="Times New Roman"/>
+          <w:b/>
+          <w:bCs/>
+          <w:sz w:val="28"/>
+          <w:szCs w:val="28"/>
+          <w:lang w:eastAsia="ru-RU"/>
+        </w:rPr>
+      </w:pPr>
+    </w:p>
+    <w:p>
+      <w:pPr>
+        <w:ind w:firstLine="709"/>
+        <w:rPr>
+          <w:rFonts w:ascii="Times New Roman" w:eastAsia="Times New Roman" w:hAnsi="Times New Roman" w:cs="Times New Roman"/>
+          <w:b/>
+          <w:bCs/>
+          <w:sz w:val="28"/>
+          <w:szCs w:val="28"/>
+          <w:lang w:eastAsia="ru-RU"/>
         </w:rPr>
       </w:pPr>
       <w:r>
@@ -1994,6 +4806,208 @@
 <file path=word/numbering.xml><?xml version="1.0" encoding="utf-8"?>
 <w:numbering xmlns:wpc="http://schemas.microsoft.com/office/word/2010/wordprocessingCanvas" xmlns:cx="http://schemas.microsoft.com/office/drawing/2014/chartex" xmlns:cx1="http://schemas.microsoft.com/office/drawing/2015/9/8/chartex" xmlns:cx2="http://schemas.microsoft.com/office/drawing/2015/10/21/chartex" xmlns:cx3="http://schemas.microsoft.com/office/drawing/2016/5/9/chartex" xmlns:cx4="http://schemas.microsoft.com/office/drawing/2016/5/10/chartex" xmlns:cx5="http://schemas.microsoft.com/office/drawing/2016/5/11/chartex" xmlns:cx6="http://schemas.microsoft.com/office/drawing/2016/5/12/chartex" xmlns:cx7="http://schemas.microsoft.com/office/drawing/2016/5/13/chartex" xmlns:cx8="http://schemas.microsoft.com/office/drawing/2016/5/14/chartex" xmlns:mc="http://schemas.openxmlformats.org/markup-compatibility/2006" xmlns:aink="http://schemas.microsoft.com/office/drawing/2016/ink" xmlns:am3d="http://schemas.microsoft.com/office/drawing/2017/model3d" xmlns:o="urn:schemas-microsoft-com:office:office" xmlns:r="http://schemas.openxmlformats.org/officeDocument/2006/relationships" xmlns:m="http://schemas.openxmlformats.org/officeDocument/2006/math" xmlns:v="urn:schemas-microsoft-com:vml" xmlns:wp14="http://schemas.microsoft.com/office/word/2010/wordprocessingDrawing" xmlns:wp="http://schemas.openxmlformats.org/drawingml/2006/wordprocessingDrawing" xmlns:w10="urn:schemas-microsoft-com:office:word" xmlns:w="http://schemas.openxmlformats.org/wordprocessingml/2006/main" xmlns:w14="http://schemas.microsoft.com/office/word/2010/wordml" xmlns:w15="http://schemas.microsoft.com/office/word/2012/wordml" xmlns:w16cex="http://schemas.microsoft.com/office/word/2018/wordml/cex" xmlns:w16cid="http://schemas.microsoft.com/office/word/2016/wordml/cid" xmlns:w16="http://schemas.microsoft.com/office/word/2018/wordml" xmlns:w16sdtdh="http://schemas.microsoft.com/office/word/2020/wordml/sdtdatahash" xmlns:w16se="http://schemas.microsoft.com/office/word/2015/wordml/symex" xmlns:wpg="http://schemas.microsoft.com/office/word/2010/wordprocessingGroup" xmlns:wpi="http://schemas.microsoft.com/office/word/2010/wordprocessingInk" xmlns:wne="http://schemas.microsoft.com/office/word/2006/wordml" xmlns:wps="http://schemas.microsoft.com/office/word/2010/wordprocessingShape" mc:Ignorable="w14 w15 w16se w16cid w16 w16cex w16sdtdh wp14">
   <w:abstractNum w:abstractNumId="0" w15:restartNumberingAfterBreak="0">
+    <w:nsid w:val="023A15D9"/>
+    <w:multiLevelType w:val="hybridMultilevel"/>
+    <w:tmpl w:val="185AA182"/>
+    <w:lvl w:ilvl="0" w:tplc="806880C2">
+      <w:start w:val="1"/>
+      <w:numFmt w:val="decimal"/>
+      <w:lvlText w:val="%1."/>
+      <w:lvlJc w:val="left"/>
+      <w:pPr>
+        <w:ind w:left="1069" w:hanging="360"/>
+      </w:pPr>
+      <w:rPr>
+        <w:rFonts w:hint="default"/>
+      </w:rPr>
+    </w:lvl>
+    <w:lvl w:ilvl="1" w:tplc="04190019" w:tentative="1">
+      <w:start w:val="1"/>
+      <w:numFmt w:val="lowerLetter"/>
+      <w:lvlText w:val="%2."/>
+      <w:lvlJc w:val="left"/>
+      <w:pPr>
+        <w:ind w:left="1789" w:hanging="360"/>
+      </w:pPr>
+    </w:lvl>
+    <w:lvl w:ilvl="2" w:tplc="0419001B" w:tentative="1">
+      <w:start w:val="1"/>
+      <w:numFmt w:val="lowerRoman"/>
+      <w:lvlText w:val="%3."/>
+      <w:lvlJc w:val="right"/>
+      <w:pPr>
+        <w:ind w:left="2509" w:hanging="180"/>
+      </w:pPr>
+    </w:lvl>
+    <w:lvl w:ilvl="3" w:tplc="0419000F" w:tentative="1">
+      <w:start w:val="1"/>
+      <w:numFmt w:val="decimal"/>
+      <w:lvlText w:val="%4."/>
+      <w:lvlJc w:val="left"/>
+      <w:pPr>
+        <w:ind w:left="3229" w:hanging="360"/>
+      </w:pPr>
+    </w:lvl>
+    <w:lvl w:ilvl="4" w:tplc="04190019" w:tentative="1">
+      <w:start w:val="1"/>
+      <w:numFmt w:val="lowerLetter"/>
+      <w:lvlText w:val="%5."/>
+      <w:lvlJc w:val="left"/>
+      <w:pPr>
+        <w:ind w:left="3949" w:hanging="360"/>
+      </w:pPr>
+    </w:lvl>
+    <w:lvl w:ilvl="5" w:tplc="0419001B" w:tentative="1">
+      <w:start w:val="1"/>
+      <w:numFmt w:val="lowerRoman"/>
+      <w:lvlText w:val="%6."/>
+      <w:lvlJc w:val="right"/>
+      <w:pPr>
+        <w:ind w:left="4669" w:hanging="180"/>
+      </w:pPr>
+    </w:lvl>
+    <w:lvl w:ilvl="6" w:tplc="0419000F" w:tentative="1">
+      <w:start w:val="1"/>
+      <w:numFmt w:val="decimal"/>
+      <w:lvlText w:val="%7."/>
+      <w:lvlJc w:val="left"/>
+      <w:pPr>
+        <w:ind w:left="5389" w:hanging="360"/>
+      </w:pPr>
+    </w:lvl>
+    <w:lvl w:ilvl="7" w:tplc="04190019" w:tentative="1">
+      <w:start w:val="1"/>
+      <w:numFmt w:val="lowerLetter"/>
+      <w:lvlText w:val="%8."/>
+      <w:lvlJc w:val="left"/>
+      <w:pPr>
+        <w:ind w:left="6109" w:hanging="360"/>
+      </w:pPr>
+    </w:lvl>
+    <w:lvl w:ilvl="8" w:tplc="0419001B" w:tentative="1">
+      <w:start w:val="1"/>
+      <w:numFmt w:val="lowerRoman"/>
+      <w:lvlText w:val="%9."/>
+      <w:lvlJc w:val="right"/>
+      <w:pPr>
+        <w:ind w:left="6829" w:hanging="180"/>
+      </w:pPr>
+    </w:lvl>
+  </w:abstractNum>
+  <w:abstractNum w:abstractNumId="1" w15:restartNumberingAfterBreak="0">
+    <w:nsid w:val="048F0EFD"/>
+    <w:multiLevelType w:val="hybridMultilevel"/>
+    <w:tmpl w:val="4AB6A614"/>
+    <w:lvl w:ilvl="0" w:tplc="B2D08792">
+      <w:start w:val="1"/>
+      <w:numFmt w:val="bullet"/>
+      <w:lvlText w:val=""/>
+      <w:lvlJc w:val="left"/>
+      <w:pPr>
+        <w:ind w:left="1429" w:hanging="360"/>
+      </w:pPr>
+      <w:rPr>
+        <w:rFonts w:ascii="Symbol" w:hAnsi="Symbol" w:hint="default"/>
+      </w:rPr>
+    </w:lvl>
+    <w:lvl w:ilvl="1" w:tplc="04190003" w:tentative="1">
+      <w:start w:val="1"/>
+      <w:numFmt w:val="bullet"/>
+      <w:lvlText w:val="o"/>
+      <w:lvlJc w:val="left"/>
+      <w:pPr>
+        <w:ind w:left="2149" w:hanging="360"/>
+      </w:pPr>
+      <w:rPr>
+        <w:rFonts w:ascii="Courier New" w:hAnsi="Courier New" w:cs="Courier New" w:hint="default"/>
+      </w:rPr>
+    </w:lvl>
+    <w:lvl w:ilvl="2" w:tplc="04190005" w:tentative="1">
+      <w:start w:val="1"/>
+      <w:numFmt w:val="bullet"/>
+      <w:lvlText w:val=""/>
+      <w:lvlJc w:val="left"/>
+      <w:pPr>
+        <w:ind w:left="2869" w:hanging="360"/>
+      </w:pPr>
+      <w:rPr>
+        <w:rFonts w:ascii="Wingdings" w:hAnsi="Wingdings" w:hint="default"/>
+      </w:rPr>
+    </w:lvl>
+    <w:lvl w:ilvl="3" w:tplc="04190001" w:tentative="1">
+      <w:start w:val="1"/>
+      <w:numFmt w:val="bullet"/>
+      <w:lvlText w:val=""/>
+      <w:lvlJc w:val="left"/>
+      <w:pPr>
+        <w:ind w:left="3589" w:hanging="360"/>
+      </w:pPr>
+      <w:rPr>
+        <w:rFonts w:ascii="Symbol" w:hAnsi="Symbol" w:hint="default"/>
+      </w:rPr>
+    </w:lvl>
+    <w:lvl w:ilvl="4" w:tplc="04190003" w:tentative="1">
+      <w:start w:val="1"/>
+      <w:numFmt w:val="bullet"/>
+      <w:lvlText w:val="o"/>
+      <w:lvlJc w:val="left"/>
+      <w:pPr>
+        <w:ind w:left="4309" w:hanging="360"/>
+      </w:pPr>
+      <w:rPr>
+        <w:rFonts w:ascii="Courier New" w:hAnsi="Courier New" w:cs="Courier New" w:hint="default"/>
+      </w:rPr>
+    </w:lvl>
+    <w:lvl w:ilvl="5" w:tplc="04190005" w:tentative="1">
+      <w:start w:val="1"/>
+      <w:numFmt w:val="bullet"/>
+      <w:lvlText w:val=""/>
+      <w:lvlJc w:val="left"/>
+      <w:pPr>
+        <w:ind w:left="5029" w:hanging="360"/>
+      </w:pPr>
+      <w:rPr>
+        <w:rFonts w:ascii="Wingdings" w:hAnsi="Wingdings" w:hint="default"/>
+      </w:rPr>
+    </w:lvl>
+    <w:lvl w:ilvl="6" w:tplc="04190001" w:tentative="1">
+      <w:start w:val="1"/>
+      <w:numFmt w:val="bullet"/>
+      <w:lvlText w:val=""/>
+      <w:lvlJc w:val="left"/>
+      <w:pPr>
+        <w:ind w:left="5749" w:hanging="360"/>
+      </w:pPr>
+      <w:rPr>
+        <w:rFonts w:ascii="Symbol" w:hAnsi="Symbol" w:hint="default"/>
+      </w:rPr>
+    </w:lvl>
+    <w:lvl w:ilvl="7" w:tplc="04190003" w:tentative="1">
+      <w:start w:val="1"/>
+      <w:numFmt w:val="bullet"/>
+      <w:lvlText w:val="o"/>
+      <w:lvlJc w:val="left"/>
+      <w:pPr>
+        <w:ind w:left="6469" w:hanging="360"/>
+      </w:pPr>
+      <w:rPr>
+        <w:rFonts w:ascii="Courier New" w:hAnsi="Courier New" w:cs="Courier New" w:hint="default"/>
+      </w:rPr>
+    </w:lvl>
+    <w:lvl w:ilvl="8" w:tplc="04190005" w:tentative="1">
+      <w:start w:val="1"/>
+      <w:numFmt w:val="bullet"/>
+      <w:lvlText w:val=""/>
+      <w:lvlJc w:val="left"/>
+      <w:pPr>
+        <w:ind w:left="7189" w:hanging="360"/>
+      </w:pPr>
+      <w:rPr>
+        <w:rFonts w:ascii="Wingdings" w:hAnsi="Wingdings" w:hint="default"/>
+      </w:rPr>
+    </w:lvl>
+  </w:abstractNum>
+  <w:abstractNum w:abstractNumId="2" w15:restartNumberingAfterBreak="0">
     <w:nsid w:val="072D0510"/>
     <w:multiLevelType w:val="multilevel"/>
     <w:tmpl w:val="178A830C"/>
@@ -2114,14 +5128,353 @@
       </w:rPr>
     </w:lvl>
   </w:abstractNum>
-  <w:abstractNum w:abstractNumId="1" w15:restartNumberingAfterBreak="0">
-    <w:nsid w:val="234F466D"/>
+  <w:abstractNum w:abstractNumId="3" w15:restartNumberingAfterBreak="0">
+    <w:nsid w:val="150C180D"/>
+    <w:multiLevelType w:val="hybridMultilevel"/>
+    <w:tmpl w:val="A1E2C8D4"/>
+    <w:lvl w:ilvl="0" w:tplc="B2D08792">
+      <w:start w:val="1"/>
+      <w:numFmt w:val="bullet"/>
+      <w:lvlText w:val=""/>
+      <w:lvlJc w:val="left"/>
+      <w:pPr>
+        <w:ind w:left="1429" w:hanging="360"/>
+      </w:pPr>
+      <w:rPr>
+        <w:rFonts w:ascii="Symbol" w:hAnsi="Symbol" w:hint="default"/>
+      </w:rPr>
+    </w:lvl>
+    <w:lvl w:ilvl="1" w:tplc="04190003" w:tentative="1">
+      <w:start w:val="1"/>
+      <w:numFmt w:val="bullet"/>
+      <w:lvlText w:val="o"/>
+      <w:lvlJc w:val="left"/>
+      <w:pPr>
+        <w:ind w:left="2149" w:hanging="360"/>
+      </w:pPr>
+      <w:rPr>
+        <w:rFonts w:ascii="Courier New" w:hAnsi="Courier New" w:cs="Courier New" w:hint="default"/>
+      </w:rPr>
+    </w:lvl>
+    <w:lvl w:ilvl="2" w:tplc="04190005" w:tentative="1">
+      <w:start w:val="1"/>
+      <w:numFmt w:val="bullet"/>
+      <w:lvlText w:val=""/>
+      <w:lvlJc w:val="left"/>
+      <w:pPr>
+        <w:ind w:left="2869" w:hanging="360"/>
+      </w:pPr>
+      <w:rPr>
+        <w:rFonts w:ascii="Wingdings" w:hAnsi="Wingdings" w:hint="default"/>
+      </w:rPr>
+    </w:lvl>
+    <w:lvl w:ilvl="3" w:tplc="04190001" w:tentative="1">
+      <w:start w:val="1"/>
+      <w:numFmt w:val="bullet"/>
+      <w:lvlText w:val=""/>
+      <w:lvlJc w:val="left"/>
+      <w:pPr>
+        <w:ind w:left="3589" w:hanging="360"/>
+      </w:pPr>
+      <w:rPr>
+        <w:rFonts w:ascii="Symbol" w:hAnsi="Symbol" w:hint="default"/>
+      </w:rPr>
+    </w:lvl>
+    <w:lvl w:ilvl="4" w:tplc="04190003" w:tentative="1">
+      <w:start w:val="1"/>
+      <w:numFmt w:val="bullet"/>
+      <w:lvlText w:val="o"/>
+      <w:lvlJc w:val="left"/>
+      <w:pPr>
+        <w:ind w:left="4309" w:hanging="360"/>
+      </w:pPr>
+      <w:rPr>
+        <w:rFonts w:ascii="Courier New" w:hAnsi="Courier New" w:cs="Courier New" w:hint="default"/>
+      </w:rPr>
+    </w:lvl>
+    <w:lvl w:ilvl="5" w:tplc="04190005" w:tentative="1">
+      <w:start w:val="1"/>
+      <w:numFmt w:val="bullet"/>
+      <w:lvlText w:val=""/>
+      <w:lvlJc w:val="left"/>
+      <w:pPr>
+        <w:ind w:left="5029" w:hanging="360"/>
+      </w:pPr>
+      <w:rPr>
+        <w:rFonts w:ascii="Wingdings" w:hAnsi="Wingdings" w:hint="default"/>
+      </w:rPr>
+    </w:lvl>
+    <w:lvl w:ilvl="6" w:tplc="04190001" w:tentative="1">
+      <w:start w:val="1"/>
+      <w:numFmt w:val="bullet"/>
+      <w:lvlText w:val=""/>
+      <w:lvlJc w:val="left"/>
+      <w:pPr>
+        <w:ind w:left="5749" w:hanging="360"/>
+      </w:pPr>
+      <w:rPr>
+        <w:rFonts w:ascii="Symbol" w:hAnsi="Symbol" w:hint="default"/>
+      </w:rPr>
+    </w:lvl>
+    <w:lvl w:ilvl="7" w:tplc="04190003" w:tentative="1">
+      <w:start w:val="1"/>
+      <w:numFmt w:val="bullet"/>
+      <w:lvlText w:val="o"/>
+      <w:lvlJc w:val="left"/>
+      <w:pPr>
+        <w:ind w:left="6469" w:hanging="360"/>
+      </w:pPr>
+      <w:rPr>
+        <w:rFonts w:ascii="Courier New" w:hAnsi="Courier New" w:cs="Courier New" w:hint="default"/>
+      </w:rPr>
+    </w:lvl>
+    <w:lvl w:ilvl="8" w:tplc="04190005" w:tentative="1">
+      <w:start w:val="1"/>
+      <w:numFmt w:val="bullet"/>
+      <w:lvlText w:val=""/>
+      <w:lvlJc w:val="left"/>
+      <w:pPr>
+        <w:ind w:left="7189" w:hanging="360"/>
+      </w:pPr>
+      <w:rPr>
+        <w:rFonts w:ascii="Wingdings" w:hAnsi="Wingdings" w:hint="default"/>
+      </w:rPr>
+    </w:lvl>
+  </w:abstractNum>
+  <w:abstractNum w:abstractNumId="4" w15:restartNumberingAfterBreak="0">
+    <w:nsid w:val="155809C5"/>
+    <w:multiLevelType w:val="hybridMultilevel"/>
+    <w:tmpl w:val="DC86AD30"/>
+    <w:lvl w:ilvl="0" w:tplc="B2D08792">
+      <w:start w:val="1"/>
+      <w:numFmt w:val="bullet"/>
+      <w:lvlText w:val=""/>
+      <w:lvlJc w:val="left"/>
+      <w:pPr>
+        <w:ind w:left="2149" w:hanging="360"/>
+      </w:pPr>
+      <w:rPr>
+        <w:rFonts w:ascii="Symbol" w:hAnsi="Symbol" w:hint="default"/>
+      </w:rPr>
+    </w:lvl>
+    <w:lvl w:ilvl="1" w:tplc="04190003" w:tentative="1">
+      <w:start w:val="1"/>
+      <w:numFmt w:val="bullet"/>
+      <w:lvlText w:val="o"/>
+      <w:lvlJc w:val="left"/>
+      <w:pPr>
+        <w:ind w:left="2869" w:hanging="360"/>
+      </w:pPr>
+      <w:rPr>
+        <w:rFonts w:ascii="Courier New" w:hAnsi="Courier New" w:cs="Courier New" w:hint="default"/>
+      </w:rPr>
+    </w:lvl>
+    <w:lvl w:ilvl="2" w:tplc="04190005" w:tentative="1">
+      <w:start w:val="1"/>
+      <w:numFmt w:val="bullet"/>
+      <w:lvlText w:val=""/>
+      <w:lvlJc w:val="left"/>
+      <w:pPr>
+        <w:ind w:left="3589" w:hanging="360"/>
+      </w:pPr>
+      <w:rPr>
+        <w:rFonts w:ascii="Wingdings" w:hAnsi="Wingdings" w:hint="default"/>
+      </w:rPr>
+    </w:lvl>
+    <w:lvl w:ilvl="3" w:tplc="04190001" w:tentative="1">
+      <w:start w:val="1"/>
+      <w:numFmt w:val="bullet"/>
+      <w:lvlText w:val=""/>
+      <w:lvlJc w:val="left"/>
+      <w:pPr>
+        <w:ind w:left="4309" w:hanging="360"/>
+      </w:pPr>
+      <w:rPr>
+        <w:rFonts w:ascii="Symbol" w:hAnsi="Symbol" w:hint="default"/>
+      </w:rPr>
+    </w:lvl>
+    <w:lvl w:ilvl="4" w:tplc="04190003" w:tentative="1">
+      <w:start w:val="1"/>
+      <w:numFmt w:val="bullet"/>
+      <w:lvlText w:val="o"/>
+      <w:lvlJc w:val="left"/>
+      <w:pPr>
+        <w:ind w:left="5029" w:hanging="360"/>
+      </w:pPr>
+      <w:rPr>
+        <w:rFonts w:ascii="Courier New" w:hAnsi="Courier New" w:cs="Courier New" w:hint="default"/>
+      </w:rPr>
+    </w:lvl>
+    <w:lvl w:ilvl="5" w:tplc="04190005" w:tentative="1">
+      <w:start w:val="1"/>
+      <w:numFmt w:val="bullet"/>
+      <w:lvlText w:val=""/>
+      <w:lvlJc w:val="left"/>
+      <w:pPr>
+        <w:ind w:left="5749" w:hanging="360"/>
+      </w:pPr>
+      <w:rPr>
+        <w:rFonts w:ascii="Wingdings" w:hAnsi="Wingdings" w:hint="default"/>
+      </w:rPr>
+    </w:lvl>
+    <w:lvl w:ilvl="6" w:tplc="04190001" w:tentative="1">
+      <w:start w:val="1"/>
+      <w:numFmt w:val="bullet"/>
+      <w:lvlText w:val=""/>
+      <w:lvlJc w:val="left"/>
+      <w:pPr>
+        <w:ind w:left="6469" w:hanging="360"/>
+      </w:pPr>
+      <w:rPr>
+        <w:rFonts w:ascii="Symbol" w:hAnsi="Symbol" w:hint="default"/>
+      </w:rPr>
+    </w:lvl>
+    <w:lvl w:ilvl="7" w:tplc="04190003" w:tentative="1">
+      <w:start w:val="1"/>
+      <w:numFmt w:val="bullet"/>
+      <w:lvlText w:val="o"/>
+      <w:lvlJc w:val="left"/>
+      <w:pPr>
+        <w:ind w:left="7189" w:hanging="360"/>
+      </w:pPr>
+      <w:rPr>
+        <w:rFonts w:ascii="Courier New" w:hAnsi="Courier New" w:cs="Courier New" w:hint="default"/>
+      </w:rPr>
+    </w:lvl>
+    <w:lvl w:ilvl="8" w:tplc="04190005" w:tentative="1">
+      <w:start w:val="1"/>
+      <w:numFmt w:val="bullet"/>
+      <w:lvlText w:val=""/>
+      <w:lvlJc w:val="left"/>
+      <w:pPr>
+        <w:ind w:left="7909" w:hanging="360"/>
+      </w:pPr>
+      <w:rPr>
+        <w:rFonts w:ascii="Wingdings" w:hAnsi="Wingdings" w:hint="default"/>
+      </w:rPr>
+    </w:lvl>
+  </w:abstractNum>
+  <w:abstractNum w:abstractNumId="5" w15:restartNumberingAfterBreak="0">
+    <w:nsid w:val="207F6893"/>
+    <w:multiLevelType w:val="hybridMultilevel"/>
+    <w:tmpl w:val="455C46C2"/>
+    <w:lvl w:ilvl="0" w:tplc="B2D08792">
+      <w:start w:val="1"/>
+      <w:numFmt w:val="bullet"/>
+      <w:lvlText w:val=""/>
+      <w:lvlJc w:val="left"/>
+      <w:pPr>
+        <w:ind w:left="2149" w:hanging="360"/>
+      </w:pPr>
+      <w:rPr>
+        <w:rFonts w:ascii="Symbol" w:hAnsi="Symbol" w:hint="default"/>
+      </w:rPr>
+    </w:lvl>
+    <w:lvl w:ilvl="1" w:tplc="04190003" w:tentative="1">
+      <w:start w:val="1"/>
+      <w:numFmt w:val="bullet"/>
+      <w:lvlText w:val="o"/>
+      <w:lvlJc w:val="left"/>
+      <w:pPr>
+        <w:ind w:left="2869" w:hanging="360"/>
+      </w:pPr>
+      <w:rPr>
+        <w:rFonts w:ascii="Courier New" w:hAnsi="Courier New" w:cs="Courier New" w:hint="default"/>
+      </w:rPr>
+    </w:lvl>
+    <w:lvl w:ilvl="2" w:tplc="04190005" w:tentative="1">
+      <w:start w:val="1"/>
+      <w:numFmt w:val="bullet"/>
+      <w:lvlText w:val=""/>
+      <w:lvlJc w:val="left"/>
+      <w:pPr>
+        <w:ind w:left="3589" w:hanging="360"/>
+      </w:pPr>
+      <w:rPr>
+        <w:rFonts w:ascii="Wingdings" w:hAnsi="Wingdings" w:hint="default"/>
+      </w:rPr>
+    </w:lvl>
+    <w:lvl w:ilvl="3" w:tplc="04190001" w:tentative="1">
+      <w:start w:val="1"/>
+      <w:numFmt w:val="bullet"/>
+      <w:lvlText w:val=""/>
+      <w:lvlJc w:val="left"/>
+      <w:pPr>
+        <w:ind w:left="4309" w:hanging="360"/>
+      </w:pPr>
+      <w:rPr>
+        <w:rFonts w:ascii="Symbol" w:hAnsi="Symbol" w:hint="default"/>
+      </w:rPr>
+    </w:lvl>
+    <w:lvl w:ilvl="4" w:tplc="04190003" w:tentative="1">
+      <w:start w:val="1"/>
+      <w:numFmt w:val="bullet"/>
+      <w:lvlText w:val="o"/>
+      <w:lvlJc w:val="left"/>
+      <w:pPr>
+        <w:ind w:left="5029" w:hanging="360"/>
+      </w:pPr>
+      <w:rPr>
+        <w:rFonts w:ascii="Courier New" w:hAnsi="Courier New" w:cs="Courier New" w:hint="default"/>
+      </w:rPr>
+    </w:lvl>
+    <w:lvl w:ilvl="5" w:tplc="04190005" w:tentative="1">
+      <w:start w:val="1"/>
+      <w:numFmt w:val="bullet"/>
+      <w:lvlText w:val=""/>
+      <w:lvlJc w:val="left"/>
+      <w:pPr>
+        <w:ind w:left="5749" w:hanging="360"/>
+      </w:pPr>
+      <w:rPr>
+        <w:rFonts w:ascii="Wingdings" w:hAnsi="Wingdings" w:hint="default"/>
+      </w:rPr>
+    </w:lvl>
+    <w:lvl w:ilvl="6" w:tplc="04190001" w:tentative="1">
+      <w:start w:val="1"/>
+      <w:numFmt w:val="bullet"/>
+      <w:lvlText w:val=""/>
+      <w:lvlJc w:val="left"/>
+      <w:pPr>
+        <w:ind w:left="6469" w:hanging="360"/>
+      </w:pPr>
+      <w:rPr>
+        <w:rFonts w:ascii="Symbol" w:hAnsi="Symbol" w:hint="default"/>
+      </w:rPr>
+    </w:lvl>
+    <w:lvl w:ilvl="7" w:tplc="04190003" w:tentative="1">
+      <w:start w:val="1"/>
+      <w:numFmt w:val="bullet"/>
+      <w:lvlText w:val="o"/>
+      <w:lvlJc w:val="left"/>
+      <w:pPr>
+        <w:ind w:left="7189" w:hanging="360"/>
+      </w:pPr>
+      <w:rPr>
+        <w:rFonts w:ascii="Courier New" w:hAnsi="Courier New" w:cs="Courier New" w:hint="default"/>
+      </w:rPr>
+    </w:lvl>
+    <w:lvl w:ilvl="8" w:tplc="04190005" w:tentative="1">
+      <w:start w:val="1"/>
+      <w:numFmt w:val="bullet"/>
+      <w:lvlText w:val=""/>
+      <w:lvlJc w:val="left"/>
+      <w:pPr>
+        <w:ind w:left="7909" w:hanging="360"/>
+      </w:pPr>
+      <w:rPr>
+        <w:rFonts w:ascii="Wingdings" w:hAnsi="Wingdings" w:hint="default"/>
+      </w:rPr>
+    </w:lvl>
+  </w:abstractNum>
+  <w:abstractNum w:abstractNumId="6" w15:restartNumberingAfterBreak="0">
+    <w:nsid w:val="254345B9"/>
     <w:multiLevelType w:val="multilevel"/>
-    <w:tmpl w:val="25E414F2"/>
+    <w:tmpl w:val="24D6A464"/>
     <w:lvl w:ilvl="0">
       <w:start w:val="1"/>
-      <w:numFmt w:val="bullet"/>
-      <w:lvlText w:val=""/>
+      <w:numFmt w:val="decimal"/>
+      <w:lvlText w:val="%1."/>
       <w:lvlJc w:val="left"/>
       <w:pPr>
         <w:tabs>
@@ -2129,15 +5482,11 @@
         </w:tabs>
         <w:ind w:left="720" w:hanging="360"/>
       </w:pPr>
-      <w:rPr>
-        <w:rFonts w:ascii="Symbol" w:hAnsi="Symbol" w:hint="default"/>
-        <w:sz w:val="20"/>
-      </w:rPr>
     </w:lvl>
     <w:lvl w:ilvl="1" w:tentative="1">
       <w:start w:val="1"/>
-      <w:numFmt w:val="bullet"/>
-      <w:lvlText w:val="o"/>
+      <w:numFmt w:val="decimal"/>
+      <w:lvlText w:val="%2."/>
       <w:lvlJc w:val="left"/>
       <w:pPr>
         <w:tabs>
@@ -2145,15 +5494,11 @@
         </w:tabs>
         <w:ind w:left="1440" w:hanging="360"/>
       </w:pPr>
-      <w:rPr>
-        <w:rFonts w:ascii="Courier New" w:hAnsi="Courier New" w:hint="default"/>
-        <w:sz w:val="20"/>
-      </w:rPr>
     </w:lvl>
     <w:lvl w:ilvl="2" w:tentative="1">
       <w:start w:val="1"/>
-      <w:numFmt w:val="bullet"/>
-      <w:lvlText w:val=""/>
+      <w:numFmt w:val="decimal"/>
+      <w:lvlText w:val="%3."/>
       <w:lvlJc w:val="left"/>
       <w:pPr>
         <w:tabs>
@@ -2161,15 +5506,11 @@
         </w:tabs>
         <w:ind w:left="2160" w:hanging="360"/>
       </w:pPr>
-      <w:rPr>
-        <w:rFonts w:ascii="Wingdings" w:hAnsi="Wingdings" w:hint="default"/>
-        <w:sz w:val="20"/>
-      </w:rPr>
     </w:lvl>
     <w:lvl w:ilvl="3" w:tentative="1">
       <w:start w:val="1"/>
-      <w:numFmt w:val="bullet"/>
-      <w:lvlText w:val=""/>
+      <w:numFmt w:val="decimal"/>
+      <w:lvlText w:val="%4."/>
       <w:lvlJc w:val="left"/>
       <w:pPr>
         <w:tabs>
@@ -2177,15 +5518,11 @@
         </w:tabs>
         <w:ind w:left="2880" w:hanging="360"/>
       </w:pPr>
-      <w:rPr>
-        <w:rFonts w:ascii="Wingdings" w:hAnsi="Wingdings" w:hint="default"/>
-        <w:sz w:val="20"/>
-      </w:rPr>
     </w:lvl>
     <w:lvl w:ilvl="4" w:tentative="1">
       <w:start w:val="1"/>
-      <w:numFmt w:val="bullet"/>
-      <w:lvlText w:val=""/>
+      <w:numFmt w:val="decimal"/>
+      <w:lvlText w:val="%5."/>
       <w:lvlJc w:val="left"/>
       <w:pPr>
         <w:tabs>
@@ -2193,15 +5530,11 @@
         </w:tabs>
         <w:ind w:left="3600" w:hanging="360"/>
       </w:pPr>
-      <w:rPr>
-        <w:rFonts w:ascii="Wingdings" w:hAnsi="Wingdings" w:hint="default"/>
-        <w:sz w:val="20"/>
-      </w:rPr>
     </w:lvl>
     <w:lvl w:ilvl="5" w:tentative="1">
       <w:start w:val="1"/>
-      <w:numFmt w:val="bullet"/>
-      <w:lvlText w:val=""/>
+      <w:numFmt w:val="decimal"/>
+      <w:lvlText w:val="%6."/>
       <w:lvlJc w:val="left"/>
       <w:pPr>
         <w:tabs>
@@ -2209,15 +5542,11 @@
         </w:tabs>
         <w:ind w:left="4320" w:hanging="360"/>
       </w:pPr>
-      <w:rPr>
-        <w:rFonts w:ascii="Wingdings" w:hAnsi="Wingdings" w:hint="default"/>
-        <w:sz w:val="20"/>
-      </w:rPr>
     </w:lvl>
     <w:lvl w:ilvl="6" w:tentative="1">
       <w:start w:val="1"/>
-      <w:numFmt w:val="bullet"/>
-      <w:lvlText w:val=""/>
+      <w:numFmt w:val="decimal"/>
+      <w:lvlText w:val="%7."/>
       <w:lvlJc w:val="left"/>
       <w:pPr>
         <w:tabs>
@@ -2225,15 +5554,11 @@
         </w:tabs>
         <w:ind w:left="5040" w:hanging="360"/>
       </w:pPr>
-      <w:rPr>
-        <w:rFonts w:ascii="Wingdings" w:hAnsi="Wingdings" w:hint="default"/>
-        <w:sz w:val="20"/>
-      </w:rPr>
     </w:lvl>
     <w:lvl w:ilvl="7" w:tentative="1">
       <w:start w:val="1"/>
-      <w:numFmt w:val="bullet"/>
-      <w:lvlText w:val=""/>
+      <w:numFmt w:val="decimal"/>
+      <w:lvlText w:val="%8."/>
       <w:lvlJc w:val="left"/>
       <w:pPr>
         <w:tabs>
@@ -2241,15 +5566,11 @@
         </w:tabs>
         <w:ind w:left="5760" w:hanging="360"/>
       </w:pPr>
-      <w:rPr>
-        <w:rFonts w:ascii="Wingdings" w:hAnsi="Wingdings" w:hint="default"/>
-        <w:sz w:val="20"/>
-      </w:rPr>
     </w:lvl>
     <w:lvl w:ilvl="8" w:tentative="1">
       <w:start w:val="1"/>
-      <w:numFmt w:val="bullet"/>
-      <w:lvlText w:val=""/>
+      <w:numFmt w:val="decimal"/>
+      <w:lvlText w:val="%9."/>
       <w:lvlJc w:val="left"/>
       <w:pPr>
         <w:tabs>
@@ -2257,133 +5578,16 @@
         </w:tabs>
         <w:ind w:left="6480" w:hanging="360"/>
       </w:pPr>
-      <w:rPr>
-        <w:rFonts w:ascii="Wingdings" w:hAnsi="Wingdings" w:hint="default"/>
-        <w:sz w:val="20"/>
-      </w:rPr>
     </w:lvl>
   </w:abstractNum>
-  <w:abstractNum w:abstractNumId="2" w15:restartNumberingAfterBreak="0">
-    <w:nsid w:val="32385163"/>
-    <w:multiLevelType w:val="hybridMultilevel"/>
-    <w:tmpl w:val="0F267B5A"/>
-    <w:lvl w:ilvl="0" w:tplc="B2D08792">
-      <w:start w:val="1"/>
-      <w:numFmt w:val="bullet"/>
-      <w:lvlText w:val=""/>
-      <w:lvlJc w:val="left"/>
-      <w:pPr>
-        <w:ind w:left="720" w:hanging="360"/>
-      </w:pPr>
-      <w:rPr>
-        <w:rFonts w:ascii="Symbol" w:hAnsi="Symbol" w:hint="default"/>
-      </w:rPr>
-    </w:lvl>
-    <w:lvl w:ilvl="1" w:tplc="04190003" w:tentative="1">
-      <w:start w:val="1"/>
-      <w:numFmt w:val="bullet"/>
-      <w:lvlText w:val="o"/>
-      <w:lvlJc w:val="left"/>
-      <w:pPr>
-        <w:ind w:left="1440" w:hanging="360"/>
-      </w:pPr>
-      <w:rPr>
-        <w:rFonts w:ascii="Courier New" w:hAnsi="Courier New" w:cs="Courier New" w:hint="default"/>
-      </w:rPr>
-    </w:lvl>
-    <w:lvl w:ilvl="2" w:tplc="04190005" w:tentative="1">
-      <w:start w:val="1"/>
-      <w:numFmt w:val="bullet"/>
-      <w:lvlText w:val=""/>
-      <w:lvlJc w:val="left"/>
-      <w:pPr>
-        <w:ind w:left="2160" w:hanging="360"/>
-      </w:pPr>
-      <w:rPr>
-        <w:rFonts w:ascii="Wingdings" w:hAnsi="Wingdings" w:hint="default"/>
-      </w:rPr>
-    </w:lvl>
-    <w:lvl w:ilvl="3" w:tplc="04190001" w:tentative="1">
-      <w:start w:val="1"/>
-      <w:numFmt w:val="bullet"/>
-      <w:lvlText w:val=""/>
-      <w:lvlJc w:val="left"/>
-      <w:pPr>
-        <w:ind w:left="2880" w:hanging="360"/>
-      </w:pPr>
-      <w:rPr>
-        <w:rFonts w:ascii="Symbol" w:hAnsi="Symbol" w:hint="default"/>
-      </w:rPr>
-    </w:lvl>
-    <w:lvl w:ilvl="4" w:tplc="04190003" w:tentative="1">
-      <w:start w:val="1"/>
-      <w:numFmt w:val="bullet"/>
-      <w:lvlText w:val="o"/>
-      <w:lvlJc w:val="left"/>
-      <w:pPr>
-        <w:ind w:left="3600" w:hanging="360"/>
-      </w:pPr>
-      <w:rPr>
-        <w:rFonts w:ascii="Courier New" w:hAnsi="Courier New" w:cs="Courier New" w:hint="default"/>
-      </w:rPr>
-    </w:lvl>
-    <w:lvl w:ilvl="5" w:tplc="04190005" w:tentative="1">
-      <w:start w:val="1"/>
-      <w:numFmt w:val="bullet"/>
-      <w:lvlText w:val=""/>
-      <w:lvlJc w:val="left"/>
-      <w:pPr>
-        <w:ind w:left="4320" w:hanging="360"/>
-      </w:pPr>
-      <w:rPr>
-        <w:rFonts w:ascii="Wingdings" w:hAnsi="Wingdings" w:hint="default"/>
-      </w:rPr>
-    </w:lvl>
-    <w:lvl w:ilvl="6" w:tplc="04190001" w:tentative="1">
-      <w:start w:val="1"/>
-      <w:numFmt w:val="bullet"/>
-      <w:lvlText w:val=""/>
-      <w:lvlJc w:val="left"/>
-      <w:pPr>
-        <w:ind w:left="5040" w:hanging="360"/>
-      </w:pPr>
-      <w:rPr>
-        <w:rFonts w:ascii="Symbol" w:hAnsi="Symbol" w:hint="default"/>
-      </w:rPr>
-    </w:lvl>
-    <w:lvl w:ilvl="7" w:tplc="04190003" w:tentative="1">
-      <w:start w:val="1"/>
-      <w:numFmt w:val="bullet"/>
-      <w:lvlText w:val="o"/>
-      <w:lvlJc w:val="left"/>
-      <w:pPr>
-        <w:ind w:left="5760" w:hanging="360"/>
-      </w:pPr>
-      <w:rPr>
-        <w:rFonts w:ascii="Courier New" w:hAnsi="Courier New" w:cs="Courier New" w:hint="default"/>
-      </w:rPr>
-    </w:lvl>
-    <w:lvl w:ilvl="8" w:tplc="04190005" w:tentative="1">
-      <w:start w:val="1"/>
-      <w:numFmt w:val="bullet"/>
-      <w:lvlText w:val=""/>
-      <w:lvlJc w:val="left"/>
-      <w:pPr>
-        <w:ind w:left="6480" w:hanging="360"/>
-      </w:pPr>
-      <w:rPr>
-        <w:rFonts w:ascii="Wingdings" w:hAnsi="Wingdings" w:hint="default"/>
-      </w:rPr>
-    </w:lvl>
-  </w:abstractNum>
-  <w:abstractNum w:abstractNumId="3" w15:restartNumberingAfterBreak="0">
-    <w:nsid w:val="6CAF49BD"/>
+  <w:abstractNum w:abstractNumId="7" w15:restartNumberingAfterBreak="0">
+    <w:nsid w:val="2F61615B"/>
     <w:multiLevelType w:val="multilevel"/>
-    <w:tmpl w:val="28A21DC8"/>
+    <w:tmpl w:val="595A2F3E"/>
     <w:lvl w:ilvl="0">
       <w:start w:val="1"/>
-      <w:numFmt w:val="bullet"/>
-      <w:lvlText w:val=""/>
+      <w:numFmt w:val="decimal"/>
+      <w:lvlText w:val="%1."/>
       <w:lvlJc w:val="left"/>
       <w:pPr>
         <w:tabs>
@@ -2391,15 +5595,11 @@
         </w:tabs>
         <w:ind w:left="720" w:hanging="360"/>
       </w:pPr>
-      <w:rPr>
-        <w:rFonts w:ascii="Symbol" w:hAnsi="Symbol" w:hint="default"/>
-        <w:sz w:val="20"/>
-      </w:rPr>
     </w:lvl>
     <w:lvl w:ilvl="1" w:tentative="1">
       <w:start w:val="1"/>
-      <w:numFmt w:val="bullet"/>
-      <w:lvlText w:val="o"/>
+      <w:numFmt w:val="decimal"/>
+      <w:lvlText w:val="%2."/>
       <w:lvlJc w:val="left"/>
       <w:pPr>
         <w:tabs>
@@ -2407,15 +5607,11 @@
         </w:tabs>
         <w:ind w:left="1440" w:hanging="360"/>
       </w:pPr>
-      <w:rPr>
-        <w:rFonts w:ascii="Courier New" w:hAnsi="Courier New" w:hint="default"/>
-        <w:sz w:val="20"/>
-      </w:rPr>
     </w:lvl>
     <w:lvl w:ilvl="2" w:tentative="1">
       <w:start w:val="1"/>
-      <w:numFmt w:val="bullet"/>
-      <w:lvlText w:val=""/>
+      <w:numFmt w:val="decimal"/>
+      <w:lvlText w:val="%3."/>
       <w:lvlJc w:val="left"/>
       <w:pPr>
         <w:tabs>
@@ -2423,15 +5619,11 @@
         </w:tabs>
         <w:ind w:left="2160" w:hanging="360"/>
       </w:pPr>
-      <w:rPr>
-        <w:rFonts w:ascii="Wingdings" w:hAnsi="Wingdings" w:hint="default"/>
-        <w:sz w:val="20"/>
-      </w:rPr>
     </w:lvl>
     <w:lvl w:ilvl="3" w:tentative="1">
       <w:start w:val="1"/>
-      <w:numFmt w:val="bullet"/>
-      <w:lvlText w:val=""/>
+      <w:numFmt w:val="decimal"/>
+      <w:lvlText w:val="%4."/>
       <w:lvlJc w:val="left"/>
       <w:pPr>
         <w:tabs>
@@ -2439,15 +5631,11 @@
         </w:tabs>
         <w:ind w:left="2880" w:hanging="360"/>
       </w:pPr>
-      <w:rPr>
-        <w:rFonts w:ascii="Wingdings" w:hAnsi="Wingdings" w:hint="default"/>
-        <w:sz w:val="20"/>
-      </w:rPr>
     </w:lvl>
     <w:lvl w:ilvl="4" w:tentative="1">
       <w:start w:val="1"/>
-      <w:numFmt w:val="bullet"/>
-      <w:lvlText w:val=""/>
+      <w:numFmt w:val="decimal"/>
+      <w:lvlText w:val="%5."/>
       <w:lvlJc w:val="left"/>
       <w:pPr>
         <w:tabs>
@@ -2455,15 +5643,11 @@
         </w:tabs>
         <w:ind w:left="3600" w:hanging="360"/>
       </w:pPr>
-      <w:rPr>
-        <w:rFonts w:ascii="Wingdings" w:hAnsi="Wingdings" w:hint="default"/>
-        <w:sz w:val="20"/>
-      </w:rPr>
     </w:lvl>
     <w:lvl w:ilvl="5" w:tentative="1">
       <w:start w:val="1"/>
-      <w:numFmt w:val="bullet"/>
-      <w:lvlText w:val=""/>
+      <w:numFmt w:val="decimal"/>
+      <w:lvlText w:val="%6."/>
       <w:lvlJc w:val="left"/>
       <w:pPr>
         <w:tabs>
@@ -2471,15 +5655,11 @@
         </w:tabs>
         <w:ind w:left="4320" w:hanging="360"/>
       </w:pPr>
-      <w:rPr>
-        <w:rFonts w:ascii="Wingdings" w:hAnsi="Wingdings" w:hint="default"/>
-        <w:sz w:val="20"/>
-      </w:rPr>
     </w:lvl>
     <w:lvl w:ilvl="6" w:tentative="1">
       <w:start w:val="1"/>
-      <w:numFmt w:val="bullet"/>
-      <w:lvlText w:val=""/>
+      <w:numFmt w:val="decimal"/>
+      <w:lvlText w:val="%7."/>
       <w:lvlJc w:val="left"/>
       <w:pPr>
         <w:tabs>
@@ -2487,15 +5667,11 @@
         </w:tabs>
         <w:ind w:left="5040" w:hanging="360"/>
       </w:pPr>
-      <w:rPr>
-        <w:rFonts w:ascii="Wingdings" w:hAnsi="Wingdings" w:hint="default"/>
-        <w:sz w:val="20"/>
-      </w:rPr>
     </w:lvl>
     <w:lvl w:ilvl="7" w:tentative="1">
       <w:start w:val="1"/>
-      <w:numFmt w:val="bullet"/>
-      <w:lvlText w:val=""/>
+      <w:numFmt w:val="decimal"/>
+      <w:lvlText w:val="%8."/>
       <w:lvlJc w:val="left"/>
       <w:pPr>
         <w:tabs>
@@ -2503,15 +5679,11 @@
         </w:tabs>
         <w:ind w:left="5760" w:hanging="360"/>
       </w:pPr>
-      <w:rPr>
-        <w:rFonts w:ascii="Wingdings" w:hAnsi="Wingdings" w:hint="default"/>
-        <w:sz w:val="20"/>
-      </w:rPr>
     </w:lvl>
     <w:lvl w:ilvl="8" w:tentative="1">
       <w:start w:val="1"/>
-      <w:numFmt w:val="bullet"/>
-      <w:lvlText w:val=""/>
+      <w:numFmt w:val="decimal"/>
+      <w:lvlText w:val="%9."/>
       <w:lvlJc w:val="left"/>
       <w:pPr>
         <w:tabs>
@@ -2519,9 +5691,1221 @@
         </w:tabs>
         <w:ind w:left="6480" w:hanging="360"/>
       </w:pPr>
+    </w:lvl>
+  </w:abstractNum>
+  <w:abstractNum w:abstractNumId="8" w15:restartNumberingAfterBreak="0">
+    <w:nsid w:val="3C7639F4"/>
+    <w:multiLevelType w:val="hybridMultilevel"/>
+    <w:tmpl w:val="2EEEEA4E"/>
+    <w:lvl w:ilvl="0" w:tplc="B2D08792">
+      <w:start w:val="1"/>
+      <w:numFmt w:val="bullet"/>
+      <w:lvlText w:val=""/>
+      <w:lvlJc w:val="left"/>
+      <w:pPr>
+        <w:ind w:left="1429" w:hanging="360"/>
+      </w:pPr>
+      <w:rPr>
+        <w:rFonts w:ascii="Symbol" w:hAnsi="Symbol" w:hint="default"/>
+      </w:rPr>
+    </w:lvl>
+    <w:lvl w:ilvl="1" w:tplc="04190003" w:tentative="1">
+      <w:start w:val="1"/>
+      <w:numFmt w:val="bullet"/>
+      <w:lvlText w:val="o"/>
+      <w:lvlJc w:val="left"/>
+      <w:pPr>
+        <w:ind w:left="2149" w:hanging="360"/>
+      </w:pPr>
+      <w:rPr>
+        <w:rFonts w:ascii="Courier New" w:hAnsi="Courier New" w:cs="Courier New" w:hint="default"/>
+      </w:rPr>
+    </w:lvl>
+    <w:lvl w:ilvl="2" w:tplc="04190005" w:tentative="1">
+      <w:start w:val="1"/>
+      <w:numFmt w:val="bullet"/>
+      <w:lvlText w:val=""/>
+      <w:lvlJc w:val="left"/>
+      <w:pPr>
+        <w:ind w:left="2869" w:hanging="360"/>
+      </w:pPr>
       <w:rPr>
         <w:rFonts w:ascii="Wingdings" w:hAnsi="Wingdings" w:hint="default"/>
-        <w:sz w:val="20"/>
+      </w:rPr>
+    </w:lvl>
+    <w:lvl w:ilvl="3" w:tplc="04190001" w:tentative="1">
+      <w:start w:val="1"/>
+      <w:numFmt w:val="bullet"/>
+      <w:lvlText w:val=""/>
+      <w:lvlJc w:val="left"/>
+      <w:pPr>
+        <w:ind w:left="3589" w:hanging="360"/>
+      </w:pPr>
+      <w:rPr>
+        <w:rFonts w:ascii="Symbol" w:hAnsi="Symbol" w:hint="default"/>
+      </w:rPr>
+    </w:lvl>
+    <w:lvl w:ilvl="4" w:tplc="04190003" w:tentative="1">
+      <w:start w:val="1"/>
+      <w:numFmt w:val="bullet"/>
+      <w:lvlText w:val="o"/>
+      <w:lvlJc w:val="left"/>
+      <w:pPr>
+        <w:ind w:left="4309" w:hanging="360"/>
+      </w:pPr>
+      <w:rPr>
+        <w:rFonts w:ascii="Courier New" w:hAnsi="Courier New" w:cs="Courier New" w:hint="default"/>
+      </w:rPr>
+    </w:lvl>
+    <w:lvl w:ilvl="5" w:tplc="04190005" w:tentative="1">
+      <w:start w:val="1"/>
+      <w:numFmt w:val="bullet"/>
+      <w:lvlText w:val=""/>
+      <w:lvlJc w:val="left"/>
+      <w:pPr>
+        <w:ind w:left="5029" w:hanging="360"/>
+      </w:pPr>
+      <w:rPr>
+        <w:rFonts w:ascii="Wingdings" w:hAnsi="Wingdings" w:hint="default"/>
+      </w:rPr>
+    </w:lvl>
+    <w:lvl w:ilvl="6" w:tplc="04190001" w:tentative="1">
+      <w:start w:val="1"/>
+      <w:numFmt w:val="bullet"/>
+      <w:lvlText w:val=""/>
+      <w:lvlJc w:val="left"/>
+      <w:pPr>
+        <w:ind w:left="5749" w:hanging="360"/>
+      </w:pPr>
+      <w:rPr>
+        <w:rFonts w:ascii="Symbol" w:hAnsi="Symbol" w:hint="default"/>
+      </w:rPr>
+    </w:lvl>
+    <w:lvl w:ilvl="7" w:tplc="04190003" w:tentative="1">
+      <w:start w:val="1"/>
+      <w:numFmt w:val="bullet"/>
+      <w:lvlText w:val="o"/>
+      <w:lvlJc w:val="left"/>
+      <w:pPr>
+        <w:ind w:left="6469" w:hanging="360"/>
+      </w:pPr>
+      <w:rPr>
+        <w:rFonts w:ascii="Courier New" w:hAnsi="Courier New" w:cs="Courier New" w:hint="default"/>
+      </w:rPr>
+    </w:lvl>
+    <w:lvl w:ilvl="8" w:tplc="04190005" w:tentative="1">
+      <w:start w:val="1"/>
+      <w:numFmt w:val="bullet"/>
+      <w:lvlText w:val=""/>
+      <w:lvlJc w:val="left"/>
+      <w:pPr>
+        <w:ind w:left="7189" w:hanging="360"/>
+      </w:pPr>
+      <w:rPr>
+        <w:rFonts w:ascii="Wingdings" w:hAnsi="Wingdings" w:hint="default"/>
+      </w:rPr>
+    </w:lvl>
+  </w:abstractNum>
+  <w:abstractNum w:abstractNumId="9" w15:restartNumberingAfterBreak="0">
+    <w:nsid w:val="465F7885"/>
+    <w:multiLevelType w:val="hybridMultilevel"/>
+    <w:tmpl w:val="BBB480E4"/>
+    <w:lvl w:ilvl="0" w:tplc="0419000F">
+      <w:start w:val="1"/>
+      <w:numFmt w:val="decimal"/>
+      <w:lvlText w:val="%1."/>
+      <w:lvlJc w:val="left"/>
+      <w:pPr>
+        <w:ind w:left="2149" w:hanging="360"/>
+      </w:pPr>
+    </w:lvl>
+    <w:lvl w:ilvl="1" w:tplc="04190019" w:tentative="1">
+      <w:start w:val="1"/>
+      <w:numFmt w:val="lowerLetter"/>
+      <w:lvlText w:val="%2."/>
+      <w:lvlJc w:val="left"/>
+      <w:pPr>
+        <w:ind w:left="2869" w:hanging="360"/>
+      </w:pPr>
+    </w:lvl>
+    <w:lvl w:ilvl="2" w:tplc="0419001B" w:tentative="1">
+      <w:start w:val="1"/>
+      <w:numFmt w:val="lowerRoman"/>
+      <w:lvlText w:val="%3."/>
+      <w:lvlJc w:val="right"/>
+      <w:pPr>
+        <w:ind w:left="3589" w:hanging="180"/>
+      </w:pPr>
+    </w:lvl>
+    <w:lvl w:ilvl="3" w:tplc="0419000F" w:tentative="1">
+      <w:start w:val="1"/>
+      <w:numFmt w:val="decimal"/>
+      <w:lvlText w:val="%4."/>
+      <w:lvlJc w:val="left"/>
+      <w:pPr>
+        <w:ind w:left="4309" w:hanging="360"/>
+      </w:pPr>
+    </w:lvl>
+    <w:lvl w:ilvl="4" w:tplc="04190019" w:tentative="1">
+      <w:start w:val="1"/>
+      <w:numFmt w:val="lowerLetter"/>
+      <w:lvlText w:val="%5."/>
+      <w:lvlJc w:val="left"/>
+      <w:pPr>
+        <w:ind w:left="5029" w:hanging="360"/>
+      </w:pPr>
+    </w:lvl>
+    <w:lvl w:ilvl="5" w:tplc="0419001B" w:tentative="1">
+      <w:start w:val="1"/>
+      <w:numFmt w:val="lowerRoman"/>
+      <w:lvlText w:val="%6."/>
+      <w:lvlJc w:val="right"/>
+      <w:pPr>
+        <w:ind w:left="5749" w:hanging="180"/>
+      </w:pPr>
+    </w:lvl>
+    <w:lvl w:ilvl="6" w:tplc="0419000F" w:tentative="1">
+      <w:start w:val="1"/>
+      <w:numFmt w:val="decimal"/>
+      <w:lvlText w:val="%7."/>
+      <w:lvlJc w:val="left"/>
+      <w:pPr>
+        <w:ind w:left="6469" w:hanging="360"/>
+      </w:pPr>
+    </w:lvl>
+    <w:lvl w:ilvl="7" w:tplc="04190019" w:tentative="1">
+      <w:start w:val="1"/>
+      <w:numFmt w:val="lowerLetter"/>
+      <w:lvlText w:val="%8."/>
+      <w:lvlJc w:val="left"/>
+      <w:pPr>
+        <w:ind w:left="7189" w:hanging="360"/>
+      </w:pPr>
+    </w:lvl>
+    <w:lvl w:ilvl="8" w:tplc="0419001B" w:tentative="1">
+      <w:start w:val="1"/>
+      <w:numFmt w:val="lowerRoman"/>
+      <w:lvlText w:val="%9."/>
+      <w:lvlJc w:val="right"/>
+      <w:pPr>
+        <w:ind w:left="7909" w:hanging="180"/>
+      </w:pPr>
+    </w:lvl>
+  </w:abstractNum>
+  <w:abstractNum w:abstractNumId="10" w15:restartNumberingAfterBreak="0">
+    <w:nsid w:val="48E52BC7"/>
+    <w:multiLevelType w:val="hybridMultilevel"/>
+    <w:tmpl w:val="57D864E8"/>
+    <w:lvl w:ilvl="0" w:tplc="B2D08792">
+      <w:start w:val="1"/>
+      <w:numFmt w:val="bullet"/>
+      <w:lvlText w:val=""/>
+      <w:lvlJc w:val="left"/>
+      <w:pPr>
+        <w:ind w:left="2149" w:hanging="360"/>
+      </w:pPr>
+      <w:rPr>
+        <w:rFonts w:ascii="Symbol" w:hAnsi="Symbol" w:hint="default"/>
+      </w:rPr>
+    </w:lvl>
+    <w:lvl w:ilvl="1" w:tplc="04190003" w:tentative="1">
+      <w:start w:val="1"/>
+      <w:numFmt w:val="bullet"/>
+      <w:lvlText w:val="o"/>
+      <w:lvlJc w:val="left"/>
+      <w:pPr>
+        <w:ind w:left="2869" w:hanging="360"/>
+      </w:pPr>
+      <w:rPr>
+        <w:rFonts w:ascii="Courier New" w:hAnsi="Courier New" w:cs="Courier New" w:hint="default"/>
+      </w:rPr>
+    </w:lvl>
+    <w:lvl w:ilvl="2" w:tplc="04190005" w:tentative="1">
+      <w:start w:val="1"/>
+      <w:numFmt w:val="bullet"/>
+      <w:lvlText w:val=""/>
+      <w:lvlJc w:val="left"/>
+      <w:pPr>
+        <w:ind w:left="3589" w:hanging="360"/>
+      </w:pPr>
+      <w:rPr>
+        <w:rFonts w:ascii="Wingdings" w:hAnsi="Wingdings" w:hint="default"/>
+      </w:rPr>
+    </w:lvl>
+    <w:lvl w:ilvl="3" w:tplc="04190001" w:tentative="1">
+      <w:start w:val="1"/>
+      <w:numFmt w:val="bullet"/>
+      <w:lvlText w:val=""/>
+      <w:lvlJc w:val="left"/>
+      <w:pPr>
+        <w:ind w:left="4309" w:hanging="360"/>
+      </w:pPr>
+      <w:rPr>
+        <w:rFonts w:ascii="Symbol" w:hAnsi="Symbol" w:hint="default"/>
+      </w:rPr>
+    </w:lvl>
+    <w:lvl w:ilvl="4" w:tplc="04190003" w:tentative="1">
+      <w:start w:val="1"/>
+      <w:numFmt w:val="bullet"/>
+      <w:lvlText w:val="o"/>
+      <w:lvlJc w:val="left"/>
+      <w:pPr>
+        <w:ind w:left="5029" w:hanging="360"/>
+      </w:pPr>
+      <w:rPr>
+        <w:rFonts w:ascii="Courier New" w:hAnsi="Courier New" w:cs="Courier New" w:hint="default"/>
+      </w:rPr>
+    </w:lvl>
+    <w:lvl w:ilvl="5" w:tplc="04190005" w:tentative="1">
+      <w:start w:val="1"/>
+      <w:numFmt w:val="bullet"/>
+      <w:lvlText w:val=""/>
+      <w:lvlJc w:val="left"/>
+      <w:pPr>
+        <w:ind w:left="5749" w:hanging="360"/>
+      </w:pPr>
+      <w:rPr>
+        <w:rFonts w:ascii="Wingdings" w:hAnsi="Wingdings" w:hint="default"/>
+      </w:rPr>
+    </w:lvl>
+    <w:lvl w:ilvl="6" w:tplc="04190001" w:tentative="1">
+      <w:start w:val="1"/>
+      <w:numFmt w:val="bullet"/>
+      <w:lvlText w:val=""/>
+      <w:lvlJc w:val="left"/>
+      <w:pPr>
+        <w:ind w:left="6469" w:hanging="360"/>
+      </w:pPr>
+      <w:rPr>
+        <w:rFonts w:ascii="Symbol" w:hAnsi="Symbol" w:hint="default"/>
+      </w:rPr>
+    </w:lvl>
+    <w:lvl w:ilvl="7" w:tplc="04190003" w:tentative="1">
+      <w:start w:val="1"/>
+      <w:numFmt w:val="bullet"/>
+      <w:lvlText w:val="o"/>
+      <w:lvlJc w:val="left"/>
+      <w:pPr>
+        <w:ind w:left="7189" w:hanging="360"/>
+      </w:pPr>
+      <w:rPr>
+        <w:rFonts w:ascii="Courier New" w:hAnsi="Courier New" w:cs="Courier New" w:hint="default"/>
+      </w:rPr>
+    </w:lvl>
+    <w:lvl w:ilvl="8" w:tplc="04190005" w:tentative="1">
+      <w:start w:val="1"/>
+      <w:numFmt w:val="bullet"/>
+      <w:lvlText w:val=""/>
+      <w:lvlJc w:val="left"/>
+      <w:pPr>
+        <w:ind w:left="7909" w:hanging="360"/>
+      </w:pPr>
+      <w:rPr>
+        <w:rFonts w:ascii="Wingdings" w:hAnsi="Wingdings" w:hint="default"/>
+      </w:rPr>
+    </w:lvl>
+  </w:abstractNum>
+  <w:abstractNum w:abstractNumId="11" w15:restartNumberingAfterBreak="0">
+    <w:nsid w:val="4CE22D02"/>
+    <w:multiLevelType w:val="hybridMultilevel"/>
+    <w:tmpl w:val="D19E1244"/>
+    <w:lvl w:ilvl="0" w:tplc="B2D08792">
+      <w:start w:val="1"/>
+      <w:numFmt w:val="bullet"/>
+      <w:lvlText w:val=""/>
+      <w:lvlJc w:val="left"/>
+      <w:pPr>
+        <w:ind w:left="2149" w:hanging="360"/>
+      </w:pPr>
+      <w:rPr>
+        <w:rFonts w:ascii="Symbol" w:hAnsi="Symbol" w:hint="default"/>
+      </w:rPr>
+    </w:lvl>
+    <w:lvl w:ilvl="1" w:tplc="04190003" w:tentative="1">
+      <w:start w:val="1"/>
+      <w:numFmt w:val="bullet"/>
+      <w:lvlText w:val="o"/>
+      <w:lvlJc w:val="left"/>
+      <w:pPr>
+        <w:ind w:left="2869" w:hanging="360"/>
+      </w:pPr>
+      <w:rPr>
+        <w:rFonts w:ascii="Courier New" w:hAnsi="Courier New" w:cs="Courier New" w:hint="default"/>
+      </w:rPr>
+    </w:lvl>
+    <w:lvl w:ilvl="2" w:tplc="B2D08792">
+      <w:start w:val="1"/>
+      <w:numFmt w:val="bullet"/>
+      <w:lvlText w:val=""/>
+      <w:lvlJc w:val="left"/>
+      <w:pPr>
+        <w:ind w:left="3589" w:hanging="360"/>
+      </w:pPr>
+      <w:rPr>
+        <w:rFonts w:ascii="Symbol" w:hAnsi="Symbol" w:hint="default"/>
+      </w:rPr>
+    </w:lvl>
+    <w:lvl w:ilvl="3" w:tplc="04190001" w:tentative="1">
+      <w:start w:val="1"/>
+      <w:numFmt w:val="bullet"/>
+      <w:lvlText w:val=""/>
+      <w:lvlJc w:val="left"/>
+      <w:pPr>
+        <w:ind w:left="4309" w:hanging="360"/>
+      </w:pPr>
+      <w:rPr>
+        <w:rFonts w:ascii="Symbol" w:hAnsi="Symbol" w:hint="default"/>
+      </w:rPr>
+    </w:lvl>
+    <w:lvl w:ilvl="4" w:tplc="04190003" w:tentative="1">
+      <w:start w:val="1"/>
+      <w:numFmt w:val="bullet"/>
+      <w:lvlText w:val="o"/>
+      <w:lvlJc w:val="left"/>
+      <w:pPr>
+        <w:ind w:left="5029" w:hanging="360"/>
+      </w:pPr>
+      <w:rPr>
+        <w:rFonts w:ascii="Courier New" w:hAnsi="Courier New" w:cs="Courier New" w:hint="default"/>
+      </w:rPr>
+    </w:lvl>
+    <w:lvl w:ilvl="5" w:tplc="04190005" w:tentative="1">
+      <w:start w:val="1"/>
+      <w:numFmt w:val="bullet"/>
+      <w:lvlText w:val=""/>
+      <w:lvlJc w:val="left"/>
+      <w:pPr>
+        <w:ind w:left="5749" w:hanging="360"/>
+      </w:pPr>
+      <w:rPr>
+        <w:rFonts w:ascii="Wingdings" w:hAnsi="Wingdings" w:hint="default"/>
+      </w:rPr>
+    </w:lvl>
+    <w:lvl w:ilvl="6" w:tplc="04190001" w:tentative="1">
+      <w:start w:val="1"/>
+      <w:numFmt w:val="bullet"/>
+      <w:lvlText w:val=""/>
+      <w:lvlJc w:val="left"/>
+      <w:pPr>
+        <w:ind w:left="6469" w:hanging="360"/>
+      </w:pPr>
+      <w:rPr>
+        <w:rFonts w:ascii="Symbol" w:hAnsi="Symbol" w:hint="default"/>
+      </w:rPr>
+    </w:lvl>
+    <w:lvl w:ilvl="7" w:tplc="04190003" w:tentative="1">
+      <w:start w:val="1"/>
+      <w:numFmt w:val="bullet"/>
+      <w:lvlText w:val="o"/>
+      <w:lvlJc w:val="left"/>
+      <w:pPr>
+        <w:ind w:left="7189" w:hanging="360"/>
+      </w:pPr>
+      <w:rPr>
+        <w:rFonts w:ascii="Courier New" w:hAnsi="Courier New" w:cs="Courier New" w:hint="default"/>
+      </w:rPr>
+    </w:lvl>
+    <w:lvl w:ilvl="8" w:tplc="04190005" w:tentative="1">
+      <w:start w:val="1"/>
+      <w:numFmt w:val="bullet"/>
+      <w:lvlText w:val=""/>
+      <w:lvlJc w:val="left"/>
+      <w:pPr>
+        <w:ind w:left="7909" w:hanging="360"/>
+      </w:pPr>
+      <w:rPr>
+        <w:rFonts w:ascii="Wingdings" w:hAnsi="Wingdings" w:hint="default"/>
+      </w:rPr>
+    </w:lvl>
+  </w:abstractNum>
+  <w:abstractNum w:abstractNumId="12" w15:restartNumberingAfterBreak="0">
+    <w:nsid w:val="522E038B"/>
+    <w:multiLevelType w:val="hybridMultilevel"/>
+    <w:tmpl w:val="3C58755C"/>
+    <w:lvl w:ilvl="0" w:tplc="B2D08792">
+      <w:start w:val="1"/>
+      <w:numFmt w:val="bullet"/>
+      <w:lvlText w:val=""/>
+      <w:lvlJc w:val="left"/>
+      <w:pPr>
+        <w:ind w:left="2149" w:hanging="360"/>
+      </w:pPr>
+      <w:rPr>
+        <w:rFonts w:ascii="Symbol" w:hAnsi="Symbol" w:hint="default"/>
+      </w:rPr>
+    </w:lvl>
+    <w:lvl w:ilvl="1" w:tplc="04190003" w:tentative="1">
+      <w:start w:val="1"/>
+      <w:numFmt w:val="bullet"/>
+      <w:lvlText w:val="o"/>
+      <w:lvlJc w:val="left"/>
+      <w:pPr>
+        <w:ind w:left="2869" w:hanging="360"/>
+      </w:pPr>
+      <w:rPr>
+        <w:rFonts w:ascii="Courier New" w:hAnsi="Courier New" w:cs="Courier New" w:hint="default"/>
+      </w:rPr>
+    </w:lvl>
+    <w:lvl w:ilvl="2" w:tplc="04190005" w:tentative="1">
+      <w:start w:val="1"/>
+      <w:numFmt w:val="bullet"/>
+      <w:lvlText w:val=""/>
+      <w:lvlJc w:val="left"/>
+      <w:pPr>
+        <w:ind w:left="3589" w:hanging="360"/>
+      </w:pPr>
+      <w:rPr>
+        <w:rFonts w:ascii="Wingdings" w:hAnsi="Wingdings" w:hint="default"/>
+      </w:rPr>
+    </w:lvl>
+    <w:lvl w:ilvl="3" w:tplc="04190001" w:tentative="1">
+      <w:start w:val="1"/>
+      <w:numFmt w:val="bullet"/>
+      <w:lvlText w:val=""/>
+      <w:lvlJc w:val="left"/>
+      <w:pPr>
+        <w:ind w:left="4309" w:hanging="360"/>
+      </w:pPr>
+      <w:rPr>
+        <w:rFonts w:ascii="Symbol" w:hAnsi="Symbol" w:hint="default"/>
+      </w:rPr>
+    </w:lvl>
+    <w:lvl w:ilvl="4" w:tplc="04190003" w:tentative="1">
+      <w:start w:val="1"/>
+      <w:numFmt w:val="bullet"/>
+      <w:lvlText w:val="o"/>
+      <w:lvlJc w:val="left"/>
+      <w:pPr>
+        <w:ind w:left="5029" w:hanging="360"/>
+      </w:pPr>
+      <w:rPr>
+        <w:rFonts w:ascii="Courier New" w:hAnsi="Courier New" w:cs="Courier New" w:hint="default"/>
+      </w:rPr>
+    </w:lvl>
+    <w:lvl w:ilvl="5" w:tplc="04190005" w:tentative="1">
+      <w:start w:val="1"/>
+      <w:numFmt w:val="bullet"/>
+      <w:lvlText w:val=""/>
+      <w:lvlJc w:val="left"/>
+      <w:pPr>
+        <w:ind w:left="5749" w:hanging="360"/>
+      </w:pPr>
+      <w:rPr>
+        <w:rFonts w:ascii="Wingdings" w:hAnsi="Wingdings" w:hint="default"/>
+      </w:rPr>
+    </w:lvl>
+    <w:lvl w:ilvl="6" w:tplc="04190001" w:tentative="1">
+      <w:start w:val="1"/>
+      <w:numFmt w:val="bullet"/>
+      <w:lvlText w:val=""/>
+      <w:lvlJc w:val="left"/>
+      <w:pPr>
+        <w:ind w:left="6469" w:hanging="360"/>
+      </w:pPr>
+      <w:rPr>
+        <w:rFonts w:ascii="Symbol" w:hAnsi="Symbol" w:hint="default"/>
+      </w:rPr>
+    </w:lvl>
+    <w:lvl w:ilvl="7" w:tplc="04190003" w:tentative="1">
+      <w:start w:val="1"/>
+      <w:numFmt w:val="bullet"/>
+      <w:lvlText w:val="o"/>
+      <w:lvlJc w:val="left"/>
+      <w:pPr>
+        <w:ind w:left="7189" w:hanging="360"/>
+      </w:pPr>
+      <w:rPr>
+        <w:rFonts w:ascii="Courier New" w:hAnsi="Courier New" w:cs="Courier New" w:hint="default"/>
+      </w:rPr>
+    </w:lvl>
+    <w:lvl w:ilvl="8" w:tplc="04190005" w:tentative="1">
+      <w:start w:val="1"/>
+      <w:numFmt w:val="bullet"/>
+      <w:lvlText w:val=""/>
+      <w:lvlJc w:val="left"/>
+      <w:pPr>
+        <w:ind w:left="7909" w:hanging="360"/>
+      </w:pPr>
+      <w:rPr>
+        <w:rFonts w:ascii="Wingdings" w:hAnsi="Wingdings" w:hint="default"/>
+      </w:rPr>
+    </w:lvl>
+  </w:abstractNum>
+  <w:abstractNum w:abstractNumId="13" w15:restartNumberingAfterBreak="0">
+    <w:nsid w:val="52F55677"/>
+    <w:multiLevelType w:val="multilevel"/>
+    <w:tmpl w:val="DC203F10"/>
+    <w:lvl w:ilvl="0">
+      <w:start w:val="1"/>
+      <w:numFmt w:val="decimal"/>
+      <w:lvlText w:val="%1."/>
+      <w:lvlJc w:val="left"/>
+      <w:pPr>
+        <w:tabs>
+          <w:tab w:val="num" w:pos="720"/>
+        </w:tabs>
+        <w:ind w:left="720" w:hanging="360"/>
+      </w:pPr>
+    </w:lvl>
+    <w:lvl w:ilvl="1" w:tentative="1">
+      <w:start w:val="1"/>
+      <w:numFmt w:val="decimal"/>
+      <w:lvlText w:val="%2."/>
+      <w:lvlJc w:val="left"/>
+      <w:pPr>
+        <w:tabs>
+          <w:tab w:val="num" w:pos="1440"/>
+        </w:tabs>
+        <w:ind w:left="1440" w:hanging="360"/>
+      </w:pPr>
+    </w:lvl>
+    <w:lvl w:ilvl="2" w:tentative="1">
+      <w:start w:val="1"/>
+      <w:numFmt w:val="decimal"/>
+      <w:lvlText w:val="%3."/>
+      <w:lvlJc w:val="left"/>
+      <w:pPr>
+        <w:tabs>
+          <w:tab w:val="num" w:pos="2160"/>
+        </w:tabs>
+        <w:ind w:left="2160" w:hanging="360"/>
+      </w:pPr>
+    </w:lvl>
+    <w:lvl w:ilvl="3" w:tentative="1">
+      <w:start w:val="1"/>
+      <w:numFmt w:val="decimal"/>
+      <w:lvlText w:val="%4."/>
+      <w:lvlJc w:val="left"/>
+      <w:pPr>
+        <w:tabs>
+          <w:tab w:val="num" w:pos="2880"/>
+        </w:tabs>
+        <w:ind w:left="2880" w:hanging="360"/>
+      </w:pPr>
+    </w:lvl>
+    <w:lvl w:ilvl="4" w:tentative="1">
+      <w:start w:val="1"/>
+      <w:numFmt w:val="decimal"/>
+      <w:lvlText w:val="%5."/>
+      <w:lvlJc w:val="left"/>
+      <w:pPr>
+        <w:tabs>
+          <w:tab w:val="num" w:pos="3600"/>
+        </w:tabs>
+        <w:ind w:left="3600" w:hanging="360"/>
+      </w:pPr>
+    </w:lvl>
+    <w:lvl w:ilvl="5" w:tentative="1">
+      <w:start w:val="1"/>
+      <w:numFmt w:val="decimal"/>
+      <w:lvlText w:val="%6."/>
+      <w:lvlJc w:val="left"/>
+      <w:pPr>
+        <w:tabs>
+          <w:tab w:val="num" w:pos="4320"/>
+        </w:tabs>
+        <w:ind w:left="4320" w:hanging="360"/>
+      </w:pPr>
+    </w:lvl>
+    <w:lvl w:ilvl="6" w:tentative="1">
+      <w:start w:val="1"/>
+      <w:numFmt w:val="decimal"/>
+      <w:lvlText w:val="%7."/>
+      <w:lvlJc w:val="left"/>
+      <w:pPr>
+        <w:tabs>
+          <w:tab w:val="num" w:pos="5040"/>
+        </w:tabs>
+        <w:ind w:left="5040" w:hanging="360"/>
+      </w:pPr>
+    </w:lvl>
+    <w:lvl w:ilvl="7" w:tentative="1">
+      <w:start w:val="1"/>
+      <w:numFmt w:val="decimal"/>
+      <w:lvlText w:val="%8."/>
+      <w:lvlJc w:val="left"/>
+      <w:pPr>
+        <w:tabs>
+          <w:tab w:val="num" w:pos="5760"/>
+        </w:tabs>
+        <w:ind w:left="5760" w:hanging="360"/>
+      </w:pPr>
+    </w:lvl>
+    <w:lvl w:ilvl="8" w:tentative="1">
+      <w:start w:val="1"/>
+      <w:numFmt w:val="decimal"/>
+      <w:lvlText w:val="%9."/>
+      <w:lvlJc w:val="left"/>
+      <w:pPr>
+        <w:tabs>
+          <w:tab w:val="num" w:pos="6480"/>
+        </w:tabs>
+        <w:ind w:left="6480" w:hanging="360"/>
+      </w:pPr>
+    </w:lvl>
+  </w:abstractNum>
+  <w:abstractNum w:abstractNumId="14" w15:restartNumberingAfterBreak="0">
+    <w:nsid w:val="55DD548F"/>
+    <w:multiLevelType w:val="hybridMultilevel"/>
+    <w:tmpl w:val="7DD48CEC"/>
+    <w:lvl w:ilvl="0" w:tplc="B2D08792">
+      <w:start w:val="1"/>
+      <w:numFmt w:val="bullet"/>
+      <w:lvlText w:val=""/>
+      <w:lvlJc w:val="left"/>
+      <w:pPr>
+        <w:ind w:left="2149" w:hanging="360"/>
+      </w:pPr>
+      <w:rPr>
+        <w:rFonts w:ascii="Symbol" w:hAnsi="Symbol" w:hint="default"/>
+      </w:rPr>
+    </w:lvl>
+    <w:lvl w:ilvl="1" w:tplc="04190003" w:tentative="1">
+      <w:start w:val="1"/>
+      <w:numFmt w:val="bullet"/>
+      <w:lvlText w:val="o"/>
+      <w:lvlJc w:val="left"/>
+      <w:pPr>
+        <w:ind w:left="2869" w:hanging="360"/>
+      </w:pPr>
+      <w:rPr>
+        <w:rFonts w:ascii="Courier New" w:hAnsi="Courier New" w:cs="Courier New" w:hint="default"/>
+      </w:rPr>
+    </w:lvl>
+    <w:lvl w:ilvl="2" w:tplc="04190005" w:tentative="1">
+      <w:start w:val="1"/>
+      <w:numFmt w:val="bullet"/>
+      <w:lvlText w:val=""/>
+      <w:lvlJc w:val="left"/>
+      <w:pPr>
+        <w:ind w:left="3589" w:hanging="360"/>
+      </w:pPr>
+      <w:rPr>
+        <w:rFonts w:ascii="Wingdings" w:hAnsi="Wingdings" w:hint="default"/>
+      </w:rPr>
+    </w:lvl>
+    <w:lvl w:ilvl="3" w:tplc="04190001" w:tentative="1">
+      <w:start w:val="1"/>
+      <w:numFmt w:val="bullet"/>
+      <w:lvlText w:val=""/>
+      <w:lvlJc w:val="left"/>
+      <w:pPr>
+        <w:ind w:left="4309" w:hanging="360"/>
+      </w:pPr>
+      <w:rPr>
+        <w:rFonts w:ascii="Symbol" w:hAnsi="Symbol" w:hint="default"/>
+      </w:rPr>
+    </w:lvl>
+    <w:lvl w:ilvl="4" w:tplc="04190003" w:tentative="1">
+      <w:start w:val="1"/>
+      <w:numFmt w:val="bullet"/>
+      <w:lvlText w:val="o"/>
+      <w:lvlJc w:val="left"/>
+      <w:pPr>
+        <w:ind w:left="5029" w:hanging="360"/>
+      </w:pPr>
+      <w:rPr>
+        <w:rFonts w:ascii="Courier New" w:hAnsi="Courier New" w:cs="Courier New" w:hint="default"/>
+      </w:rPr>
+    </w:lvl>
+    <w:lvl w:ilvl="5" w:tplc="04190005" w:tentative="1">
+      <w:start w:val="1"/>
+      <w:numFmt w:val="bullet"/>
+      <w:lvlText w:val=""/>
+      <w:lvlJc w:val="left"/>
+      <w:pPr>
+        <w:ind w:left="5749" w:hanging="360"/>
+      </w:pPr>
+      <w:rPr>
+        <w:rFonts w:ascii="Wingdings" w:hAnsi="Wingdings" w:hint="default"/>
+      </w:rPr>
+    </w:lvl>
+    <w:lvl w:ilvl="6" w:tplc="04190001" w:tentative="1">
+      <w:start w:val="1"/>
+      <w:numFmt w:val="bullet"/>
+      <w:lvlText w:val=""/>
+      <w:lvlJc w:val="left"/>
+      <w:pPr>
+        <w:ind w:left="6469" w:hanging="360"/>
+      </w:pPr>
+      <w:rPr>
+        <w:rFonts w:ascii="Symbol" w:hAnsi="Symbol" w:hint="default"/>
+      </w:rPr>
+    </w:lvl>
+    <w:lvl w:ilvl="7" w:tplc="04190003" w:tentative="1">
+      <w:start w:val="1"/>
+      <w:numFmt w:val="bullet"/>
+      <w:lvlText w:val="o"/>
+      <w:lvlJc w:val="left"/>
+      <w:pPr>
+        <w:ind w:left="7189" w:hanging="360"/>
+      </w:pPr>
+      <w:rPr>
+        <w:rFonts w:ascii="Courier New" w:hAnsi="Courier New" w:cs="Courier New" w:hint="default"/>
+      </w:rPr>
+    </w:lvl>
+    <w:lvl w:ilvl="8" w:tplc="04190005" w:tentative="1">
+      <w:start w:val="1"/>
+      <w:numFmt w:val="bullet"/>
+      <w:lvlText w:val=""/>
+      <w:lvlJc w:val="left"/>
+      <w:pPr>
+        <w:ind w:left="7909" w:hanging="360"/>
+      </w:pPr>
+      <w:rPr>
+        <w:rFonts w:ascii="Wingdings" w:hAnsi="Wingdings" w:hint="default"/>
+      </w:rPr>
+    </w:lvl>
+  </w:abstractNum>
+  <w:abstractNum w:abstractNumId="15" w15:restartNumberingAfterBreak="0">
+    <w:nsid w:val="586D26B7"/>
+    <w:multiLevelType w:val="multilevel"/>
+    <w:tmpl w:val="E9621A42"/>
+    <w:lvl w:ilvl="0">
+      <w:start w:val="1"/>
+      <w:numFmt w:val="decimal"/>
+      <w:lvlText w:val="%1."/>
+      <w:lvlJc w:val="left"/>
+      <w:pPr>
+        <w:tabs>
+          <w:tab w:val="num" w:pos="720"/>
+        </w:tabs>
+        <w:ind w:left="720" w:hanging="360"/>
+      </w:pPr>
+    </w:lvl>
+    <w:lvl w:ilvl="1" w:tentative="1">
+      <w:start w:val="1"/>
+      <w:numFmt w:val="decimal"/>
+      <w:lvlText w:val="%2."/>
+      <w:lvlJc w:val="left"/>
+      <w:pPr>
+        <w:tabs>
+          <w:tab w:val="num" w:pos="1440"/>
+        </w:tabs>
+        <w:ind w:left="1440" w:hanging="360"/>
+      </w:pPr>
+    </w:lvl>
+    <w:lvl w:ilvl="2" w:tentative="1">
+      <w:start w:val="1"/>
+      <w:numFmt w:val="decimal"/>
+      <w:lvlText w:val="%3."/>
+      <w:lvlJc w:val="left"/>
+      <w:pPr>
+        <w:tabs>
+          <w:tab w:val="num" w:pos="2160"/>
+        </w:tabs>
+        <w:ind w:left="2160" w:hanging="360"/>
+      </w:pPr>
+    </w:lvl>
+    <w:lvl w:ilvl="3" w:tentative="1">
+      <w:start w:val="1"/>
+      <w:numFmt w:val="decimal"/>
+      <w:lvlText w:val="%4."/>
+      <w:lvlJc w:val="left"/>
+      <w:pPr>
+        <w:tabs>
+          <w:tab w:val="num" w:pos="2880"/>
+        </w:tabs>
+        <w:ind w:left="2880" w:hanging="360"/>
+      </w:pPr>
+    </w:lvl>
+    <w:lvl w:ilvl="4" w:tentative="1">
+      <w:start w:val="1"/>
+      <w:numFmt w:val="decimal"/>
+      <w:lvlText w:val="%5."/>
+      <w:lvlJc w:val="left"/>
+      <w:pPr>
+        <w:tabs>
+          <w:tab w:val="num" w:pos="3600"/>
+        </w:tabs>
+        <w:ind w:left="3600" w:hanging="360"/>
+      </w:pPr>
+    </w:lvl>
+    <w:lvl w:ilvl="5" w:tentative="1">
+      <w:start w:val="1"/>
+      <w:numFmt w:val="decimal"/>
+      <w:lvlText w:val="%6."/>
+      <w:lvlJc w:val="left"/>
+      <w:pPr>
+        <w:tabs>
+          <w:tab w:val="num" w:pos="4320"/>
+        </w:tabs>
+        <w:ind w:left="4320" w:hanging="360"/>
+      </w:pPr>
+    </w:lvl>
+    <w:lvl w:ilvl="6" w:tentative="1">
+      <w:start w:val="1"/>
+      <w:numFmt w:val="decimal"/>
+      <w:lvlText w:val="%7."/>
+      <w:lvlJc w:val="left"/>
+      <w:pPr>
+        <w:tabs>
+          <w:tab w:val="num" w:pos="5040"/>
+        </w:tabs>
+        <w:ind w:left="5040" w:hanging="360"/>
+      </w:pPr>
+    </w:lvl>
+    <w:lvl w:ilvl="7" w:tentative="1">
+      <w:start w:val="1"/>
+      <w:numFmt w:val="decimal"/>
+      <w:lvlText w:val="%8."/>
+      <w:lvlJc w:val="left"/>
+      <w:pPr>
+        <w:tabs>
+          <w:tab w:val="num" w:pos="5760"/>
+        </w:tabs>
+        <w:ind w:left="5760" w:hanging="360"/>
+      </w:pPr>
+    </w:lvl>
+    <w:lvl w:ilvl="8" w:tentative="1">
+      <w:start w:val="1"/>
+      <w:numFmt w:val="decimal"/>
+      <w:lvlText w:val="%9."/>
+      <w:lvlJc w:val="left"/>
+      <w:pPr>
+        <w:tabs>
+          <w:tab w:val="num" w:pos="6480"/>
+        </w:tabs>
+        <w:ind w:left="6480" w:hanging="360"/>
+      </w:pPr>
+    </w:lvl>
+  </w:abstractNum>
+  <w:abstractNum w:abstractNumId="16" w15:restartNumberingAfterBreak="0">
+    <w:nsid w:val="60876A75"/>
+    <w:multiLevelType w:val="hybridMultilevel"/>
+    <w:tmpl w:val="CAE69782"/>
+    <w:lvl w:ilvl="0" w:tplc="B2D08792">
+      <w:start w:val="1"/>
+      <w:numFmt w:val="bullet"/>
+      <w:lvlText w:val=""/>
+      <w:lvlJc w:val="left"/>
+      <w:pPr>
+        <w:ind w:left="1429" w:hanging="360"/>
+      </w:pPr>
+      <w:rPr>
+        <w:rFonts w:ascii="Symbol" w:hAnsi="Symbol" w:hint="default"/>
+      </w:rPr>
+    </w:lvl>
+    <w:lvl w:ilvl="1" w:tplc="04190003" w:tentative="1">
+      <w:start w:val="1"/>
+      <w:numFmt w:val="bullet"/>
+      <w:lvlText w:val="o"/>
+      <w:lvlJc w:val="left"/>
+      <w:pPr>
+        <w:ind w:left="2149" w:hanging="360"/>
+      </w:pPr>
+      <w:rPr>
+        <w:rFonts w:ascii="Courier New" w:hAnsi="Courier New" w:cs="Courier New" w:hint="default"/>
+      </w:rPr>
+    </w:lvl>
+    <w:lvl w:ilvl="2" w:tplc="04190005" w:tentative="1">
+      <w:start w:val="1"/>
+      <w:numFmt w:val="bullet"/>
+      <w:lvlText w:val=""/>
+      <w:lvlJc w:val="left"/>
+      <w:pPr>
+        <w:ind w:left="2869" w:hanging="360"/>
+      </w:pPr>
+      <w:rPr>
+        <w:rFonts w:ascii="Wingdings" w:hAnsi="Wingdings" w:hint="default"/>
+      </w:rPr>
+    </w:lvl>
+    <w:lvl w:ilvl="3" w:tplc="04190001" w:tentative="1">
+      <w:start w:val="1"/>
+      <w:numFmt w:val="bullet"/>
+      <w:lvlText w:val=""/>
+      <w:lvlJc w:val="left"/>
+      <w:pPr>
+        <w:ind w:left="3589" w:hanging="360"/>
+      </w:pPr>
+      <w:rPr>
+        <w:rFonts w:ascii="Symbol" w:hAnsi="Symbol" w:hint="default"/>
+      </w:rPr>
+    </w:lvl>
+    <w:lvl w:ilvl="4" w:tplc="04190003" w:tentative="1">
+      <w:start w:val="1"/>
+      <w:numFmt w:val="bullet"/>
+      <w:lvlText w:val="o"/>
+      <w:lvlJc w:val="left"/>
+      <w:pPr>
+        <w:ind w:left="4309" w:hanging="360"/>
+      </w:pPr>
+      <w:rPr>
+        <w:rFonts w:ascii="Courier New" w:hAnsi="Courier New" w:cs="Courier New" w:hint="default"/>
+      </w:rPr>
+    </w:lvl>
+    <w:lvl w:ilvl="5" w:tplc="04190005" w:tentative="1">
+      <w:start w:val="1"/>
+      <w:numFmt w:val="bullet"/>
+      <w:lvlText w:val=""/>
+      <w:lvlJc w:val="left"/>
+      <w:pPr>
+        <w:ind w:left="5029" w:hanging="360"/>
+      </w:pPr>
+      <w:rPr>
+        <w:rFonts w:ascii="Wingdings" w:hAnsi="Wingdings" w:hint="default"/>
+      </w:rPr>
+    </w:lvl>
+    <w:lvl w:ilvl="6" w:tplc="04190001" w:tentative="1">
+      <w:start w:val="1"/>
+      <w:numFmt w:val="bullet"/>
+      <w:lvlText w:val=""/>
+      <w:lvlJc w:val="left"/>
+      <w:pPr>
+        <w:ind w:left="5749" w:hanging="360"/>
+      </w:pPr>
+      <w:rPr>
+        <w:rFonts w:ascii="Symbol" w:hAnsi="Symbol" w:hint="default"/>
+      </w:rPr>
+    </w:lvl>
+    <w:lvl w:ilvl="7" w:tplc="04190003" w:tentative="1">
+      <w:start w:val="1"/>
+      <w:numFmt w:val="bullet"/>
+      <w:lvlText w:val="o"/>
+      <w:lvlJc w:val="left"/>
+      <w:pPr>
+        <w:ind w:left="6469" w:hanging="360"/>
+      </w:pPr>
+      <w:rPr>
+        <w:rFonts w:ascii="Courier New" w:hAnsi="Courier New" w:cs="Courier New" w:hint="default"/>
+      </w:rPr>
+    </w:lvl>
+    <w:lvl w:ilvl="8" w:tplc="04190005" w:tentative="1">
+      <w:start w:val="1"/>
+      <w:numFmt w:val="bullet"/>
+      <w:lvlText w:val=""/>
+      <w:lvlJc w:val="left"/>
+      <w:pPr>
+        <w:ind w:left="7189" w:hanging="360"/>
+      </w:pPr>
+      <w:rPr>
+        <w:rFonts w:ascii="Wingdings" w:hAnsi="Wingdings" w:hint="default"/>
+      </w:rPr>
+    </w:lvl>
+  </w:abstractNum>
+  <w:abstractNum w:abstractNumId="17" w15:restartNumberingAfterBreak="0">
+    <w:nsid w:val="650D7B84"/>
+    <w:multiLevelType w:val="hybridMultilevel"/>
+    <w:tmpl w:val="A8BA6C4E"/>
+    <w:lvl w:ilvl="0" w:tplc="B2D08792">
+      <w:start w:val="1"/>
+      <w:numFmt w:val="bullet"/>
+      <w:lvlText w:val=""/>
+      <w:lvlJc w:val="left"/>
+      <w:pPr>
+        <w:ind w:left="2149" w:hanging="360"/>
+      </w:pPr>
+      <w:rPr>
+        <w:rFonts w:ascii="Symbol" w:hAnsi="Symbol" w:hint="default"/>
+      </w:rPr>
+    </w:lvl>
+    <w:lvl w:ilvl="1" w:tplc="04190003" w:tentative="1">
+      <w:start w:val="1"/>
+      <w:numFmt w:val="bullet"/>
+      <w:lvlText w:val="o"/>
+      <w:lvlJc w:val="left"/>
+      <w:pPr>
+        <w:ind w:left="2869" w:hanging="360"/>
+      </w:pPr>
+      <w:rPr>
+        <w:rFonts w:ascii="Courier New" w:hAnsi="Courier New" w:cs="Courier New" w:hint="default"/>
+      </w:rPr>
+    </w:lvl>
+    <w:lvl w:ilvl="2" w:tplc="04190005" w:tentative="1">
+      <w:start w:val="1"/>
+      <w:numFmt w:val="bullet"/>
+      <w:lvlText w:val=""/>
+      <w:lvlJc w:val="left"/>
+      <w:pPr>
+        <w:ind w:left="3589" w:hanging="360"/>
+      </w:pPr>
+      <w:rPr>
+        <w:rFonts w:ascii="Wingdings" w:hAnsi="Wingdings" w:hint="default"/>
+      </w:rPr>
+    </w:lvl>
+    <w:lvl w:ilvl="3" w:tplc="04190001" w:tentative="1">
+      <w:start w:val="1"/>
+      <w:numFmt w:val="bullet"/>
+      <w:lvlText w:val=""/>
+      <w:lvlJc w:val="left"/>
+      <w:pPr>
+        <w:ind w:left="4309" w:hanging="360"/>
+      </w:pPr>
+      <w:rPr>
+        <w:rFonts w:ascii="Symbol" w:hAnsi="Symbol" w:hint="default"/>
+      </w:rPr>
+    </w:lvl>
+    <w:lvl w:ilvl="4" w:tplc="04190003" w:tentative="1">
+      <w:start w:val="1"/>
+      <w:numFmt w:val="bullet"/>
+      <w:lvlText w:val="o"/>
+      <w:lvlJc w:val="left"/>
+      <w:pPr>
+        <w:ind w:left="5029" w:hanging="360"/>
+      </w:pPr>
+      <w:rPr>
+        <w:rFonts w:ascii="Courier New" w:hAnsi="Courier New" w:cs="Courier New" w:hint="default"/>
+      </w:rPr>
+    </w:lvl>
+    <w:lvl w:ilvl="5" w:tplc="04190005" w:tentative="1">
+      <w:start w:val="1"/>
+      <w:numFmt w:val="bullet"/>
+      <w:lvlText w:val=""/>
+      <w:lvlJc w:val="left"/>
+      <w:pPr>
+        <w:ind w:left="5749" w:hanging="360"/>
+      </w:pPr>
+      <w:rPr>
+        <w:rFonts w:ascii="Wingdings" w:hAnsi="Wingdings" w:hint="default"/>
+      </w:rPr>
+    </w:lvl>
+    <w:lvl w:ilvl="6" w:tplc="04190001" w:tentative="1">
+      <w:start w:val="1"/>
+      <w:numFmt w:val="bullet"/>
+      <w:lvlText w:val=""/>
+      <w:lvlJc w:val="left"/>
+      <w:pPr>
+        <w:ind w:left="6469" w:hanging="360"/>
+      </w:pPr>
+      <w:rPr>
+        <w:rFonts w:ascii="Symbol" w:hAnsi="Symbol" w:hint="default"/>
+      </w:rPr>
+    </w:lvl>
+    <w:lvl w:ilvl="7" w:tplc="04190003" w:tentative="1">
+      <w:start w:val="1"/>
+      <w:numFmt w:val="bullet"/>
+      <w:lvlText w:val="o"/>
+      <w:lvlJc w:val="left"/>
+      <w:pPr>
+        <w:ind w:left="7189" w:hanging="360"/>
+      </w:pPr>
+      <w:rPr>
+        <w:rFonts w:ascii="Courier New" w:hAnsi="Courier New" w:cs="Courier New" w:hint="default"/>
+      </w:rPr>
+    </w:lvl>
+    <w:lvl w:ilvl="8" w:tplc="04190005" w:tentative="1">
+      <w:start w:val="1"/>
+      <w:numFmt w:val="bullet"/>
+      <w:lvlText w:val=""/>
+      <w:lvlJc w:val="left"/>
+      <w:pPr>
+        <w:ind w:left="7909" w:hanging="360"/>
+      </w:pPr>
+      <w:rPr>
+        <w:rFonts w:ascii="Wingdings" w:hAnsi="Wingdings" w:hint="default"/>
+      </w:rPr>
+    </w:lvl>
+  </w:abstractNum>
+  <w:abstractNum w:abstractNumId="18" w15:restartNumberingAfterBreak="0">
+    <w:nsid w:val="6C8A4370"/>
+    <w:multiLevelType w:val="hybridMultilevel"/>
+    <w:tmpl w:val="D7AC61C0"/>
+    <w:lvl w:ilvl="0" w:tplc="B2D08792">
+      <w:start w:val="1"/>
+      <w:numFmt w:val="bullet"/>
+      <w:lvlText w:val=""/>
+      <w:lvlJc w:val="left"/>
+      <w:pPr>
+        <w:ind w:left="2149" w:hanging="360"/>
+      </w:pPr>
+      <w:rPr>
+        <w:rFonts w:ascii="Symbol" w:hAnsi="Symbol" w:hint="default"/>
+      </w:rPr>
+    </w:lvl>
+    <w:lvl w:ilvl="1" w:tplc="04190003" w:tentative="1">
+      <w:start w:val="1"/>
+      <w:numFmt w:val="bullet"/>
+      <w:lvlText w:val="o"/>
+      <w:lvlJc w:val="left"/>
+      <w:pPr>
+        <w:ind w:left="2869" w:hanging="360"/>
+      </w:pPr>
+      <w:rPr>
+        <w:rFonts w:ascii="Courier New" w:hAnsi="Courier New" w:cs="Courier New" w:hint="default"/>
+      </w:rPr>
+    </w:lvl>
+    <w:lvl w:ilvl="2" w:tplc="04190005" w:tentative="1">
+      <w:start w:val="1"/>
+      <w:numFmt w:val="bullet"/>
+      <w:lvlText w:val=""/>
+      <w:lvlJc w:val="left"/>
+      <w:pPr>
+        <w:ind w:left="3589" w:hanging="360"/>
+      </w:pPr>
+      <w:rPr>
+        <w:rFonts w:ascii="Wingdings" w:hAnsi="Wingdings" w:hint="default"/>
+      </w:rPr>
+    </w:lvl>
+    <w:lvl w:ilvl="3" w:tplc="04190001" w:tentative="1">
+      <w:start w:val="1"/>
+      <w:numFmt w:val="bullet"/>
+      <w:lvlText w:val=""/>
+      <w:lvlJc w:val="left"/>
+      <w:pPr>
+        <w:ind w:left="4309" w:hanging="360"/>
+      </w:pPr>
+      <w:rPr>
+        <w:rFonts w:ascii="Symbol" w:hAnsi="Symbol" w:hint="default"/>
+      </w:rPr>
+    </w:lvl>
+    <w:lvl w:ilvl="4" w:tplc="04190003" w:tentative="1">
+      <w:start w:val="1"/>
+      <w:numFmt w:val="bullet"/>
+      <w:lvlText w:val="o"/>
+      <w:lvlJc w:val="left"/>
+      <w:pPr>
+        <w:ind w:left="5029" w:hanging="360"/>
+      </w:pPr>
+      <w:rPr>
+        <w:rFonts w:ascii="Courier New" w:hAnsi="Courier New" w:cs="Courier New" w:hint="default"/>
+      </w:rPr>
+    </w:lvl>
+    <w:lvl w:ilvl="5" w:tplc="04190005" w:tentative="1">
+      <w:start w:val="1"/>
+      <w:numFmt w:val="bullet"/>
+      <w:lvlText w:val=""/>
+      <w:lvlJc w:val="left"/>
+      <w:pPr>
+        <w:ind w:left="5749" w:hanging="360"/>
+      </w:pPr>
+      <w:rPr>
+        <w:rFonts w:ascii="Wingdings" w:hAnsi="Wingdings" w:hint="default"/>
+      </w:rPr>
+    </w:lvl>
+    <w:lvl w:ilvl="6" w:tplc="04190001" w:tentative="1">
+      <w:start w:val="1"/>
+      <w:numFmt w:val="bullet"/>
+      <w:lvlText w:val=""/>
+      <w:lvlJc w:val="left"/>
+      <w:pPr>
+        <w:ind w:left="6469" w:hanging="360"/>
+      </w:pPr>
+      <w:rPr>
+        <w:rFonts w:ascii="Symbol" w:hAnsi="Symbol" w:hint="default"/>
+      </w:rPr>
+    </w:lvl>
+    <w:lvl w:ilvl="7" w:tplc="04190003" w:tentative="1">
+      <w:start w:val="1"/>
+      <w:numFmt w:val="bullet"/>
+      <w:lvlText w:val="o"/>
+      <w:lvlJc w:val="left"/>
+      <w:pPr>
+        <w:ind w:left="7189" w:hanging="360"/>
+      </w:pPr>
+      <w:rPr>
+        <w:rFonts w:ascii="Courier New" w:hAnsi="Courier New" w:cs="Courier New" w:hint="default"/>
+      </w:rPr>
+    </w:lvl>
+    <w:lvl w:ilvl="8" w:tplc="04190005" w:tentative="1">
+      <w:start w:val="1"/>
+      <w:numFmt w:val="bullet"/>
+      <w:lvlText w:val=""/>
+      <w:lvlJc w:val="left"/>
+      <w:pPr>
+        <w:ind w:left="7909" w:hanging="360"/>
+      </w:pPr>
+      <w:rPr>
+        <w:rFonts w:ascii="Wingdings" w:hAnsi="Wingdings" w:hint="default"/>
       </w:rPr>
     </w:lvl>
   </w:abstractNum>
@@ -2529,14 +6913,72 @@
     <w:abstractNumId w:val="2"/>
   </w:num>
   <w:num w:numId="2">
+    <w:abstractNumId w:val="5"/>
+  </w:num>
+  <w:num w:numId="3">
+    <w:abstractNumId w:val="12"/>
+  </w:num>
+  <w:num w:numId="4">
+    <w:abstractNumId w:val="18"/>
+  </w:num>
+  <w:num w:numId="5">
+    <w:abstractNumId w:val="10"/>
+  </w:num>
+  <w:num w:numId="6">
+    <w:abstractNumId w:val="14"/>
+  </w:num>
+  <w:num w:numId="7">
+    <w:abstractNumId w:val="17"/>
+  </w:num>
+  <w:num w:numId="8">
+    <w:abstractNumId w:val="9"/>
+  </w:num>
+  <w:num w:numId="9">
+    <w:abstractNumId w:val="4"/>
+  </w:num>
+  <w:num w:numId="10">
+    <w:abstractNumId w:val="11"/>
+  </w:num>
+  <w:num w:numId="11">
+    <w:abstractNumId w:val="0"/>
+  </w:num>
+  <w:num w:numId="12">
+    <w:abstractNumId w:val="13"/>
+    <w:lvlOverride w:ilvl="0">
+      <w:startOverride w:val="2"/>
+    </w:lvlOverride>
+  </w:num>
+  <w:num w:numId="13">
+    <w:abstractNumId w:val="6"/>
+    <w:lvlOverride w:ilvl="0">
+      <w:startOverride w:val="3"/>
+    </w:lvlOverride>
+  </w:num>
+  <w:num w:numId="14">
+    <w:abstractNumId w:val="7"/>
+    <w:lvlOverride w:ilvl="0">
+      <w:startOverride w:val="4"/>
+    </w:lvlOverride>
+  </w:num>
+  <w:num w:numId="15">
+    <w:abstractNumId w:val="15"/>
+    <w:lvlOverride w:ilvl="0">
+      <w:startOverride w:val="5"/>
+    </w:lvlOverride>
+  </w:num>
+  <w:num w:numId="16">
+    <w:abstractNumId w:val="8"/>
+  </w:num>
+  <w:num w:numId="17">
+    <w:abstractNumId w:val="16"/>
+  </w:num>
+  <w:num w:numId="18">
+    <w:abstractNumId w:val="3"/>
+  </w:num>
+  <w:num w:numId="19">
     <w:abstractNumId w:val="1"/>
   </w:num>
-  <w:num w:numId="3">
-    <w:abstractNumId w:val="3"/>
-  </w:num>
-  <w:num w:numId="4">
-    <w:abstractNumId w:val="0"/>
-  </w:num>
+  <w:numIdMacAtCleanup w:val="19"/>
 </w:numbering>
 </file>
 
